--- a/Project-15 ---/doc/Tables5_6_rerun.docx
+++ b/Project-15 ---/doc/Tables5_6_rerun.docx
@@ -50,7 +50,7 @@
                 <w:right w:val="none" w:sz="0" w:space="0" w:color="000000"/>
               </w:pBdr>
               <w:spacing w:after="40" w:before="40" w:line="240"/>
-              <w:ind w:left="100" w:right="100" w:firstLine="0" w:firstLineChars="0"/>
+              <w:ind w:left="60" w:right="60" w:firstLine="0" w:firstLineChars="0"/>
               <w:rPr>
                 <w:rFonts w:ascii="Arial" w:hAnsi="Arial" w:eastAsia="Arial" w:cs="Arial"/>
                 <w:i w:val="false"/>
@@ -105,7 +105,7 @@
                 <w:right w:val="none" w:sz="0" w:space="0" w:color="000000"/>
               </w:pBdr>
               <w:spacing w:after="40" w:before="40" w:line="240"/>
-              <w:ind w:left="100" w:right="100" w:firstLine="0" w:firstLineChars="0"/>
+              <w:ind w:left="60" w:right="60" w:firstLine="0" w:firstLineChars="0"/>
               <w:rPr>
                 <w:rFonts w:ascii="Arial" w:hAnsi="Arial" w:eastAsia="Arial" w:cs="Arial"/>
                 <w:i w:val="false"/>
@@ -160,7 +160,7 @@
                 <w:right w:val="none" w:sz="0" w:space="0" w:color="000000"/>
               </w:pBdr>
               <w:spacing w:after="40" w:before="40" w:line="240"/>
-              <w:ind w:left="100" w:right="100" w:firstLine="0" w:firstLineChars="0"/>
+              <w:ind w:left="60" w:right="60" w:firstLine="0" w:firstLineChars="0"/>
               <w:rPr>
                 <w:rFonts w:ascii="Arial" w:hAnsi="Arial" w:eastAsia="Arial" w:cs="Arial"/>
                 <w:i w:val="false"/>
@@ -215,7 +215,7 @@
                 <w:right w:val="none" w:sz="0" w:space="0" w:color="000000"/>
               </w:pBdr>
               <w:spacing w:after="40" w:before="40" w:line="240"/>
-              <w:ind w:left="100" w:right="100" w:firstLine="0" w:firstLineChars="0"/>
+              <w:ind w:left="60" w:right="60" w:firstLine="0" w:firstLineChars="0"/>
               <w:rPr>
                 <w:rFonts w:ascii="Arial" w:hAnsi="Arial" w:eastAsia="Arial" w:cs="Arial"/>
                 <w:i w:val="false"/>
@@ -270,7 +270,7 @@
                 <w:right w:val="none" w:sz="0" w:space="0" w:color="000000"/>
               </w:pBdr>
               <w:spacing w:after="40" w:before="40" w:line="240"/>
-              <w:ind w:left="100" w:right="100" w:firstLine="0" w:firstLineChars="0"/>
+              <w:ind w:left="60" w:right="60" w:firstLine="0" w:firstLineChars="0"/>
               <w:rPr>
                 <w:rFonts w:ascii="Arial" w:hAnsi="Arial" w:eastAsia="Arial" w:cs="Arial"/>
                 <w:i w:val="false"/>
@@ -330,7 +330,7 @@
                 <w:right w:val="none" w:sz="0" w:space="0" w:color="000000"/>
               </w:pBdr>
               <w:spacing w:after="40" w:before="40" w:line="240"/>
-              <w:ind w:left="100" w:right="100" w:firstLine="0" w:firstLineChars="0"/>
+              <w:ind w:left="60" w:right="60" w:firstLine="0" w:firstLineChars="0"/>
               <w:rPr>
                 <w:rFonts w:ascii="Arial" w:hAnsi="Arial" w:eastAsia="Arial" w:cs="Arial"/>
                 <w:i w:val="false"/>
@@ -385,7 +385,7 @@
                 <w:right w:val="none" w:sz="0" w:space="0" w:color="000000"/>
               </w:pBdr>
               <w:spacing w:after="40" w:before="40" w:line="240"/>
-              <w:ind w:left="100" w:right="100" w:firstLine="0" w:firstLineChars="0"/>
+              <w:ind w:left="60" w:right="60" w:firstLine="0" w:firstLineChars="0"/>
               <w:rPr>
                 <w:rFonts w:ascii="Arial" w:hAnsi="Arial" w:eastAsia="Arial" w:cs="Arial"/>
                 <w:i w:val="false"/>
@@ -440,7 +440,7 @@
                 <w:right w:val="none" w:sz="0" w:space="0" w:color="000000"/>
               </w:pBdr>
               <w:spacing w:after="40" w:before="40" w:line="240"/>
-              <w:ind w:left="100" w:right="100" w:firstLine="0" w:firstLineChars="0"/>
+              <w:ind w:left="60" w:right="60" w:firstLine="0" w:firstLineChars="0"/>
               <w:rPr>
                 <w:rFonts w:ascii="Arial" w:hAnsi="Arial" w:eastAsia="Arial" w:cs="Arial"/>
                 <w:i w:val="false"/>
@@ -495,7 +495,7 @@
                 <w:right w:val="none" w:sz="0" w:space="0" w:color="000000"/>
               </w:pBdr>
               <w:spacing w:after="40" w:before="40" w:line="240"/>
-              <w:ind w:left="100" w:right="100" w:firstLine="0" w:firstLineChars="0"/>
+              <w:ind w:left="60" w:right="60" w:firstLine="0" w:firstLineChars="0"/>
               <w:rPr>
                 <w:rFonts w:ascii="Arial" w:hAnsi="Arial" w:eastAsia="Arial" w:cs="Arial"/>
                 <w:i w:val="false"/>
@@ -550,7 +550,7 @@
                 <w:right w:val="none" w:sz="0" w:space="0" w:color="000000"/>
               </w:pBdr>
               <w:spacing w:after="40" w:before="40" w:line="240"/>
-              <w:ind w:left="100" w:right="100" w:firstLine="0" w:firstLineChars="0"/>
+              <w:ind w:left="60" w:right="60" w:firstLine="0" w:firstLineChars="0"/>
               <w:rPr>
                 <w:rFonts w:ascii="Arial" w:hAnsi="Arial" w:eastAsia="Arial" w:cs="Arial"/>
                 <w:i w:val="false"/>
@@ -610,7 +610,7 @@
                 <w:right w:val="none" w:sz="0" w:space="0" w:color="000000"/>
               </w:pBdr>
               <w:spacing w:after="40" w:before="40" w:line="240"/>
-              <w:ind w:left="100" w:right="100" w:firstLine="0" w:firstLineChars="0"/>
+              <w:ind w:left="60" w:right="60" w:firstLine="0" w:firstLineChars="0"/>
               <w:rPr>
                 <w:rFonts w:ascii="Arial" w:hAnsi="Arial" w:eastAsia="Arial" w:cs="Arial"/>
                 <w:i w:val="false"/>
@@ -665,7 +665,7 @@
                 <w:right w:val="none" w:sz="0" w:space="0" w:color="000000"/>
               </w:pBdr>
               <w:spacing w:after="40" w:before="40" w:line="240"/>
-              <w:ind w:left="100" w:right="100" w:firstLine="0" w:firstLineChars="0"/>
+              <w:ind w:left="60" w:right="60" w:firstLine="0" w:firstLineChars="0"/>
               <w:rPr>
                 <w:rFonts w:ascii="Arial" w:hAnsi="Arial" w:eastAsia="Arial" w:cs="Arial"/>
                 <w:i w:val="false"/>
@@ -720,7 +720,7 @@
                 <w:right w:val="none" w:sz="0" w:space="0" w:color="000000"/>
               </w:pBdr>
               <w:spacing w:after="40" w:before="40" w:line="240"/>
-              <w:ind w:left="100" w:right="100" w:firstLine="0" w:firstLineChars="0"/>
+              <w:ind w:left="60" w:right="60" w:firstLine="0" w:firstLineChars="0"/>
               <w:rPr>
                 <w:rFonts w:ascii="Arial" w:hAnsi="Arial" w:eastAsia="Arial" w:cs="Arial"/>
                 <w:i w:val="false"/>
@@ -775,7 +775,7 @@
                 <w:right w:val="none" w:sz="0" w:space="0" w:color="000000"/>
               </w:pBdr>
               <w:spacing w:after="40" w:before="40" w:line="240"/>
-              <w:ind w:left="100" w:right="100" w:firstLine="0" w:firstLineChars="0"/>
+              <w:ind w:left="60" w:right="60" w:firstLine="0" w:firstLineChars="0"/>
               <w:rPr>
                 <w:rFonts w:ascii="Arial" w:hAnsi="Arial" w:eastAsia="Arial" w:cs="Arial"/>
                 <w:i w:val="false"/>
@@ -830,7 +830,7 @@
                 <w:right w:val="none" w:sz="0" w:space="0" w:color="000000"/>
               </w:pBdr>
               <w:spacing w:after="40" w:before="40" w:line="240"/>
-              <w:ind w:left="100" w:right="100" w:firstLine="0" w:firstLineChars="0"/>
+              <w:ind w:left="60" w:right="60" w:firstLine="0" w:firstLineChars="0"/>
               <w:rPr>
                 <w:rFonts w:ascii="Arial" w:hAnsi="Arial" w:eastAsia="Arial" w:cs="Arial"/>
                 <w:i w:val="false"/>
@@ -890,7 +890,7 @@
                 <w:right w:val="none" w:sz="0" w:space="0" w:color="000000"/>
               </w:pBdr>
               <w:spacing w:after="40" w:before="40" w:line="240"/>
-              <w:ind w:left="100" w:right="100" w:firstLine="0" w:firstLineChars="0"/>
+              <w:ind w:left="60" w:right="60" w:firstLine="0" w:firstLineChars="0"/>
               <w:rPr>
                 <w:rFonts w:ascii="Arial" w:hAnsi="Arial" w:eastAsia="Arial" w:cs="Arial"/>
                 <w:i w:val="false"/>
@@ -945,172 +945,172 @@
                 <w:right w:val="none" w:sz="0" w:space="0" w:color="000000"/>
               </w:pBdr>
               <w:spacing w:after="40" w:before="40" w:line="240"/>
-              <w:ind w:left="100" w:right="100" w:firstLine="0" w:firstLineChars="0"/>
-              <w:rPr>
-                <w:rFonts w:ascii="Arial" w:hAnsi="Arial" w:eastAsia="Arial" w:cs="Arial"/>
-                <w:i w:val="false"/>
-                <w:b w:val="false"/>
-                <w:u w:val="none"/>
-                <w:strike w:val="false"/>
-                <w:sz w:val="18"/>
-                <w:szCs w:val="18"/>
-                <w:color w:val="000000"/>
-              </w:rPr>
-            </w:pPr>
-            <w:r>
-              <w:rPr>
-                <w:rFonts w:ascii="Arial" w:hAnsi="Arial" w:eastAsia="Arial" w:cs="Arial"/>
-                <w:i w:val="false"/>
-                <w:b w:val="false"/>
-                <w:u w:val="none"/>
-                <w:strike w:val="false"/>
-                <w:sz w:val="18"/>
-                <w:szCs w:val="18"/>
-                <w:color w:val="000000"/>
-              </w:rPr>
-              <w:t xml:space="preserve">1.146 (0.340-3.914)</w:t>
-            </w:r>
-          </w:p>
-        </w:tc>
-        <w:tc>
-          <w:tcPr>
-            <w:tcBorders>
-              <w:bottom w:val="none" w:sz="0" w:space="0" w:color="000000"/>
-              <w:top w:val="none" w:sz="0" w:space="0" w:color="000000"/>
-              <w:left w:val="none" w:sz="0" w:space="0" w:color="000000"/>
-              <w:right w:val="none" w:sz="0" w:space="0" w:color="000000"/>
-            </w:tcBorders>
-            <w:shd w:val="clear" w:color="auto" w:fill="FFFFFF"/>
-            <w:tcMar>
-              <w:top w:w="0" w:type="dxa"/>
-              <w:bottom w:w="0" w:type="dxa"/>
-              <w:left w:w="0" w:type="dxa"/>
-              <w:right w:w="0" w:type="dxa"/>
-            </w:tcMar>
-            <w:vAlign w:val="center"/>
-          </w:tcPr>
-          <w:p>
-            <w:pPr>
-              <w:pStyle w:val="Normal"/>
-              <w:jc w:val="center"/>
-              <w:pBdr>
-                <w:bottom w:val="none" w:sz="0" w:space="0" w:color="000000"/>
-                <w:top w:val="none" w:sz="0" w:space="0" w:color="000000"/>
-                <w:left w:val="none" w:sz="0" w:space="0" w:color="000000"/>
-                <w:right w:val="none" w:sz="0" w:space="0" w:color="000000"/>
-              </w:pBdr>
-              <w:spacing w:after="40" w:before="40" w:line="240"/>
-              <w:ind w:left="100" w:right="100" w:firstLine="0" w:firstLineChars="0"/>
-              <w:rPr>
-                <w:rFonts w:ascii="Arial" w:hAnsi="Arial" w:eastAsia="Arial" w:cs="Arial"/>
-                <w:i w:val="false"/>
-                <w:b w:val="false"/>
-                <w:u w:val="none"/>
-                <w:strike w:val="false"/>
-                <w:sz w:val="18"/>
-                <w:szCs w:val="18"/>
-                <w:color w:val="000000"/>
-              </w:rPr>
-            </w:pPr>
-            <w:r>
-              <w:rPr>
-                <w:rFonts w:ascii="Arial" w:hAnsi="Arial" w:eastAsia="Arial" w:cs="Arial"/>
-                <w:i w:val="false"/>
-                <w:b w:val="false"/>
-                <w:u w:val="none"/>
-                <w:strike w:val="false"/>
-                <w:sz w:val="18"/>
-                <w:szCs w:val="18"/>
-                <w:color w:val="000000"/>
-              </w:rPr>
-              <w:t xml:space="preserve">0.826</w:t>
-            </w:r>
-          </w:p>
-        </w:tc>
-        <w:tc>
-          <w:tcPr>
-            <w:tcBorders>
-              <w:bottom w:val="none" w:sz="0" w:space="0" w:color="000000"/>
-              <w:top w:val="none" w:sz="0" w:space="0" w:color="000000"/>
-              <w:left w:val="none" w:sz="0" w:space="0" w:color="000000"/>
-              <w:right w:val="none" w:sz="0" w:space="0" w:color="000000"/>
-            </w:tcBorders>
-            <w:shd w:val="clear" w:color="auto" w:fill="FFFFFF"/>
-            <w:tcMar>
-              <w:top w:w="0" w:type="dxa"/>
-              <w:bottom w:w="0" w:type="dxa"/>
-              <w:left w:w="0" w:type="dxa"/>
-              <w:right w:w="0" w:type="dxa"/>
-            </w:tcMar>
-            <w:vAlign w:val="center"/>
-          </w:tcPr>
-          <w:p>
-            <w:pPr>
-              <w:pStyle w:val="Normal"/>
-              <w:jc w:val="center"/>
-              <w:pBdr>
-                <w:bottom w:val="none" w:sz="0" w:space="0" w:color="000000"/>
-                <w:top w:val="none" w:sz="0" w:space="0" w:color="000000"/>
-                <w:left w:val="none" w:sz="0" w:space="0" w:color="000000"/>
-                <w:right w:val="none" w:sz="0" w:space="0" w:color="000000"/>
-              </w:pBdr>
-              <w:spacing w:after="40" w:before="40" w:line="240"/>
-              <w:ind w:left="100" w:right="100" w:firstLine="0" w:firstLineChars="0"/>
-              <w:rPr>
-                <w:rFonts w:ascii="Arial" w:hAnsi="Arial" w:eastAsia="Arial" w:cs="Arial"/>
-                <w:i w:val="false"/>
-                <w:b w:val="false"/>
-                <w:u w:val="none"/>
-                <w:strike w:val="false"/>
-                <w:sz w:val="18"/>
-                <w:szCs w:val="18"/>
-                <w:color w:val="000000"/>
-              </w:rPr>
-            </w:pPr>
-            <w:r>
-              <w:rPr>
-                <w:rFonts w:ascii="Arial" w:hAnsi="Arial" w:eastAsia="Arial" w:cs="Arial"/>
-                <w:i w:val="false"/>
-                <w:b w:val="false"/>
-                <w:u w:val="none"/>
-                <w:strike w:val="false"/>
-                <w:sz w:val="18"/>
-                <w:szCs w:val="18"/>
-                <w:color w:val="000000"/>
-              </w:rPr>
-              <w:t xml:space="preserve">6.118 (1.700-24.811)</w:t>
-            </w:r>
-          </w:p>
-        </w:tc>
-        <w:tc>
-          <w:tcPr>
-            <w:tcBorders>
-              <w:bottom w:val="none" w:sz="0" w:space="0" w:color="000000"/>
-              <w:top w:val="none" w:sz="0" w:space="0" w:color="000000"/>
-              <w:left w:val="none" w:sz="0" w:space="0" w:color="000000"/>
-              <w:right w:val="none" w:sz="0" w:space="0" w:color="000000"/>
-            </w:tcBorders>
-            <w:shd w:val="clear" w:color="auto" w:fill="FFFFFF"/>
-            <w:tcMar>
-              <w:top w:w="0" w:type="dxa"/>
-              <w:bottom w:w="0" w:type="dxa"/>
-              <w:left w:w="0" w:type="dxa"/>
-              <w:right w:w="0" w:type="dxa"/>
-            </w:tcMar>
-            <w:vAlign w:val="center"/>
-          </w:tcPr>
-          <w:p>
-            <w:pPr>
-              <w:pStyle w:val="Normal"/>
-              <w:jc w:val="center"/>
-              <w:pBdr>
-                <w:bottom w:val="none" w:sz="0" w:space="0" w:color="000000"/>
-                <w:top w:val="none" w:sz="0" w:space="0" w:color="000000"/>
-                <w:left w:val="none" w:sz="0" w:space="0" w:color="000000"/>
-                <w:right w:val="none" w:sz="0" w:space="0" w:color="000000"/>
-              </w:pBdr>
-              <w:spacing w:after="40" w:before="40" w:line="240"/>
-              <w:ind w:left="100" w:right="100" w:firstLine="0" w:firstLineChars="0"/>
+              <w:ind w:left="60" w:right="60" w:firstLine="0" w:firstLineChars="0"/>
+              <w:rPr>
+                <w:rFonts w:ascii="Arial" w:hAnsi="Arial" w:eastAsia="Arial" w:cs="Arial"/>
+                <w:i w:val="false"/>
+                <w:b w:val="false"/>
+                <w:u w:val="none"/>
+                <w:strike w:val="false"/>
+                <w:sz w:val="18"/>
+                <w:szCs w:val="18"/>
+                <w:color w:val="000000"/>
+              </w:rPr>
+            </w:pPr>
+            <w:r>
+              <w:rPr>
+                <w:rFonts w:ascii="Arial" w:hAnsi="Arial" w:eastAsia="Arial" w:cs="Arial"/>
+                <w:i w:val="false"/>
+                <w:b w:val="false"/>
+                <w:u w:val="none"/>
+                <w:strike w:val="false"/>
+                <w:sz w:val="18"/>
+                <w:szCs w:val="18"/>
+                <w:color w:val="000000"/>
+              </w:rPr>
+              <w:t xml:space="preserve">1.104 (0.328-3.782)</w:t>
+            </w:r>
+          </w:p>
+        </w:tc>
+        <w:tc>
+          <w:tcPr>
+            <w:tcBorders>
+              <w:bottom w:val="none" w:sz="0" w:space="0" w:color="000000"/>
+              <w:top w:val="none" w:sz="0" w:space="0" w:color="000000"/>
+              <w:left w:val="none" w:sz="0" w:space="0" w:color="000000"/>
+              <w:right w:val="none" w:sz="0" w:space="0" w:color="000000"/>
+            </w:tcBorders>
+            <w:shd w:val="clear" w:color="auto" w:fill="FFFFFF"/>
+            <w:tcMar>
+              <w:top w:w="0" w:type="dxa"/>
+              <w:bottom w:w="0" w:type="dxa"/>
+              <w:left w:w="0" w:type="dxa"/>
+              <w:right w:w="0" w:type="dxa"/>
+            </w:tcMar>
+            <w:vAlign w:val="center"/>
+          </w:tcPr>
+          <w:p>
+            <w:pPr>
+              <w:pStyle w:val="Normal"/>
+              <w:jc w:val="center"/>
+              <w:pBdr>
+                <w:bottom w:val="none" w:sz="0" w:space="0" w:color="000000"/>
+                <w:top w:val="none" w:sz="0" w:space="0" w:color="000000"/>
+                <w:left w:val="none" w:sz="0" w:space="0" w:color="000000"/>
+                <w:right w:val="none" w:sz="0" w:space="0" w:color="000000"/>
+              </w:pBdr>
+              <w:spacing w:after="40" w:before="40" w:line="240"/>
+              <w:ind w:left="60" w:right="60" w:firstLine="0" w:firstLineChars="0"/>
+              <w:rPr>
+                <w:rFonts w:ascii="Arial" w:hAnsi="Arial" w:eastAsia="Arial" w:cs="Arial"/>
+                <w:i w:val="false"/>
+                <w:b w:val="false"/>
+                <w:u w:val="none"/>
+                <w:strike w:val="false"/>
+                <w:sz w:val="18"/>
+                <w:szCs w:val="18"/>
+                <w:color w:val="000000"/>
+              </w:rPr>
+            </w:pPr>
+            <w:r>
+              <w:rPr>
+                <w:rFonts w:ascii="Arial" w:hAnsi="Arial" w:eastAsia="Arial" w:cs="Arial"/>
+                <w:i w:val="false"/>
+                <w:b w:val="false"/>
+                <w:u w:val="none"/>
+                <w:strike w:val="false"/>
+                <w:sz w:val="18"/>
+                <w:szCs w:val="18"/>
+                <w:color w:val="000000"/>
+              </w:rPr>
+              <w:t xml:space="preserve">0.872</w:t>
+            </w:r>
+          </w:p>
+        </w:tc>
+        <w:tc>
+          <w:tcPr>
+            <w:tcBorders>
+              <w:bottom w:val="none" w:sz="0" w:space="0" w:color="000000"/>
+              <w:top w:val="none" w:sz="0" w:space="0" w:color="000000"/>
+              <w:left w:val="none" w:sz="0" w:space="0" w:color="000000"/>
+              <w:right w:val="none" w:sz="0" w:space="0" w:color="000000"/>
+            </w:tcBorders>
+            <w:shd w:val="clear" w:color="auto" w:fill="FFFFFF"/>
+            <w:tcMar>
+              <w:top w:w="0" w:type="dxa"/>
+              <w:bottom w:w="0" w:type="dxa"/>
+              <w:left w:w="0" w:type="dxa"/>
+              <w:right w:w="0" w:type="dxa"/>
+            </w:tcMar>
+            <w:vAlign w:val="center"/>
+          </w:tcPr>
+          <w:p>
+            <w:pPr>
+              <w:pStyle w:val="Normal"/>
+              <w:jc w:val="center"/>
+              <w:pBdr>
+                <w:bottom w:val="none" w:sz="0" w:space="0" w:color="000000"/>
+                <w:top w:val="none" w:sz="0" w:space="0" w:color="000000"/>
+                <w:left w:val="none" w:sz="0" w:space="0" w:color="000000"/>
+                <w:right w:val="none" w:sz="0" w:space="0" w:color="000000"/>
+              </w:pBdr>
+              <w:spacing w:after="40" w:before="40" w:line="240"/>
+              <w:ind w:left="60" w:right="60" w:firstLine="0" w:firstLineChars="0"/>
+              <w:rPr>
+                <w:rFonts w:ascii="Arial" w:hAnsi="Arial" w:eastAsia="Arial" w:cs="Arial"/>
+                <w:i w:val="false"/>
+                <w:b w:val="false"/>
+                <w:u w:val="none"/>
+                <w:strike w:val="false"/>
+                <w:sz w:val="18"/>
+                <w:szCs w:val="18"/>
+                <w:color w:val="000000"/>
+              </w:rPr>
+            </w:pPr>
+            <w:r>
+              <w:rPr>
+                <w:rFonts w:ascii="Arial" w:hAnsi="Arial" w:eastAsia="Arial" w:cs="Arial"/>
+                <w:i w:val="false"/>
+                <w:b w:val="false"/>
+                <w:u w:val="none"/>
+                <w:strike w:val="false"/>
+                <w:sz w:val="18"/>
+                <w:szCs w:val="18"/>
+                <w:color w:val="000000"/>
+              </w:rPr>
+              <w:t xml:space="preserve">6.681 (1.831-27.665)</w:t>
+            </w:r>
+          </w:p>
+        </w:tc>
+        <w:tc>
+          <w:tcPr>
+            <w:tcBorders>
+              <w:bottom w:val="none" w:sz="0" w:space="0" w:color="000000"/>
+              <w:top w:val="none" w:sz="0" w:space="0" w:color="000000"/>
+              <w:left w:val="none" w:sz="0" w:space="0" w:color="000000"/>
+              <w:right w:val="none" w:sz="0" w:space="0" w:color="000000"/>
+            </w:tcBorders>
+            <w:shd w:val="clear" w:color="auto" w:fill="FFFFFF"/>
+            <w:tcMar>
+              <w:top w:w="0" w:type="dxa"/>
+              <w:bottom w:w="0" w:type="dxa"/>
+              <w:left w:w="0" w:type="dxa"/>
+              <w:right w:w="0" w:type="dxa"/>
+            </w:tcMar>
+            <w:vAlign w:val="center"/>
+          </w:tcPr>
+          <w:p>
+            <w:pPr>
+              <w:pStyle w:val="Normal"/>
+              <w:jc w:val="center"/>
+              <w:pBdr>
+                <w:bottom w:val="none" w:sz="0" w:space="0" w:color="000000"/>
+                <w:top w:val="none" w:sz="0" w:space="0" w:color="000000"/>
+                <w:left w:val="none" w:sz="0" w:space="0" w:color="000000"/>
+                <w:right w:val="none" w:sz="0" w:space="0" w:color="000000"/>
+              </w:pBdr>
+              <w:spacing w:after="40" w:before="40" w:line="240"/>
+              <w:ind w:left="60" w:right="60" w:firstLine="0" w:firstLineChars="0"/>
               <w:rPr>
                 <w:rFonts w:ascii="Arial" w:hAnsi="Arial" w:eastAsia="Arial" w:cs="Arial"/>
                 <w:i w:val="false"/>
@@ -1133,7 +1133,7 @@
                 <w:szCs w:val="18"/>
                 <w:color w:val="000000"/>
               </w:rPr>
-              <w:t xml:space="preserve">0.007</w:t>
+              <w:t xml:space="preserve">0.005</w:t>
             </w:r>
           </w:p>
         </w:tc>
@@ -1170,7 +1170,7 @@
                 <w:right w:val="none" w:sz="0" w:space="0" w:color="000000"/>
               </w:pBdr>
               <w:spacing w:after="40" w:before="40" w:line="240"/>
-              <w:ind w:left="100" w:right="100" w:firstLine="0" w:firstLineChars="0"/>
+              <w:ind w:left="60" w:right="60" w:firstLine="0" w:firstLineChars="0"/>
               <w:rPr>
                 <w:rFonts w:ascii="Arial" w:hAnsi="Arial" w:eastAsia="Arial" w:cs="Arial"/>
                 <w:i w:val="false"/>
@@ -1225,62 +1225,62 @@
                 <w:right w:val="none" w:sz="0" w:space="0" w:color="000000"/>
               </w:pBdr>
               <w:spacing w:after="40" w:before="40" w:line="240"/>
-              <w:ind w:left="100" w:right="100" w:firstLine="0" w:firstLineChars="0"/>
-              <w:rPr>
-                <w:rFonts w:ascii="Arial" w:hAnsi="Arial" w:eastAsia="Arial" w:cs="Arial"/>
-                <w:i w:val="false"/>
-                <w:b w:val="false"/>
-                <w:u w:val="none"/>
-                <w:strike w:val="false"/>
-                <w:sz w:val="18"/>
-                <w:szCs w:val="18"/>
-                <w:color w:val="000000"/>
-              </w:rPr>
-            </w:pPr>
-            <w:r>
-              <w:rPr>
-                <w:rFonts w:ascii="Arial" w:hAnsi="Arial" w:eastAsia="Arial" w:cs="Arial"/>
-                <w:i w:val="false"/>
-                <w:b w:val="false"/>
-                <w:u w:val="none"/>
-                <w:strike w:val="false"/>
-                <w:sz w:val="18"/>
-                <w:szCs w:val="18"/>
-                <w:color w:val="000000"/>
-              </w:rPr>
-              <w:t xml:space="preserve">10.126 (2.307-53.071)</w:t>
-            </w:r>
-          </w:p>
-        </w:tc>
-        <w:tc>
-          <w:tcPr>
-            <w:tcBorders>
-              <w:bottom w:val="none" w:sz="0" w:space="0" w:color="000000"/>
-              <w:top w:val="none" w:sz="0" w:space="0" w:color="000000"/>
-              <w:left w:val="none" w:sz="0" w:space="0" w:color="000000"/>
-              <w:right w:val="none" w:sz="0" w:space="0" w:color="000000"/>
-            </w:tcBorders>
-            <w:shd w:val="clear" w:color="auto" w:fill="FFFFFF"/>
-            <w:tcMar>
-              <w:top w:w="0" w:type="dxa"/>
-              <w:bottom w:w="0" w:type="dxa"/>
-              <w:left w:w="0" w:type="dxa"/>
-              <w:right w:w="0" w:type="dxa"/>
-            </w:tcMar>
-            <w:vAlign w:val="center"/>
-          </w:tcPr>
-          <w:p>
-            <w:pPr>
-              <w:pStyle w:val="Normal"/>
-              <w:jc w:val="center"/>
-              <w:pBdr>
-                <w:bottom w:val="none" w:sz="0" w:space="0" w:color="000000"/>
-                <w:top w:val="none" w:sz="0" w:space="0" w:color="000000"/>
-                <w:left w:val="none" w:sz="0" w:space="0" w:color="000000"/>
-                <w:right w:val="none" w:sz="0" w:space="0" w:color="000000"/>
-              </w:pBdr>
-              <w:spacing w:after="40" w:before="40" w:line="240"/>
-              <w:ind w:left="100" w:right="100" w:firstLine="0" w:firstLineChars="0"/>
+              <w:ind w:left="60" w:right="60" w:firstLine="0" w:firstLineChars="0"/>
+              <w:rPr>
+                <w:rFonts w:ascii="Arial" w:hAnsi="Arial" w:eastAsia="Arial" w:cs="Arial"/>
+                <w:i w:val="false"/>
+                <w:b w:val="false"/>
+                <w:u w:val="none"/>
+                <w:strike w:val="false"/>
+                <w:sz w:val="18"/>
+                <w:szCs w:val="18"/>
+                <w:color w:val="000000"/>
+              </w:rPr>
+            </w:pPr>
+            <w:r>
+              <w:rPr>
+                <w:rFonts w:ascii="Arial" w:hAnsi="Arial" w:eastAsia="Arial" w:cs="Arial"/>
+                <w:i w:val="false"/>
+                <w:b w:val="false"/>
+                <w:u w:val="none"/>
+                <w:strike w:val="false"/>
+                <w:sz w:val="18"/>
+                <w:szCs w:val="18"/>
+                <w:color w:val="000000"/>
+              </w:rPr>
+              <w:t xml:space="preserve">9.875 (2.248-51.761)</w:t>
+            </w:r>
+          </w:p>
+        </w:tc>
+        <w:tc>
+          <w:tcPr>
+            <w:tcBorders>
+              <w:bottom w:val="none" w:sz="0" w:space="0" w:color="000000"/>
+              <w:top w:val="none" w:sz="0" w:space="0" w:color="000000"/>
+              <w:left w:val="none" w:sz="0" w:space="0" w:color="000000"/>
+              <w:right w:val="none" w:sz="0" w:space="0" w:color="000000"/>
+            </w:tcBorders>
+            <w:shd w:val="clear" w:color="auto" w:fill="FFFFFF"/>
+            <w:tcMar>
+              <w:top w:w="0" w:type="dxa"/>
+              <w:bottom w:w="0" w:type="dxa"/>
+              <w:left w:w="0" w:type="dxa"/>
+              <w:right w:w="0" w:type="dxa"/>
+            </w:tcMar>
+            <w:vAlign w:val="center"/>
+          </w:tcPr>
+          <w:p>
+            <w:pPr>
+              <w:pStyle w:val="Normal"/>
+              <w:jc w:val="center"/>
+              <w:pBdr>
+                <w:bottom w:val="none" w:sz="0" w:space="0" w:color="000000"/>
+                <w:top w:val="none" w:sz="0" w:space="0" w:color="000000"/>
+                <w:left w:val="none" w:sz="0" w:space="0" w:color="000000"/>
+                <w:right w:val="none" w:sz="0" w:space="0" w:color="000000"/>
+              </w:pBdr>
+              <w:spacing w:after="40" w:before="40" w:line="240"/>
+              <w:ind w:left="60" w:right="60" w:firstLine="0" w:firstLineChars="0"/>
               <w:rPr>
                 <w:rFonts w:ascii="Arial" w:hAnsi="Arial" w:eastAsia="Arial" w:cs="Arial"/>
                 <w:i w:val="false"/>
@@ -1303,94 +1303,94 @@
                 <w:szCs w:val="18"/>
                 <w:color w:val="000000"/>
               </w:rPr>
-              <w:t xml:space="preserve">0.003</w:t>
-            </w:r>
-          </w:p>
-        </w:tc>
-        <w:tc>
-          <w:tcPr>
-            <w:tcBorders>
-              <w:bottom w:val="none" w:sz="0" w:space="0" w:color="000000"/>
-              <w:top w:val="none" w:sz="0" w:space="0" w:color="000000"/>
-              <w:left w:val="none" w:sz="0" w:space="0" w:color="000000"/>
-              <w:right w:val="none" w:sz="0" w:space="0" w:color="000000"/>
-            </w:tcBorders>
-            <w:shd w:val="clear" w:color="auto" w:fill="FFFFFF"/>
-            <w:tcMar>
-              <w:top w:w="0" w:type="dxa"/>
-              <w:bottom w:w="0" w:type="dxa"/>
-              <w:left w:w="0" w:type="dxa"/>
-              <w:right w:w="0" w:type="dxa"/>
-            </w:tcMar>
-            <w:vAlign w:val="center"/>
-          </w:tcPr>
-          <w:p>
-            <w:pPr>
-              <w:pStyle w:val="Normal"/>
-              <w:jc w:val="center"/>
-              <w:pBdr>
-                <w:bottom w:val="none" w:sz="0" w:space="0" w:color="000000"/>
-                <w:top w:val="none" w:sz="0" w:space="0" w:color="000000"/>
-                <w:left w:val="none" w:sz="0" w:space="0" w:color="000000"/>
-                <w:right w:val="none" w:sz="0" w:space="0" w:color="000000"/>
-              </w:pBdr>
-              <w:spacing w:after="40" w:before="40" w:line="240"/>
-              <w:ind w:left="100" w:right="100" w:firstLine="0" w:firstLineChars="0"/>
-              <w:rPr>
-                <w:rFonts w:ascii="Arial" w:hAnsi="Arial" w:eastAsia="Arial" w:cs="Arial"/>
-                <w:i w:val="false"/>
-                <w:b w:val="false"/>
-                <w:u w:val="none"/>
-                <w:strike w:val="false"/>
-                <w:sz w:val="18"/>
-                <w:szCs w:val="18"/>
-                <w:color w:val="000000"/>
-              </w:rPr>
-            </w:pPr>
-            <w:r>
-              <w:rPr>
-                <w:rFonts w:ascii="Arial" w:hAnsi="Arial" w:eastAsia="Arial" w:cs="Arial"/>
-                <w:i w:val="false"/>
-                <w:b w:val="false"/>
-                <w:u w:val="none"/>
-                <w:strike w:val="false"/>
-                <w:sz w:val="18"/>
-                <w:szCs w:val="18"/>
-                <w:color w:val="000000"/>
-              </w:rPr>
-              <w:t xml:space="preserve">17.359 (3.919-92.238)</w:t>
-            </w:r>
-          </w:p>
-        </w:tc>
-        <w:tc>
-          <w:tcPr>
-            <w:tcBorders>
-              <w:bottom w:val="none" w:sz="0" w:space="0" w:color="000000"/>
-              <w:top w:val="none" w:sz="0" w:space="0" w:color="000000"/>
-              <w:left w:val="none" w:sz="0" w:space="0" w:color="000000"/>
-              <w:right w:val="none" w:sz="0" w:space="0" w:color="000000"/>
-            </w:tcBorders>
-            <w:shd w:val="clear" w:color="auto" w:fill="FFFFFF"/>
-            <w:tcMar>
-              <w:top w:w="0" w:type="dxa"/>
-              <w:bottom w:w="0" w:type="dxa"/>
-              <w:left w:w="0" w:type="dxa"/>
-              <w:right w:w="0" w:type="dxa"/>
-            </w:tcMar>
-            <w:vAlign w:val="center"/>
-          </w:tcPr>
-          <w:p>
-            <w:pPr>
-              <w:pStyle w:val="Normal"/>
-              <w:jc w:val="center"/>
-              <w:pBdr>
-                <w:bottom w:val="none" w:sz="0" w:space="0" w:color="000000"/>
-                <w:top w:val="none" w:sz="0" w:space="0" w:color="000000"/>
-                <w:left w:val="none" w:sz="0" w:space="0" w:color="000000"/>
-                <w:right w:val="none" w:sz="0" w:space="0" w:color="000000"/>
-              </w:pBdr>
-              <w:spacing w:after="40" w:before="40" w:line="240"/>
-              <w:ind w:left="100" w:right="100" w:firstLine="0" w:firstLineChars="0"/>
+              <w:t xml:space="preserve">0.004</w:t>
+            </w:r>
+          </w:p>
+        </w:tc>
+        <w:tc>
+          <w:tcPr>
+            <w:tcBorders>
+              <w:bottom w:val="none" w:sz="0" w:space="0" w:color="000000"/>
+              <w:top w:val="none" w:sz="0" w:space="0" w:color="000000"/>
+              <w:left w:val="none" w:sz="0" w:space="0" w:color="000000"/>
+              <w:right w:val="none" w:sz="0" w:space="0" w:color="000000"/>
+            </w:tcBorders>
+            <w:shd w:val="clear" w:color="auto" w:fill="FFFFFF"/>
+            <w:tcMar>
+              <w:top w:w="0" w:type="dxa"/>
+              <w:bottom w:w="0" w:type="dxa"/>
+              <w:left w:w="0" w:type="dxa"/>
+              <w:right w:w="0" w:type="dxa"/>
+            </w:tcMar>
+            <w:vAlign w:val="center"/>
+          </w:tcPr>
+          <w:p>
+            <w:pPr>
+              <w:pStyle w:val="Normal"/>
+              <w:jc w:val="center"/>
+              <w:pBdr>
+                <w:bottom w:val="none" w:sz="0" w:space="0" w:color="000000"/>
+                <w:top w:val="none" w:sz="0" w:space="0" w:color="000000"/>
+                <w:left w:val="none" w:sz="0" w:space="0" w:color="000000"/>
+                <w:right w:val="none" w:sz="0" w:space="0" w:color="000000"/>
+              </w:pBdr>
+              <w:spacing w:after="40" w:before="40" w:line="240"/>
+              <w:ind w:left="60" w:right="60" w:firstLine="0" w:firstLineChars="0"/>
+              <w:rPr>
+                <w:rFonts w:ascii="Arial" w:hAnsi="Arial" w:eastAsia="Arial" w:cs="Arial"/>
+                <w:i w:val="false"/>
+                <w:b w:val="false"/>
+                <w:u w:val="none"/>
+                <w:strike w:val="false"/>
+                <w:sz w:val="18"/>
+                <w:szCs w:val="18"/>
+                <w:color w:val="000000"/>
+              </w:rPr>
+            </w:pPr>
+            <w:r>
+              <w:rPr>
+                <w:rFonts w:ascii="Arial" w:hAnsi="Arial" w:eastAsia="Arial" w:cs="Arial"/>
+                <w:i w:val="false"/>
+                <w:b w:val="false"/>
+                <w:u w:val="none"/>
+                <w:strike w:val="false"/>
+                <w:sz w:val="18"/>
+                <w:szCs w:val="18"/>
+                <w:color w:val="000000"/>
+              </w:rPr>
+              <w:t xml:space="preserve">18.604 (4.224-98.943)</w:t>
+            </w:r>
+          </w:p>
+        </w:tc>
+        <w:tc>
+          <w:tcPr>
+            <w:tcBorders>
+              <w:bottom w:val="none" w:sz="0" w:space="0" w:color="000000"/>
+              <w:top w:val="none" w:sz="0" w:space="0" w:color="000000"/>
+              <w:left w:val="none" w:sz="0" w:space="0" w:color="000000"/>
+              <w:right w:val="none" w:sz="0" w:space="0" w:color="000000"/>
+            </w:tcBorders>
+            <w:shd w:val="clear" w:color="auto" w:fill="FFFFFF"/>
+            <w:tcMar>
+              <w:top w:w="0" w:type="dxa"/>
+              <w:bottom w:w="0" w:type="dxa"/>
+              <w:left w:w="0" w:type="dxa"/>
+              <w:right w:w="0" w:type="dxa"/>
+            </w:tcMar>
+            <w:vAlign w:val="center"/>
+          </w:tcPr>
+          <w:p>
+            <w:pPr>
+              <w:pStyle w:val="Normal"/>
+              <w:jc w:val="center"/>
+              <w:pBdr>
+                <w:bottom w:val="none" w:sz="0" w:space="0" w:color="000000"/>
+                <w:top w:val="none" w:sz="0" w:space="0" w:color="000000"/>
+                <w:left w:val="none" w:sz="0" w:space="0" w:color="000000"/>
+                <w:right w:val="none" w:sz="0" w:space="0" w:color="000000"/>
+              </w:pBdr>
+              <w:spacing w:after="40" w:before="40" w:line="240"/>
+              <w:ind w:left="60" w:right="60" w:firstLine="0" w:firstLineChars="0"/>
               <w:rPr>
                 <w:rFonts w:ascii="Arial" w:hAnsi="Arial" w:eastAsia="Arial" w:cs="Arial"/>
                 <w:i w:val="false"/>
@@ -1450,7 +1450,7 @@
                 <w:right w:val="none" w:sz="0" w:space="0" w:color="000000"/>
               </w:pBdr>
               <w:spacing w:after="40" w:before="40" w:line="240"/>
-              <w:ind w:left="100" w:right="100" w:firstLine="0" w:firstLineChars="0"/>
+              <w:ind w:left="60" w:right="60" w:firstLine="0" w:firstLineChars="0"/>
               <w:rPr>
                 <w:rFonts w:ascii="Arial" w:hAnsi="Arial" w:eastAsia="Arial" w:cs="Arial"/>
                 <w:i w:val="false"/>
@@ -1505,7 +1505,7 @@
                 <w:right w:val="none" w:sz="0" w:space="0" w:color="000000"/>
               </w:pBdr>
               <w:spacing w:after="40" w:before="40" w:line="240"/>
-              <w:ind w:left="100" w:right="100" w:firstLine="0" w:firstLineChars="0"/>
+              <w:ind w:left="60" w:right="60" w:firstLine="0" w:firstLineChars="0"/>
               <w:rPr>
                 <w:rFonts w:ascii="Arial" w:hAnsi="Arial" w:eastAsia="Arial" w:cs="Arial"/>
                 <w:i w:val="false"/>
@@ -1560,7 +1560,7 @@
                 <w:right w:val="none" w:sz="0" w:space="0" w:color="000000"/>
               </w:pBdr>
               <w:spacing w:after="40" w:before="40" w:line="240"/>
-              <w:ind w:left="100" w:right="100" w:firstLine="0" w:firstLineChars="0"/>
+              <w:ind w:left="60" w:right="60" w:firstLine="0" w:firstLineChars="0"/>
               <w:rPr>
                 <w:rFonts w:ascii="Arial" w:hAnsi="Arial" w:eastAsia="Arial" w:cs="Arial"/>
                 <w:i w:val="false"/>
@@ -1615,7 +1615,7 @@
                 <w:right w:val="none" w:sz="0" w:space="0" w:color="000000"/>
               </w:pBdr>
               <w:spacing w:after="40" w:before="40" w:line="240"/>
-              <w:ind w:left="100" w:right="100" w:firstLine="0" w:firstLineChars="0"/>
+              <w:ind w:left="60" w:right="60" w:firstLine="0" w:firstLineChars="0"/>
               <w:rPr>
                 <w:rFonts w:ascii="Arial" w:hAnsi="Arial" w:eastAsia="Arial" w:cs="Arial"/>
                 <w:i w:val="false"/>
@@ -1670,7 +1670,7 @@
                 <w:right w:val="none" w:sz="0" w:space="0" w:color="000000"/>
               </w:pBdr>
               <w:spacing w:after="40" w:before="40" w:line="240"/>
-              <w:ind w:left="100" w:right="100" w:firstLine="0" w:firstLineChars="0"/>
+              <w:ind w:left="60" w:right="60" w:firstLine="0" w:firstLineChars="0"/>
               <w:rPr>
                 <w:rFonts w:ascii="Arial" w:hAnsi="Arial" w:eastAsia="Arial" w:cs="Arial"/>
                 <w:i w:val="false"/>
@@ -1730,7 +1730,7 @@
                 <w:right w:val="none" w:sz="0" w:space="0" w:color="000000"/>
               </w:pBdr>
               <w:spacing w:after="40" w:before="40" w:line="240"/>
-              <w:ind w:left="100" w:right="100" w:firstLine="0" w:firstLineChars="0"/>
+              <w:ind w:left="60" w:right="60" w:firstLine="0" w:firstLineChars="0"/>
               <w:rPr>
                 <w:rFonts w:ascii="Arial" w:hAnsi="Arial" w:eastAsia="Arial" w:cs="Arial"/>
                 <w:i w:val="false"/>
@@ -1785,7 +1785,7 @@
                 <w:right w:val="none" w:sz="0" w:space="0" w:color="000000"/>
               </w:pBdr>
               <w:spacing w:after="40" w:before="40" w:line="240"/>
-              <w:ind w:left="100" w:right="100" w:firstLine="0" w:firstLineChars="0"/>
+              <w:ind w:left="60" w:right="60" w:firstLine="0" w:firstLineChars="0"/>
               <w:rPr>
                 <w:rFonts w:ascii="Arial" w:hAnsi="Arial" w:eastAsia="Arial" w:cs="Arial"/>
                 <w:i w:val="false"/>
@@ -1840,7 +1840,7 @@
                 <w:right w:val="none" w:sz="0" w:space="0" w:color="000000"/>
               </w:pBdr>
               <w:spacing w:after="40" w:before="40" w:line="240"/>
-              <w:ind w:left="100" w:right="100" w:firstLine="0" w:firstLineChars="0"/>
+              <w:ind w:left="60" w:right="60" w:firstLine="0" w:firstLineChars="0"/>
               <w:rPr>
                 <w:rFonts w:ascii="Arial" w:hAnsi="Arial" w:eastAsia="Arial" w:cs="Arial"/>
                 <w:i w:val="false"/>
@@ -1895,7 +1895,7 @@
                 <w:right w:val="none" w:sz="0" w:space="0" w:color="000000"/>
               </w:pBdr>
               <w:spacing w:after="40" w:before="40" w:line="240"/>
-              <w:ind w:left="100" w:right="100" w:firstLine="0" w:firstLineChars="0"/>
+              <w:ind w:left="60" w:right="60" w:firstLine="0" w:firstLineChars="0"/>
               <w:rPr>
                 <w:rFonts w:ascii="Arial" w:hAnsi="Arial" w:eastAsia="Arial" w:cs="Arial"/>
                 <w:i w:val="false"/>
@@ -1950,7 +1950,7 @@
                 <w:right w:val="none" w:sz="0" w:space="0" w:color="000000"/>
               </w:pBdr>
               <w:spacing w:after="40" w:before="40" w:line="240"/>
-              <w:ind w:left="100" w:right="100" w:firstLine="0" w:firstLineChars="0"/>
+              <w:ind w:left="60" w:right="60" w:firstLine="0" w:firstLineChars="0"/>
               <w:rPr>
                 <w:rFonts w:ascii="Arial" w:hAnsi="Arial" w:eastAsia="Arial" w:cs="Arial"/>
                 <w:i w:val="false"/>
@@ -2010,7 +2010,7 @@
                 <w:right w:val="none" w:sz="0" w:space="0" w:color="000000"/>
               </w:pBdr>
               <w:spacing w:after="40" w:before="40" w:line="240"/>
-              <w:ind w:left="100" w:right="100" w:firstLine="0" w:firstLineChars="0"/>
+              <w:ind w:left="60" w:right="60" w:firstLine="0" w:firstLineChars="0"/>
               <w:rPr>
                 <w:rFonts w:ascii="Arial" w:hAnsi="Arial" w:eastAsia="Arial" w:cs="Arial"/>
                 <w:i w:val="false"/>
@@ -2065,195 +2065,195 @@
                 <w:right w:val="none" w:sz="0" w:space="0" w:color="000000"/>
               </w:pBdr>
               <w:spacing w:after="40" w:before="40" w:line="240"/>
-              <w:ind w:left="100" w:right="100" w:firstLine="0" w:firstLineChars="0"/>
-              <w:rPr>
-                <w:rFonts w:ascii="Arial" w:hAnsi="Arial" w:eastAsia="Arial" w:cs="Arial"/>
-                <w:i w:val="false"/>
-                <w:b w:val="false"/>
-                <w:u w:val="none"/>
-                <w:strike w:val="false"/>
-                <w:sz w:val="18"/>
-                <w:szCs w:val="18"/>
-                <w:color w:val="000000"/>
-              </w:rPr>
-            </w:pPr>
-            <w:r>
-              <w:rPr>
-                <w:rFonts w:ascii="Arial" w:hAnsi="Arial" w:eastAsia="Arial" w:cs="Arial"/>
-                <w:i w:val="false"/>
-                <w:b w:val="false"/>
-                <w:u w:val="none"/>
-                <w:strike w:val="false"/>
-                <w:sz w:val="18"/>
-                <w:szCs w:val="18"/>
-                <w:color w:val="000000"/>
-              </w:rPr>
-              <w:t xml:space="preserve">0.341 (0.090-1.154)</w:t>
-            </w:r>
-          </w:p>
-        </w:tc>
-        <w:tc>
-          <w:tcPr>
-            <w:tcBorders>
-              <w:bottom w:val="none" w:sz="0" w:space="0" w:color="000000"/>
-              <w:top w:val="none" w:sz="0" w:space="0" w:color="000000"/>
-              <w:left w:val="none" w:sz="0" w:space="0" w:color="000000"/>
-              <w:right w:val="none" w:sz="0" w:space="0" w:color="000000"/>
-            </w:tcBorders>
-            <w:shd w:val="clear" w:color="auto" w:fill="FFFFFF"/>
-            <w:tcMar>
-              <w:top w:w="0" w:type="dxa"/>
-              <w:bottom w:w="0" w:type="dxa"/>
-              <w:left w:w="0" w:type="dxa"/>
-              <w:right w:w="0" w:type="dxa"/>
-            </w:tcMar>
-            <w:vAlign w:val="center"/>
-          </w:tcPr>
-          <w:p>
-            <w:pPr>
-              <w:pStyle w:val="Normal"/>
-              <w:jc w:val="center"/>
-              <w:pBdr>
-                <w:bottom w:val="none" w:sz="0" w:space="0" w:color="000000"/>
-                <w:top w:val="none" w:sz="0" w:space="0" w:color="000000"/>
-                <w:left w:val="none" w:sz="0" w:space="0" w:color="000000"/>
-                <w:right w:val="none" w:sz="0" w:space="0" w:color="000000"/>
-              </w:pBdr>
-              <w:spacing w:after="40" w:before="40" w:line="240"/>
-              <w:ind w:left="100" w:right="100" w:firstLine="0" w:firstLineChars="0"/>
-              <w:rPr>
-                <w:rFonts w:ascii="Arial" w:hAnsi="Arial" w:eastAsia="Arial" w:cs="Arial"/>
-                <w:i w:val="false"/>
-                <w:b w:val="false"/>
-                <w:u w:val="none"/>
-                <w:strike w:val="false"/>
-                <w:sz w:val="18"/>
-                <w:szCs w:val="18"/>
-                <w:color w:val="000000"/>
-              </w:rPr>
-            </w:pPr>
-            <w:r>
-              <w:rPr>
-                <w:rFonts w:ascii="Arial" w:hAnsi="Arial" w:eastAsia="Arial" w:cs="Arial"/>
-                <w:i w:val="false"/>
-                <w:b w:val="false"/>
-                <w:u w:val="none"/>
-                <w:strike w:val="false"/>
-                <w:sz w:val="18"/>
-                <w:szCs w:val="18"/>
-                <w:color w:val="000000"/>
-              </w:rPr>
-              <w:t xml:space="preserve">0.094</w:t>
-            </w:r>
-          </w:p>
-        </w:tc>
-        <w:tc>
-          <w:tcPr>
-            <w:tcBorders>
-              <w:bottom w:val="none" w:sz="0" w:space="0" w:color="000000"/>
-              <w:top w:val="none" w:sz="0" w:space="0" w:color="000000"/>
-              <w:left w:val="none" w:sz="0" w:space="0" w:color="000000"/>
-              <w:right w:val="none" w:sz="0" w:space="0" w:color="000000"/>
-            </w:tcBorders>
-            <w:shd w:val="clear" w:color="auto" w:fill="FFFFFF"/>
-            <w:tcMar>
-              <w:top w:w="0" w:type="dxa"/>
-              <w:bottom w:w="0" w:type="dxa"/>
-              <w:left w:w="0" w:type="dxa"/>
-              <w:right w:w="0" w:type="dxa"/>
-            </w:tcMar>
-            <w:vAlign w:val="center"/>
-          </w:tcPr>
-          <w:p>
-            <w:pPr>
-              <w:pStyle w:val="Normal"/>
-              <w:jc w:val="center"/>
-              <w:pBdr>
-                <w:bottom w:val="none" w:sz="0" w:space="0" w:color="000000"/>
-                <w:top w:val="none" w:sz="0" w:space="0" w:color="000000"/>
-                <w:left w:val="none" w:sz="0" w:space="0" w:color="000000"/>
-                <w:right w:val="none" w:sz="0" w:space="0" w:color="000000"/>
-              </w:pBdr>
-              <w:spacing w:after="40" w:before="40" w:line="240"/>
-              <w:ind w:left="100" w:right="100" w:firstLine="0" w:firstLineChars="0"/>
-              <w:rPr>
-                <w:rFonts w:ascii="Arial" w:hAnsi="Arial" w:eastAsia="Arial" w:cs="Arial"/>
-                <w:i w:val="false"/>
-                <w:b w:val="false"/>
-                <w:u w:val="none"/>
-                <w:strike w:val="false"/>
-                <w:sz w:val="18"/>
-                <w:szCs w:val="18"/>
-                <w:color w:val="000000"/>
-              </w:rPr>
-            </w:pPr>
-            <w:r>
-              <w:rPr>
-                <w:rFonts w:ascii="Arial" w:hAnsi="Arial" w:eastAsia="Arial" w:cs="Arial"/>
-                <w:i w:val="false"/>
-                <w:b w:val="false"/>
-                <w:u w:val="none"/>
-                <w:strike w:val="false"/>
-                <w:sz w:val="18"/>
-                <w:szCs w:val="18"/>
-                <w:color w:val="000000"/>
-              </w:rPr>
-              <w:t xml:space="preserve">1.226 (0.336-4.607)</w:t>
-            </w:r>
-          </w:p>
-        </w:tc>
-        <w:tc>
-          <w:tcPr>
-            <w:tcBorders>
-              <w:bottom w:val="none" w:sz="0" w:space="0" w:color="000000"/>
-              <w:top w:val="none" w:sz="0" w:space="0" w:color="000000"/>
-              <w:left w:val="none" w:sz="0" w:space="0" w:color="000000"/>
-              <w:right w:val="none" w:sz="0" w:space="0" w:color="000000"/>
-            </w:tcBorders>
-            <w:shd w:val="clear" w:color="auto" w:fill="FFFFFF"/>
-            <w:tcMar>
-              <w:top w:w="0" w:type="dxa"/>
-              <w:bottom w:w="0" w:type="dxa"/>
-              <w:left w:w="0" w:type="dxa"/>
-              <w:right w:w="0" w:type="dxa"/>
-            </w:tcMar>
-            <w:vAlign w:val="center"/>
-          </w:tcPr>
-          <w:p>
-            <w:pPr>
-              <w:pStyle w:val="Normal"/>
-              <w:jc w:val="center"/>
-              <w:pBdr>
-                <w:bottom w:val="none" w:sz="0" w:space="0" w:color="000000"/>
-                <w:top w:val="none" w:sz="0" w:space="0" w:color="000000"/>
-                <w:left w:val="none" w:sz="0" w:space="0" w:color="000000"/>
-                <w:right w:val="none" w:sz="0" w:space="0" w:color="000000"/>
-              </w:pBdr>
-              <w:spacing w:after="40" w:before="40" w:line="240"/>
-              <w:ind w:left="100" w:right="100" w:firstLine="0" w:firstLineChars="0"/>
-              <w:rPr>
-                <w:rFonts w:ascii="Arial" w:hAnsi="Arial" w:eastAsia="Arial" w:cs="Arial"/>
-                <w:i w:val="false"/>
-                <w:b w:val="false"/>
-                <w:u w:val="none"/>
-                <w:strike w:val="false"/>
-                <w:sz w:val="18"/>
-                <w:szCs w:val="18"/>
-                <w:color w:val="000000"/>
-              </w:rPr>
-            </w:pPr>
-            <w:r>
-              <w:rPr>
-                <w:rFonts w:ascii="Arial" w:hAnsi="Arial" w:eastAsia="Arial" w:cs="Arial"/>
-                <w:i w:val="false"/>
-                <w:b w:val="false"/>
-                <w:u w:val="none"/>
-                <w:strike w:val="false"/>
-                <w:sz w:val="18"/>
-                <w:szCs w:val="18"/>
-                <w:color w:val="000000"/>
-              </w:rPr>
-              <w:t xml:space="preserve">0.757</w:t>
+              <w:ind w:left="60" w:right="60" w:firstLine="0" w:firstLineChars="0"/>
+              <w:rPr>
+                <w:rFonts w:ascii="Arial" w:hAnsi="Arial" w:eastAsia="Arial" w:cs="Arial"/>
+                <w:i w:val="false"/>
+                <w:b w:val="false"/>
+                <w:u w:val="none"/>
+                <w:strike w:val="false"/>
+                <w:sz w:val="18"/>
+                <w:szCs w:val="18"/>
+                <w:color w:val="000000"/>
+              </w:rPr>
+            </w:pPr>
+            <w:r>
+              <w:rPr>
+                <w:rFonts w:ascii="Arial" w:hAnsi="Arial" w:eastAsia="Arial" w:cs="Arial"/>
+                <w:i w:val="false"/>
+                <w:b w:val="false"/>
+                <w:u w:val="none"/>
+                <w:strike w:val="false"/>
+                <w:sz w:val="18"/>
+                <w:szCs w:val="18"/>
+                <w:color w:val="000000"/>
+              </w:rPr>
+              <w:t xml:space="preserve">0.297 (0.075-1.053)</w:t>
+            </w:r>
+          </w:p>
+        </w:tc>
+        <w:tc>
+          <w:tcPr>
+            <w:tcBorders>
+              <w:bottom w:val="none" w:sz="0" w:space="0" w:color="000000"/>
+              <w:top w:val="none" w:sz="0" w:space="0" w:color="000000"/>
+              <w:left w:val="none" w:sz="0" w:space="0" w:color="000000"/>
+              <w:right w:val="none" w:sz="0" w:space="0" w:color="000000"/>
+            </w:tcBorders>
+            <w:shd w:val="clear" w:color="auto" w:fill="FFFFFF"/>
+            <w:tcMar>
+              <w:top w:w="0" w:type="dxa"/>
+              <w:bottom w:w="0" w:type="dxa"/>
+              <w:left w:w="0" w:type="dxa"/>
+              <w:right w:w="0" w:type="dxa"/>
+            </w:tcMar>
+            <w:vAlign w:val="center"/>
+          </w:tcPr>
+          <w:p>
+            <w:pPr>
+              <w:pStyle w:val="Normal"/>
+              <w:jc w:val="center"/>
+              <w:pBdr>
+                <w:bottom w:val="none" w:sz="0" w:space="0" w:color="000000"/>
+                <w:top w:val="none" w:sz="0" w:space="0" w:color="000000"/>
+                <w:left w:val="none" w:sz="0" w:space="0" w:color="000000"/>
+                <w:right w:val="none" w:sz="0" w:space="0" w:color="000000"/>
+              </w:pBdr>
+              <w:spacing w:after="40" w:before="40" w:line="240"/>
+              <w:ind w:left="60" w:right="60" w:firstLine="0" w:firstLineChars="0"/>
+              <w:rPr>
+                <w:rFonts w:ascii="Arial" w:hAnsi="Arial" w:eastAsia="Arial" w:cs="Arial"/>
+                <w:i w:val="false"/>
+                <w:b w:val="false"/>
+                <w:u w:val="none"/>
+                <w:strike w:val="false"/>
+                <w:sz w:val="18"/>
+                <w:szCs w:val="18"/>
+                <w:color w:val="000000"/>
+              </w:rPr>
+            </w:pPr>
+            <w:r>
+              <w:rPr>
+                <w:rFonts w:ascii="Arial" w:hAnsi="Arial" w:eastAsia="Arial" w:cs="Arial"/>
+                <w:i w:val="false"/>
+                <w:b w:val="false"/>
+                <w:u w:val="none"/>
+                <w:strike w:val="false"/>
+                <w:sz w:val="18"/>
+                <w:szCs w:val="18"/>
+                <w:color w:val="000000"/>
+              </w:rPr>
+              <w:t xml:space="preserve">0.069</w:t>
+            </w:r>
+          </w:p>
+        </w:tc>
+        <w:tc>
+          <w:tcPr>
+            <w:tcBorders>
+              <w:bottom w:val="none" w:sz="0" w:space="0" w:color="000000"/>
+              <w:top w:val="none" w:sz="0" w:space="0" w:color="000000"/>
+              <w:left w:val="none" w:sz="0" w:space="0" w:color="000000"/>
+              <w:right w:val="none" w:sz="0" w:space="0" w:color="000000"/>
+            </w:tcBorders>
+            <w:shd w:val="clear" w:color="auto" w:fill="FFFFFF"/>
+            <w:tcMar>
+              <w:top w:w="0" w:type="dxa"/>
+              <w:bottom w:w="0" w:type="dxa"/>
+              <w:left w:w="0" w:type="dxa"/>
+              <w:right w:w="0" w:type="dxa"/>
+            </w:tcMar>
+            <w:vAlign w:val="center"/>
+          </w:tcPr>
+          <w:p>
+            <w:pPr>
+              <w:pStyle w:val="Normal"/>
+              <w:jc w:val="center"/>
+              <w:pBdr>
+                <w:bottom w:val="none" w:sz="0" w:space="0" w:color="000000"/>
+                <w:top w:val="none" w:sz="0" w:space="0" w:color="000000"/>
+                <w:left w:val="none" w:sz="0" w:space="0" w:color="000000"/>
+                <w:right w:val="none" w:sz="0" w:space="0" w:color="000000"/>
+              </w:pBdr>
+              <w:spacing w:after="40" w:before="40" w:line="240"/>
+              <w:ind w:left="60" w:right="60" w:firstLine="0" w:firstLineChars="0"/>
+              <w:rPr>
+                <w:rFonts w:ascii="Arial" w:hAnsi="Arial" w:eastAsia="Arial" w:cs="Arial"/>
+                <w:i w:val="false"/>
+                <w:b w:val="false"/>
+                <w:u w:val="none"/>
+                <w:strike w:val="false"/>
+                <w:sz w:val="18"/>
+                <w:szCs w:val="18"/>
+                <w:color w:val="000000"/>
+              </w:rPr>
+            </w:pPr>
+            <w:r>
+              <w:rPr>
+                <w:rFonts w:ascii="Arial" w:hAnsi="Arial" w:eastAsia="Arial" w:cs="Arial"/>
+                <w:i w:val="false"/>
+                <w:b w:val="false"/>
+                <w:u w:val="none"/>
+                <w:strike w:val="false"/>
+                <w:sz w:val="18"/>
+                <w:szCs w:val="18"/>
+                <w:color w:val="000000"/>
+              </w:rPr>
+              <w:t xml:space="preserve">1.256 (0.332-4.942)</w:t>
+            </w:r>
+          </w:p>
+        </w:tc>
+        <w:tc>
+          <w:tcPr>
+            <w:tcBorders>
+              <w:bottom w:val="none" w:sz="0" w:space="0" w:color="000000"/>
+              <w:top w:val="none" w:sz="0" w:space="0" w:color="000000"/>
+              <w:left w:val="none" w:sz="0" w:space="0" w:color="000000"/>
+              <w:right w:val="none" w:sz="0" w:space="0" w:color="000000"/>
+            </w:tcBorders>
+            <w:shd w:val="clear" w:color="auto" w:fill="FFFFFF"/>
+            <w:tcMar>
+              <w:top w:w="0" w:type="dxa"/>
+              <w:bottom w:w="0" w:type="dxa"/>
+              <w:left w:w="0" w:type="dxa"/>
+              <w:right w:w="0" w:type="dxa"/>
+            </w:tcMar>
+            <w:vAlign w:val="center"/>
+          </w:tcPr>
+          <w:p>
+            <w:pPr>
+              <w:pStyle w:val="Normal"/>
+              <w:jc w:val="center"/>
+              <w:pBdr>
+                <w:bottom w:val="none" w:sz="0" w:space="0" w:color="000000"/>
+                <w:top w:val="none" w:sz="0" w:space="0" w:color="000000"/>
+                <w:left w:val="none" w:sz="0" w:space="0" w:color="000000"/>
+                <w:right w:val="none" w:sz="0" w:space="0" w:color="000000"/>
+              </w:pBdr>
+              <w:spacing w:after="40" w:before="40" w:line="240"/>
+              <w:ind w:left="60" w:right="60" w:firstLine="0" w:firstLineChars="0"/>
+              <w:rPr>
+                <w:rFonts w:ascii="Arial" w:hAnsi="Arial" w:eastAsia="Arial" w:cs="Arial"/>
+                <w:i w:val="false"/>
+                <w:b w:val="false"/>
+                <w:u w:val="none"/>
+                <w:strike w:val="false"/>
+                <w:sz w:val="18"/>
+                <w:szCs w:val="18"/>
+                <w:color w:val="000000"/>
+              </w:rPr>
+            </w:pPr>
+            <w:r>
+              <w:rPr>
+                <w:rFonts w:ascii="Arial" w:hAnsi="Arial" w:eastAsia="Arial" w:cs="Arial"/>
+                <w:i w:val="false"/>
+                <w:b w:val="false"/>
+                <w:u w:val="none"/>
+                <w:strike w:val="false"/>
+                <w:sz w:val="18"/>
+                <w:szCs w:val="18"/>
+                <w:color w:val="000000"/>
+              </w:rPr>
+              <w:t xml:space="preserve">0.738</w:t>
             </w:r>
           </w:p>
         </w:tc>
@@ -2290,7 +2290,7 @@
                 <w:right w:val="none" w:sz="0" w:space="0" w:color="000000"/>
               </w:pBdr>
               <w:spacing w:after="40" w:before="40" w:line="240"/>
-              <w:ind w:left="100" w:right="100" w:firstLine="0" w:firstLineChars="0"/>
+              <w:ind w:left="60" w:right="60" w:firstLine="0" w:firstLineChars="0"/>
               <w:rPr>
                 <w:rFonts w:ascii="Arial" w:hAnsi="Arial" w:eastAsia="Arial" w:cs="Arial"/>
                 <w:i w:val="false"/>
@@ -2345,7 +2345,7 @@
                 <w:right w:val="none" w:sz="0" w:space="0" w:color="000000"/>
               </w:pBdr>
               <w:spacing w:after="40" w:before="40" w:line="240"/>
-              <w:ind w:left="100" w:right="100" w:firstLine="0" w:firstLineChars="0"/>
+              <w:ind w:left="60" w:right="60" w:firstLine="0" w:firstLineChars="0"/>
               <w:rPr>
                 <w:rFonts w:ascii="Arial" w:hAnsi="Arial" w:eastAsia="Arial" w:cs="Arial"/>
                 <w:i w:val="false"/>
@@ -2400,7 +2400,7 @@
                 <w:right w:val="none" w:sz="0" w:space="0" w:color="000000"/>
               </w:pBdr>
               <w:spacing w:after="40" w:before="40" w:line="240"/>
-              <w:ind w:left="100" w:right="100" w:firstLine="0" w:firstLineChars="0"/>
+              <w:ind w:left="60" w:right="60" w:firstLine="0" w:firstLineChars="0"/>
               <w:rPr>
                 <w:rFonts w:ascii="Arial" w:hAnsi="Arial" w:eastAsia="Arial" w:cs="Arial"/>
                 <w:i w:val="false"/>
@@ -2455,7 +2455,7 @@
                 <w:right w:val="none" w:sz="0" w:space="0" w:color="000000"/>
               </w:pBdr>
               <w:spacing w:after="40" w:before="40" w:line="240"/>
-              <w:ind w:left="100" w:right="100" w:firstLine="0" w:firstLineChars="0"/>
+              <w:ind w:left="60" w:right="60" w:firstLine="0" w:firstLineChars="0"/>
               <w:rPr>
                 <w:rFonts w:ascii="Arial" w:hAnsi="Arial" w:eastAsia="Arial" w:cs="Arial"/>
                 <w:i w:val="false"/>
@@ -2510,7 +2510,7 @@
                 <w:right w:val="none" w:sz="0" w:space="0" w:color="000000"/>
               </w:pBdr>
               <w:spacing w:after="40" w:before="40" w:line="240"/>
-              <w:ind w:left="100" w:right="100" w:firstLine="0" w:firstLineChars="0"/>
+              <w:ind w:left="60" w:right="60" w:firstLine="0" w:firstLineChars="0"/>
               <w:rPr>
                 <w:rFonts w:ascii="Arial" w:hAnsi="Arial" w:eastAsia="Arial" w:cs="Arial"/>
                 <w:i w:val="false"/>
@@ -2570,7 +2570,7 @@
                 <w:right w:val="none" w:sz="0" w:space="0" w:color="000000"/>
               </w:pBdr>
               <w:spacing w:after="40" w:before="40" w:line="240"/>
-              <w:ind w:left="100" w:right="100" w:firstLine="0" w:firstLineChars="0"/>
+              <w:ind w:left="60" w:right="60" w:firstLine="0" w:firstLineChars="0"/>
               <w:rPr>
                 <w:rFonts w:ascii="Arial" w:hAnsi="Arial" w:eastAsia="Arial" w:cs="Arial"/>
                 <w:i w:val="false"/>
@@ -2625,7 +2625,7 @@
                 <w:right w:val="none" w:sz="0" w:space="0" w:color="000000"/>
               </w:pBdr>
               <w:spacing w:after="40" w:before="40" w:line="240"/>
-              <w:ind w:left="100" w:right="100" w:firstLine="0" w:firstLineChars="0"/>
+              <w:ind w:left="60" w:right="60" w:firstLine="0" w:firstLineChars="0"/>
               <w:rPr>
                 <w:rFonts w:ascii="Arial" w:hAnsi="Arial" w:eastAsia="Arial" w:cs="Arial"/>
                 <w:i w:val="false"/>
@@ -2680,7 +2680,7 @@
                 <w:right w:val="none" w:sz="0" w:space="0" w:color="000000"/>
               </w:pBdr>
               <w:spacing w:after="40" w:before="40" w:line="240"/>
-              <w:ind w:left="100" w:right="100" w:firstLine="0" w:firstLineChars="0"/>
+              <w:ind w:left="60" w:right="60" w:firstLine="0" w:firstLineChars="0"/>
               <w:rPr>
                 <w:rFonts w:ascii="Arial" w:hAnsi="Arial" w:eastAsia="Arial" w:cs="Arial"/>
                 <w:i w:val="false"/>
@@ -2735,7 +2735,7 @@
                 <w:right w:val="none" w:sz="0" w:space="0" w:color="000000"/>
               </w:pBdr>
               <w:spacing w:after="40" w:before="40" w:line="240"/>
-              <w:ind w:left="100" w:right="100" w:firstLine="0" w:firstLineChars="0"/>
+              <w:ind w:left="60" w:right="60" w:firstLine="0" w:firstLineChars="0"/>
               <w:rPr>
                 <w:rFonts w:ascii="Arial" w:hAnsi="Arial" w:eastAsia="Arial" w:cs="Arial"/>
                 <w:i w:val="false"/>
@@ -2790,7 +2790,7 @@
                 <w:right w:val="none" w:sz="0" w:space="0" w:color="000000"/>
               </w:pBdr>
               <w:spacing w:after="40" w:before="40" w:line="240"/>
-              <w:ind w:left="100" w:right="100" w:firstLine="0" w:firstLineChars="0"/>
+              <w:ind w:left="60" w:right="60" w:firstLine="0" w:firstLineChars="0"/>
               <w:rPr>
                 <w:rFonts w:ascii="Arial" w:hAnsi="Arial" w:eastAsia="Arial" w:cs="Arial"/>
                 <w:i w:val="false"/>
@@ -2850,7 +2850,7 @@
                 <w:right w:val="none" w:sz="0" w:space="0" w:color="000000"/>
               </w:pBdr>
               <w:spacing w:after="40" w:before="40" w:line="240"/>
-              <w:ind w:left="100" w:right="100" w:firstLine="0" w:firstLineChars="0"/>
+              <w:ind w:left="60" w:right="60" w:firstLine="0" w:firstLineChars="0"/>
               <w:rPr>
                 <w:rFonts w:ascii="Arial" w:hAnsi="Arial" w:eastAsia="Arial" w:cs="Arial"/>
                 <w:i w:val="false"/>
@@ -2905,195 +2905,195 @@
                 <w:right w:val="none" w:sz="0" w:space="0" w:color="000000"/>
               </w:pBdr>
               <w:spacing w:after="40" w:before="40" w:line="240"/>
-              <w:ind w:left="100" w:right="100" w:firstLine="0" w:firstLineChars="0"/>
-              <w:rPr>
-                <w:rFonts w:ascii="Arial" w:hAnsi="Arial" w:eastAsia="Arial" w:cs="Arial"/>
-                <w:i w:val="false"/>
-                <w:b w:val="false"/>
-                <w:u w:val="none"/>
-                <w:strike w:val="false"/>
-                <w:sz w:val="18"/>
-                <w:szCs w:val="18"/>
-                <w:color w:val="000000"/>
-              </w:rPr>
-            </w:pPr>
-            <w:r>
-              <w:rPr>
-                <w:rFonts w:ascii="Arial" w:hAnsi="Arial" w:eastAsia="Arial" w:cs="Arial"/>
-                <w:i w:val="false"/>
-                <w:b w:val="false"/>
-                <w:u w:val="none"/>
-                <w:strike w:val="false"/>
-                <w:sz w:val="18"/>
-                <w:szCs w:val="18"/>
-                <w:color w:val="000000"/>
-              </w:rPr>
-              <w:t xml:space="preserve">3.671 (0.371-90.406)</w:t>
-            </w:r>
-          </w:p>
-        </w:tc>
-        <w:tc>
-          <w:tcPr>
-            <w:tcBorders>
-              <w:bottom w:val="none" w:sz="0" w:space="0" w:color="000000"/>
-              <w:top w:val="none" w:sz="0" w:space="0" w:color="000000"/>
-              <w:left w:val="none" w:sz="0" w:space="0" w:color="000000"/>
-              <w:right w:val="none" w:sz="0" w:space="0" w:color="000000"/>
-            </w:tcBorders>
-            <w:shd w:val="clear" w:color="auto" w:fill="FFFFFF"/>
-            <w:tcMar>
-              <w:top w:w="0" w:type="dxa"/>
-              <w:bottom w:w="0" w:type="dxa"/>
-              <w:left w:w="0" w:type="dxa"/>
-              <w:right w:w="0" w:type="dxa"/>
-            </w:tcMar>
-            <w:vAlign w:val="center"/>
-          </w:tcPr>
-          <w:p>
-            <w:pPr>
-              <w:pStyle w:val="Normal"/>
-              <w:jc w:val="center"/>
-              <w:pBdr>
-                <w:bottom w:val="none" w:sz="0" w:space="0" w:color="000000"/>
-                <w:top w:val="none" w:sz="0" w:space="0" w:color="000000"/>
-                <w:left w:val="none" w:sz="0" w:space="0" w:color="000000"/>
-                <w:right w:val="none" w:sz="0" w:space="0" w:color="000000"/>
-              </w:pBdr>
-              <w:spacing w:after="40" w:before="40" w:line="240"/>
-              <w:ind w:left="100" w:right="100" w:firstLine="0" w:firstLineChars="0"/>
-              <w:rPr>
-                <w:rFonts w:ascii="Arial" w:hAnsi="Arial" w:eastAsia="Arial" w:cs="Arial"/>
-                <w:i w:val="false"/>
-                <w:b w:val="false"/>
-                <w:u w:val="none"/>
-                <w:strike w:val="false"/>
-                <w:sz w:val="18"/>
-                <w:szCs w:val="18"/>
-                <w:color w:val="000000"/>
-              </w:rPr>
-            </w:pPr>
-            <w:r>
-              <w:rPr>
-                <w:rFonts w:ascii="Arial" w:hAnsi="Arial" w:eastAsia="Arial" w:cs="Arial"/>
-                <w:i w:val="false"/>
-                <w:b w:val="false"/>
-                <w:u w:val="none"/>
-                <w:strike w:val="false"/>
-                <w:sz w:val="18"/>
-                <w:szCs w:val="18"/>
-                <w:color w:val="000000"/>
-              </w:rPr>
-              <w:t xml:space="preserve">0.315</w:t>
-            </w:r>
-          </w:p>
-        </w:tc>
-        <w:tc>
-          <w:tcPr>
-            <w:tcBorders>
-              <w:bottom w:val="none" w:sz="0" w:space="0" w:color="000000"/>
-              <w:top w:val="none" w:sz="0" w:space="0" w:color="000000"/>
-              <w:left w:val="none" w:sz="0" w:space="0" w:color="000000"/>
-              <w:right w:val="none" w:sz="0" w:space="0" w:color="000000"/>
-            </w:tcBorders>
-            <w:shd w:val="clear" w:color="auto" w:fill="FFFFFF"/>
-            <w:tcMar>
-              <w:top w:w="0" w:type="dxa"/>
-              <w:bottom w:w="0" w:type="dxa"/>
-              <w:left w:w="0" w:type="dxa"/>
-              <w:right w:w="0" w:type="dxa"/>
-            </w:tcMar>
-            <w:vAlign w:val="center"/>
-          </w:tcPr>
-          <w:p>
-            <w:pPr>
-              <w:pStyle w:val="Normal"/>
-              <w:jc w:val="center"/>
-              <w:pBdr>
-                <w:bottom w:val="none" w:sz="0" w:space="0" w:color="000000"/>
-                <w:top w:val="none" w:sz="0" w:space="0" w:color="000000"/>
-                <w:left w:val="none" w:sz="0" w:space="0" w:color="000000"/>
-                <w:right w:val="none" w:sz="0" w:space="0" w:color="000000"/>
-              </w:pBdr>
-              <w:spacing w:after="40" w:before="40" w:line="240"/>
-              <w:ind w:left="100" w:right="100" w:firstLine="0" w:firstLineChars="0"/>
-              <w:rPr>
-                <w:rFonts w:ascii="Arial" w:hAnsi="Arial" w:eastAsia="Arial" w:cs="Arial"/>
-                <w:i w:val="false"/>
-                <w:b w:val="false"/>
-                <w:u w:val="none"/>
-                <w:strike w:val="false"/>
-                <w:sz w:val="18"/>
-                <w:szCs w:val="18"/>
-                <w:color w:val="000000"/>
-              </w:rPr>
-            </w:pPr>
-            <w:r>
-              <w:rPr>
-                <w:rFonts w:ascii="Arial" w:hAnsi="Arial" w:eastAsia="Arial" w:cs="Arial"/>
-                <w:i w:val="false"/>
-                <w:b w:val="false"/>
-                <w:u w:val="none"/>
-                <w:strike w:val="false"/>
-                <w:sz w:val="18"/>
-                <w:szCs w:val="18"/>
-                <w:color w:val="000000"/>
-              </w:rPr>
-              <w:t xml:space="preserve">1.048 (0.116-12.825)</w:t>
-            </w:r>
-          </w:p>
-        </w:tc>
-        <w:tc>
-          <w:tcPr>
-            <w:tcBorders>
-              <w:bottom w:val="none" w:sz="0" w:space="0" w:color="000000"/>
-              <w:top w:val="none" w:sz="0" w:space="0" w:color="000000"/>
-              <w:left w:val="none" w:sz="0" w:space="0" w:color="000000"/>
-              <w:right w:val="none" w:sz="0" w:space="0" w:color="000000"/>
-            </w:tcBorders>
-            <w:shd w:val="clear" w:color="auto" w:fill="FFFFFF"/>
-            <w:tcMar>
-              <w:top w:w="0" w:type="dxa"/>
-              <w:bottom w:w="0" w:type="dxa"/>
-              <w:left w:w="0" w:type="dxa"/>
-              <w:right w:w="0" w:type="dxa"/>
-            </w:tcMar>
-            <w:vAlign w:val="center"/>
-          </w:tcPr>
-          <w:p>
-            <w:pPr>
-              <w:pStyle w:val="Normal"/>
-              <w:jc w:val="center"/>
-              <w:pBdr>
-                <w:bottom w:val="none" w:sz="0" w:space="0" w:color="000000"/>
-                <w:top w:val="none" w:sz="0" w:space="0" w:color="000000"/>
-                <w:left w:val="none" w:sz="0" w:space="0" w:color="000000"/>
-                <w:right w:val="none" w:sz="0" w:space="0" w:color="000000"/>
-              </w:pBdr>
-              <w:spacing w:after="40" w:before="40" w:line="240"/>
-              <w:ind w:left="100" w:right="100" w:firstLine="0" w:firstLineChars="0"/>
-              <w:rPr>
-                <w:rFonts w:ascii="Arial" w:hAnsi="Arial" w:eastAsia="Arial" w:cs="Arial"/>
-                <w:i w:val="false"/>
-                <w:b w:val="false"/>
-                <w:u w:val="none"/>
-                <w:strike w:val="false"/>
-                <w:sz w:val="18"/>
-                <w:szCs w:val="18"/>
-                <w:color w:val="000000"/>
-              </w:rPr>
-            </w:pPr>
-            <w:r>
-              <w:rPr>
-                <w:rFonts w:ascii="Arial" w:hAnsi="Arial" w:eastAsia="Arial" w:cs="Arial"/>
-                <w:i w:val="false"/>
-                <w:b w:val="false"/>
-                <w:u w:val="none"/>
-                <w:strike w:val="false"/>
-                <w:sz w:val="18"/>
-                <w:szCs w:val="18"/>
-                <w:color w:val="000000"/>
-              </w:rPr>
-              <w:t xml:space="preserve">0.968</w:t>
+              <w:ind w:left="60" w:right="60" w:firstLine="0" w:firstLineChars="0"/>
+              <w:rPr>
+                <w:rFonts w:ascii="Arial" w:hAnsi="Arial" w:eastAsia="Arial" w:cs="Arial"/>
+                <w:i w:val="false"/>
+                <w:b w:val="false"/>
+                <w:u w:val="none"/>
+                <w:strike w:val="false"/>
+                <w:sz w:val="18"/>
+                <w:szCs w:val="18"/>
+                <w:color w:val="000000"/>
+              </w:rPr>
+            </w:pPr>
+            <w:r>
+              <w:rPr>
+                <w:rFonts w:ascii="Arial" w:hAnsi="Arial" w:eastAsia="Arial" w:cs="Arial"/>
+                <w:i w:val="false"/>
+                <w:b w:val="false"/>
+                <w:u w:val="none"/>
+                <w:strike w:val="false"/>
+                <w:sz w:val="18"/>
+                <w:szCs w:val="18"/>
+                <w:color w:val="000000"/>
+              </w:rPr>
+              <w:t xml:space="preserve">4.291 (0.406-109.708)</w:t>
+            </w:r>
+          </w:p>
+        </w:tc>
+        <w:tc>
+          <w:tcPr>
+            <w:tcBorders>
+              <w:bottom w:val="none" w:sz="0" w:space="0" w:color="000000"/>
+              <w:top w:val="none" w:sz="0" w:space="0" w:color="000000"/>
+              <w:left w:val="none" w:sz="0" w:space="0" w:color="000000"/>
+              <w:right w:val="none" w:sz="0" w:space="0" w:color="000000"/>
+            </w:tcBorders>
+            <w:shd w:val="clear" w:color="auto" w:fill="FFFFFF"/>
+            <w:tcMar>
+              <w:top w:w="0" w:type="dxa"/>
+              <w:bottom w:w="0" w:type="dxa"/>
+              <w:left w:w="0" w:type="dxa"/>
+              <w:right w:w="0" w:type="dxa"/>
+            </w:tcMar>
+            <w:vAlign w:val="center"/>
+          </w:tcPr>
+          <w:p>
+            <w:pPr>
+              <w:pStyle w:val="Normal"/>
+              <w:jc w:val="center"/>
+              <w:pBdr>
+                <w:bottom w:val="none" w:sz="0" w:space="0" w:color="000000"/>
+                <w:top w:val="none" w:sz="0" w:space="0" w:color="000000"/>
+                <w:left w:val="none" w:sz="0" w:space="0" w:color="000000"/>
+                <w:right w:val="none" w:sz="0" w:space="0" w:color="000000"/>
+              </w:pBdr>
+              <w:spacing w:after="40" w:before="40" w:line="240"/>
+              <w:ind w:left="60" w:right="60" w:firstLine="0" w:firstLineChars="0"/>
+              <w:rPr>
+                <w:rFonts w:ascii="Arial" w:hAnsi="Arial" w:eastAsia="Arial" w:cs="Arial"/>
+                <w:i w:val="false"/>
+                <w:b w:val="false"/>
+                <w:u w:val="none"/>
+                <w:strike w:val="false"/>
+                <w:sz w:val="18"/>
+                <w:szCs w:val="18"/>
+                <w:color w:val="000000"/>
+              </w:rPr>
+            </w:pPr>
+            <w:r>
+              <w:rPr>
+                <w:rFonts w:ascii="Arial" w:hAnsi="Arial" w:eastAsia="Arial" w:cs="Arial"/>
+                <w:i w:val="false"/>
+                <w:b w:val="false"/>
+                <w:u w:val="none"/>
+                <w:strike w:val="false"/>
+                <w:sz w:val="18"/>
+                <w:szCs w:val="18"/>
+                <w:color w:val="000000"/>
+              </w:rPr>
+              <w:t xml:space="preserve">0.273</w:t>
+            </w:r>
+          </w:p>
+        </w:tc>
+        <w:tc>
+          <w:tcPr>
+            <w:tcBorders>
+              <w:bottom w:val="none" w:sz="0" w:space="0" w:color="000000"/>
+              <w:top w:val="none" w:sz="0" w:space="0" w:color="000000"/>
+              <w:left w:val="none" w:sz="0" w:space="0" w:color="000000"/>
+              <w:right w:val="none" w:sz="0" w:space="0" w:color="000000"/>
+            </w:tcBorders>
+            <w:shd w:val="clear" w:color="auto" w:fill="FFFFFF"/>
+            <w:tcMar>
+              <w:top w:w="0" w:type="dxa"/>
+              <w:bottom w:w="0" w:type="dxa"/>
+              <w:left w:w="0" w:type="dxa"/>
+              <w:right w:w="0" w:type="dxa"/>
+            </w:tcMar>
+            <w:vAlign w:val="center"/>
+          </w:tcPr>
+          <w:p>
+            <w:pPr>
+              <w:pStyle w:val="Normal"/>
+              <w:jc w:val="center"/>
+              <w:pBdr>
+                <w:bottom w:val="none" w:sz="0" w:space="0" w:color="000000"/>
+                <w:top w:val="none" w:sz="0" w:space="0" w:color="000000"/>
+                <w:left w:val="none" w:sz="0" w:space="0" w:color="000000"/>
+                <w:right w:val="none" w:sz="0" w:space="0" w:color="000000"/>
+              </w:pBdr>
+              <w:spacing w:after="40" w:before="40" w:line="240"/>
+              <w:ind w:left="60" w:right="60" w:firstLine="0" w:firstLineChars="0"/>
+              <w:rPr>
+                <w:rFonts w:ascii="Arial" w:hAnsi="Arial" w:eastAsia="Arial" w:cs="Arial"/>
+                <w:i w:val="false"/>
+                <w:b w:val="false"/>
+                <w:u w:val="none"/>
+                <w:strike w:val="false"/>
+                <w:sz w:val="18"/>
+                <w:szCs w:val="18"/>
+                <w:color w:val="000000"/>
+              </w:rPr>
+            </w:pPr>
+            <w:r>
+              <w:rPr>
+                <w:rFonts w:ascii="Arial" w:hAnsi="Arial" w:eastAsia="Arial" w:cs="Arial"/>
+                <w:i w:val="false"/>
+                <w:b w:val="false"/>
+                <w:u w:val="none"/>
+                <w:strike w:val="false"/>
+                <w:sz w:val="18"/>
+                <w:szCs w:val="18"/>
+                <w:color w:val="000000"/>
+              </w:rPr>
+              <w:t xml:space="preserve">1.154 (0.124-14.823)</w:t>
+            </w:r>
+          </w:p>
+        </w:tc>
+        <w:tc>
+          <w:tcPr>
+            <w:tcBorders>
+              <w:bottom w:val="none" w:sz="0" w:space="0" w:color="000000"/>
+              <w:top w:val="none" w:sz="0" w:space="0" w:color="000000"/>
+              <w:left w:val="none" w:sz="0" w:space="0" w:color="000000"/>
+              <w:right w:val="none" w:sz="0" w:space="0" w:color="000000"/>
+            </w:tcBorders>
+            <w:shd w:val="clear" w:color="auto" w:fill="FFFFFF"/>
+            <w:tcMar>
+              <w:top w:w="0" w:type="dxa"/>
+              <w:bottom w:w="0" w:type="dxa"/>
+              <w:left w:w="0" w:type="dxa"/>
+              <w:right w:w="0" w:type="dxa"/>
+            </w:tcMar>
+            <w:vAlign w:val="center"/>
+          </w:tcPr>
+          <w:p>
+            <w:pPr>
+              <w:pStyle w:val="Normal"/>
+              <w:jc w:val="center"/>
+              <w:pBdr>
+                <w:bottom w:val="none" w:sz="0" w:space="0" w:color="000000"/>
+                <w:top w:val="none" w:sz="0" w:space="0" w:color="000000"/>
+                <w:left w:val="none" w:sz="0" w:space="0" w:color="000000"/>
+                <w:right w:val="none" w:sz="0" w:space="0" w:color="000000"/>
+              </w:pBdr>
+              <w:spacing w:after="40" w:before="40" w:line="240"/>
+              <w:ind w:left="60" w:right="60" w:firstLine="0" w:firstLineChars="0"/>
+              <w:rPr>
+                <w:rFonts w:ascii="Arial" w:hAnsi="Arial" w:eastAsia="Arial" w:cs="Arial"/>
+                <w:i w:val="false"/>
+                <w:b w:val="false"/>
+                <w:u w:val="none"/>
+                <w:strike w:val="false"/>
+                <w:sz w:val="18"/>
+                <w:szCs w:val="18"/>
+                <w:color w:val="000000"/>
+              </w:rPr>
+            </w:pPr>
+            <w:r>
+              <w:rPr>
+                <w:rFonts w:ascii="Arial" w:hAnsi="Arial" w:eastAsia="Arial" w:cs="Arial"/>
+                <w:i w:val="false"/>
+                <w:b w:val="false"/>
+                <w:u w:val="none"/>
+                <w:strike w:val="false"/>
+                <w:sz w:val="18"/>
+                <w:szCs w:val="18"/>
+                <w:color w:val="000000"/>
+              </w:rPr>
+              <w:t xml:space="preserve">0.904</w:t>
             </w:r>
           </w:p>
         </w:tc>
@@ -3130,7 +3130,7 @@
                 <w:right w:val="none" w:sz="0" w:space="0" w:color="000000"/>
               </w:pBdr>
               <w:spacing w:after="40" w:before="40" w:line="240"/>
-              <w:ind w:left="100" w:right="100" w:firstLine="0" w:firstLineChars="0"/>
+              <w:ind w:left="60" w:right="60" w:firstLine="0" w:firstLineChars="0"/>
               <w:rPr>
                 <w:rFonts w:ascii="Arial" w:hAnsi="Arial" w:eastAsia="Arial" w:cs="Arial"/>
                 <w:i w:val="false"/>
@@ -3185,7 +3185,7 @@
                 <w:right w:val="none" w:sz="0" w:space="0" w:color="000000"/>
               </w:pBdr>
               <w:spacing w:after="40" w:before="40" w:line="240"/>
-              <w:ind w:left="100" w:right="100" w:firstLine="0" w:firstLineChars="0"/>
+              <w:ind w:left="60" w:right="60" w:firstLine="0" w:firstLineChars="0"/>
               <w:rPr>
                 <w:rFonts w:ascii="Arial" w:hAnsi="Arial" w:eastAsia="Arial" w:cs="Arial"/>
                 <w:i w:val="false"/>
@@ -3240,7 +3240,7 @@
                 <w:right w:val="none" w:sz="0" w:space="0" w:color="000000"/>
               </w:pBdr>
               <w:spacing w:after="40" w:before="40" w:line="240"/>
-              <w:ind w:left="100" w:right="100" w:firstLine="0" w:firstLineChars="0"/>
+              <w:ind w:left="60" w:right="60" w:firstLine="0" w:firstLineChars="0"/>
               <w:rPr>
                 <w:rFonts w:ascii="Arial" w:hAnsi="Arial" w:eastAsia="Arial" w:cs="Arial"/>
                 <w:i w:val="false"/>
@@ -3295,7 +3295,7 @@
                 <w:right w:val="none" w:sz="0" w:space="0" w:color="000000"/>
               </w:pBdr>
               <w:spacing w:after="40" w:before="40" w:line="240"/>
-              <w:ind w:left="100" w:right="100" w:firstLine="0" w:firstLineChars="0"/>
+              <w:ind w:left="60" w:right="60" w:firstLine="0" w:firstLineChars="0"/>
               <w:rPr>
                 <w:rFonts w:ascii="Arial" w:hAnsi="Arial" w:eastAsia="Arial" w:cs="Arial"/>
                 <w:i w:val="false"/>
@@ -3350,7 +3350,7 @@
                 <w:right w:val="none" w:sz="0" w:space="0" w:color="000000"/>
               </w:pBdr>
               <w:spacing w:after="40" w:before="40" w:line="240"/>
-              <w:ind w:left="100" w:right="100" w:firstLine="0" w:firstLineChars="0"/>
+              <w:ind w:left="60" w:right="60" w:firstLine="0" w:firstLineChars="0"/>
               <w:rPr>
                 <w:rFonts w:ascii="Arial" w:hAnsi="Arial" w:eastAsia="Arial" w:cs="Arial"/>
                 <w:i w:val="false"/>
@@ -3410,7 +3410,7 @@
                 <w:right w:val="none" w:sz="0" w:space="0" w:color="000000"/>
               </w:pBdr>
               <w:spacing w:after="40" w:before="40" w:line="240"/>
-              <w:ind w:left="100" w:right="100" w:firstLine="0" w:firstLineChars="0"/>
+              <w:ind w:left="60" w:right="60" w:firstLine="0" w:firstLineChars="0"/>
               <w:rPr>
                 <w:rFonts w:ascii="Arial" w:hAnsi="Arial" w:eastAsia="Arial" w:cs="Arial"/>
                 <w:i w:val="false"/>
@@ -3465,7 +3465,7 @@
                 <w:right w:val="none" w:sz="0" w:space="0" w:color="000000"/>
               </w:pBdr>
               <w:spacing w:after="40" w:before="40" w:line="240"/>
-              <w:ind w:left="100" w:right="100" w:firstLine="0" w:firstLineChars="0"/>
+              <w:ind w:left="60" w:right="60" w:firstLine="0" w:firstLineChars="0"/>
               <w:rPr>
                 <w:rFonts w:ascii="Arial" w:hAnsi="Arial" w:eastAsia="Arial" w:cs="Arial"/>
                 <w:i w:val="false"/>
@@ -3520,7 +3520,7 @@
                 <w:right w:val="none" w:sz="0" w:space="0" w:color="000000"/>
               </w:pBdr>
               <w:spacing w:after="40" w:before="40" w:line="240"/>
-              <w:ind w:left="100" w:right="100" w:firstLine="0" w:firstLineChars="0"/>
+              <w:ind w:left="60" w:right="60" w:firstLine="0" w:firstLineChars="0"/>
               <w:rPr>
                 <w:rFonts w:ascii="Arial" w:hAnsi="Arial" w:eastAsia="Arial" w:cs="Arial"/>
                 <w:i w:val="false"/>
@@ -3575,7 +3575,7 @@
                 <w:right w:val="none" w:sz="0" w:space="0" w:color="000000"/>
               </w:pBdr>
               <w:spacing w:after="40" w:before="40" w:line="240"/>
-              <w:ind w:left="100" w:right="100" w:firstLine="0" w:firstLineChars="0"/>
+              <w:ind w:left="60" w:right="60" w:firstLine="0" w:firstLineChars="0"/>
               <w:rPr>
                 <w:rFonts w:ascii="Arial" w:hAnsi="Arial" w:eastAsia="Arial" w:cs="Arial"/>
                 <w:i w:val="false"/>
@@ -3630,7 +3630,7 @@
                 <w:right w:val="none" w:sz="0" w:space="0" w:color="000000"/>
               </w:pBdr>
               <w:spacing w:after="40" w:before="40" w:line="240"/>
-              <w:ind w:left="100" w:right="100" w:firstLine="0" w:firstLineChars="0"/>
+              <w:ind w:left="60" w:right="60" w:firstLine="0" w:firstLineChars="0"/>
               <w:rPr>
                 <w:rFonts w:ascii="Arial" w:hAnsi="Arial" w:eastAsia="Arial" w:cs="Arial"/>
                 <w:i w:val="false"/>
@@ -3690,7 +3690,7 @@
                 <w:right w:val="none" w:sz="0" w:space="0" w:color="000000"/>
               </w:pBdr>
               <w:spacing w:after="40" w:before="40" w:line="240"/>
-              <w:ind w:left="100" w:right="100" w:firstLine="0" w:firstLineChars="0"/>
+              <w:ind w:left="60" w:right="60" w:firstLine="0" w:firstLineChars="0"/>
               <w:rPr>
                 <w:rFonts w:ascii="Arial" w:hAnsi="Arial" w:eastAsia="Arial" w:cs="Arial"/>
                 <w:i w:val="false"/>
@@ -3745,195 +3745,195 @@
                 <w:right w:val="none" w:sz="0" w:space="0" w:color="000000"/>
               </w:pBdr>
               <w:spacing w:after="40" w:before="40" w:line="240"/>
-              <w:ind w:left="100" w:right="100" w:firstLine="0" w:firstLineChars="0"/>
-              <w:rPr>
-                <w:rFonts w:ascii="Arial" w:hAnsi="Arial" w:eastAsia="Arial" w:cs="Arial"/>
-                <w:i w:val="false"/>
-                <w:b w:val="false"/>
-                <w:u w:val="none"/>
-                <w:strike w:val="false"/>
-                <w:sz w:val="18"/>
-                <w:szCs w:val="18"/>
-                <w:color w:val="000000"/>
-              </w:rPr>
-            </w:pPr>
-            <w:r>
-              <w:rPr>
-                <w:rFonts w:ascii="Arial" w:hAnsi="Arial" w:eastAsia="Arial" w:cs="Arial"/>
-                <w:i w:val="false"/>
-                <w:b w:val="false"/>
-                <w:u w:val="none"/>
-                <w:strike w:val="false"/>
-                <w:sz w:val="18"/>
-                <w:szCs w:val="18"/>
-                <w:color w:val="000000"/>
-              </w:rPr>
-              <w:t xml:space="preserve">2.895 (0.399-27.699)</w:t>
-            </w:r>
-          </w:p>
-        </w:tc>
-        <w:tc>
-          <w:tcPr>
-            <w:tcBorders>
-              <w:bottom w:val="none" w:sz="0" w:space="0" w:color="000000"/>
-              <w:top w:val="none" w:sz="0" w:space="0" w:color="000000"/>
-              <w:left w:val="none" w:sz="0" w:space="0" w:color="000000"/>
-              <w:right w:val="none" w:sz="0" w:space="0" w:color="000000"/>
-            </w:tcBorders>
-            <w:shd w:val="clear" w:color="auto" w:fill="FFFFFF"/>
-            <w:tcMar>
-              <w:top w:w="0" w:type="dxa"/>
-              <w:bottom w:w="0" w:type="dxa"/>
-              <w:left w:w="0" w:type="dxa"/>
-              <w:right w:w="0" w:type="dxa"/>
-            </w:tcMar>
-            <w:vAlign w:val="center"/>
-          </w:tcPr>
-          <w:p>
-            <w:pPr>
-              <w:pStyle w:val="Normal"/>
-              <w:jc w:val="center"/>
-              <w:pBdr>
-                <w:bottom w:val="none" w:sz="0" w:space="0" w:color="000000"/>
-                <w:top w:val="none" w:sz="0" w:space="0" w:color="000000"/>
-                <w:left w:val="none" w:sz="0" w:space="0" w:color="000000"/>
-                <w:right w:val="none" w:sz="0" w:space="0" w:color="000000"/>
-              </w:pBdr>
-              <w:spacing w:after="40" w:before="40" w:line="240"/>
-              <w:ind w:left="100" w:right="100" w:firstLine="0" w:firstLineChars="0"/>
-              <w:rPr>
-                <w:rFonts w:ascii="Arial" w:hAnsi="Arial" w:eastAsia="Arial" w:cs="Arial"/>
-                <w:i w:val="false"/>
-                <w:b w:val="false"/>
-                <w:u w:val="none"/>
-                <w:strike w:val="false"/>
-                <w:sz w:val="18"/>
-                <w:szCs w:val="18"/>
-                <w:color w:val="000000"/>
-              </w:rPr>
-            </w:pPr>
-            <w:r>
-              <w:rPr>
-                <w:rFonts w:ascii="Arial" w:hAnsi="Arial" w:eastAsia="Arial" w:cs="Arial"/>
-                <w:i w:val="false"/>
-                <w:b w:val="false"/>
-                <w:u w:val="none"/>
-                <w:strike w:val="false"/>
-                <w:sz w:val="18"/>
-                <w:szCs w:val="18"/>
-                <w:color w:val="000000"/>
-              </w:rPr>
-              <w:t xml:space="preserve">0.313</w:t>
-            </w:r>
-          </w:p>
-        </w:tc>
-        <w:tc>
-          <w:tcPr>
-            <w:tcBorders>
-              <w:bottom w:val="none" w:sz="0" w:space="0" w:color="000000"/>
-              <w:top w:val="none" w:sz="0" w:space="0" w:color="000000"/>
-              <w:left w:val="none" w:sz="0" w:space="0" w:color="000000"/>
-              <w:right w:val="none" w:sz="0" w:space="0" w:color="000000"/>
-            </w:tcBorders>
-            <w:shd w:val="clear" w:color="auto" w:fill="FFFFFF"/>
-            <w:tcMar>
-              <w:top w:w="0" w:type="dxa"/>
-              <w:bottom w:w="0" w:type="dxa"/>
-              <w:left w:w="0" w:type="dxa"/>
-              <w:right w:w="0" w:type="dxa"/>
-            </w:tcMar>
-            <w:vAlign w:val="center"/>
-          </w:tcPr>
-          <w:p>
-            <w:pPr>
-              <w:pStyle w:val="Normal"/>
-              <w:jc w:val="center"/>
-              <w:pBdr>
-                <w:bottom w:val="none" w:sz="0" w:space="0" w:color="000000"/>
-                <w:top w:val="none" w:sz="0" w:space="0" w:color="000000"/>
-                <w:left w:val="none" w:sz="0" w:space="0" w:color="000000"/>
-                <w:right w:val="none" w:sz="0" w:space="0" w:color="000000"/>
-              </w:pBdr>
-              <w:spacing w:after="40" w:before="40" w:line="240"/>
-              <w:ind w:left="100" w:right="100" w:firstLine="0" w:firstLineChars="0"/>
-              <w:rPr>
-                <w:rFonts w:ascii="Arial" w:hAnsi="Arial" w:eastAsia="Arial" w:cs="Arial"/>
-                <w:i w:val="false"/>
-                <w:b w:val="false"/>
-                <w:u w:val="none"/>
-                <w:strike w:val="false"/>
-                <w:sz w:val="18"/>
-                <w:szCs w:val="18"/>
-                <w:color w:val="000000"/>
-              </w:rPr>
-            </w:pPr>
-            <w:r>
-              <w:rPr>
-                <w:rFonts w:ascii="Arial" w:hAnsi="Arial" w:eastAsia="Arial" w:cs="Arial"/>
-                <w:i w:val="false"/>
-                <w:b w:val="false"/>
-                <w:u w:val="none"/>
-                <w:strike w:val="false"/>
-                <w:sz w:val="18"/>
-                <w:szCs w:val="18"/>
-                <w:color w:val="000000"/>
-              </w:rPr>
-              <w:t xml:space="preserve">2.625 (0.259-44.654)</w:t>
-            </w:r>
-          </w:p>
-        </w:tc>
-        <w:tc>
-          <w:tcPr>
-            <w:tcBorders>
-              <w:bottom w:val="none" w:sz="0" w:space="0" w:color="000000"/>
-              <w:top w:val="none" w:sz="0" w:space="0" w:color="000000"/>
-              <w:left w:val="none" w:sz="0" w:space="0" w:color="000000"/>
-              <w:right w:val="none" w:sz="0" w:space="0" w:color="000000"/>
-            </w:tcBorders>
-            <w:shd w:val="clear" w:color="auto" w:fill="FFFFFF"/>
-            <w:tcMar>
-              <w:top w:w="0" w:type="dxa"/>
-              <w:bottom w:w="0" w:type="dxa"/>
-              <w:left w:w="0" w:type="dxa"/>
-              <w:right w:w="0" w:type="dxa"/>
-            </w:tcMar>
-            <w:vAlign w:val="center"/>
-          </w:tcPr>
-          <w:p>
-            <w:pPr>
-              <w:pStyle w:val="Normal"/>
-              <w:jc w:val="center"/>
-              <w:pBdr>
-                <w:bottom w:val="none" w:sz="0" w:space="0" w:color="000000"/>
-                <w:top w:val="none" w:sz="0" w:space="0" w:color="000000"/>
-                <w:left w:val="none" w:sz="0" w:space="0" w:color="000000"/>
-                <w:right w:val="none" w:sz="0" w:space="0" w:color="000000"/>
-              </w:pBdr>
-              <w:spacing w:after="40" w:before="40" w:line="240"/>
-              <w:ind w:left="100" w:right="100" w:firstLine="0" w:firstLineChars="0"/>
-              <w:rPr>
-                <w:rFonts w:ascii="Arial" w:hAnsi="Arial" w:eastAsia="Arial" w:cs="Arial"/>
-                <w:i w:val="false"/>
-                <w:b w:val="false"/>
-                <w:u w:val="none"/>
-                <w:strike w:val="false"/>
-                <w:sz w:val="18"/>
-                <w:szCs w:val="18"/>
-                <w:color w:val="000000"/>
-              </w:rPr>
-            </w:pPr>
-            <w:r>
-              <w:rPr>
-                <w:rFonts w:ascii="Arial" w:hAnsi="Arial" w:eastAsia="Arial" w:cs="Arial"/>
-                <w:i w:val="false"/>
-                <w:b w:val="false"/>
-                <w:u w:val="none"/>
-                <w:strike w:val="false"/>
-                <w:sz w:val="18"/>
-                <w:szCs w:val="18"/>
-                <w:color w:val="000000"/>
-              </w:rPr>
-              <w:t xml:space="preserve">0.456</w:t>
+              <w:ind w:left="60" w:right="60" w:firstLine="0" w:firstLineChars="0"/>
+              <w:rPr>
+                <w:rFonts w:ascii="Arial" w:hAnsi="Arial" w:eastAsia="Arial" w:cs="Arial"/>
+                <w:i w:val="false"/>
+                <w:b w:val="false"/>
+                <w:u w:val="none"/>
+                <w:strike w:val="false"/>
+                <w:sz w:val="18"/>
+                <w:szCs w:val="18"/>
+                <w:color w:val="000000"/>
+              </w:rPr>
+            </w:pPr>
+            <w:r>
+              <w:rPr>
+                <w:rFonts w:ascii="Arial" w:hAnsi="Arial" w:eastAsia="Arial" w:cs="Arial"/>
+                <w:i w:val="false"/>
+                <w:b w:val="false"/>
+                <w:u w:val="none"/>
+                <w:strike w:val="false"/>
+                <w:sz w:val="18"/>
+                <w:szCs w:val="18"/>
+                <w:color w:val="000000"/>
+              </w:rPr>
+              <w:t xml:space="preserve">2.750 (0.372-27.300)</w:t>
+            </w:r>
+          </w:p>
+        </w:tc>
+        <w:tc>
+          <w:tcPr>
+            <w:tcBorders>
+              <w:bottom w:val="none" w:sz="0" w:space="0" w:color="000000"/>
+              <w:top w:val="none" w:sz="0" w:space="0" w:color="000000"/>
+              <w:left w:val="none" w:sz="0" w:space="0" w:color="000000"/>
+              <w:right w:val="none" w:sz="0" w:space="0" w:color="000000"/>
+            </w:tcBorders>
+            <w:shd w:val="clear" w:color="auto" w:fill="FFFFFF"/>
+            <w:tcMar>
+              <w:top w:w="0" w:type="dxa"/>
+              <w:bottom w:w="0" w:type="dxa"/>
+              <w:left w:w="0" w:type="dxa"/>
+              <w:right w:w="0" w:type="dxa"/>
+            </w:tcMar>
+            <w:vAlign w:val="center"/>
+          </w:tcPr>
+          <w:p>
+            <w:pPr>
+              <w:pStyle w:val="Normal"/>
+              <w:jc w:val="center"/>
+              <w:pBdr>
+                <w:bottom w:val="none" w:sz="0" w:space="0" w:color="000000"/>
+                <w:top w:val="none" w:sz="0" w:space="0" w:color="000000"/>
+                <w:left w:val="none" w:sz="0" w:space="0" w:color="000000"/>
+                <w:right w:val="none" w:sz="0" w:space="0" w:color="000000"/>
+              </w:pBdr>
+              <w:spacing w:after="40" w:before="40" w:line="240"/>
+              <w:ind w:left="60" w:right="60" w:firstLine="0" w:firstLineChars="0"/>
+              <w:rPr>
+                <w:rFonts w:ascii="Arial" w:hAnsi="Arial" w:eastAsia="Arial" w:cs="Arial"/>
+                <w:i w:val="false"/>
+                <w:b w:val="false"/>
+                <w:u w:val="none"/>
+                <w:strike w:val="false"/>
+                <w:sz w:val="18"/>
+                <w:szCs w:val="18"/>
+                <w:color w:val="000000"/>
+              </w:rPr>
+            </w:pPr>
+            <w:r>
+              <w:rPr>
+                <w:rFonts w:ascii="Arial" w:hAnsi="Arial" w:eastAsia="Arial" w:cs="Arial"/>
+                <w:i w:val="false"/>
+                <w:b w:val="false"/>
+                <w:u w:val="none"/>
+                <w:strike w:val="false"/>
+                <w:sz w:val="18"/>
+                <w:szCs w:val="18"/>
+                <w:color w:val="000000"/>
+              </w:rPr>
+              <w:t xml:space="preserve">0.343</w:t>
+            </w:r>
+          </w:p>
+        </w:tc>
+        <w:tc>
+          <w:tcPr>
+            <w:tcBorders>
+              <w:bottom w:val="none" w:sz="0" w:space="0" w:color="000000"/>
+              <w:top w:val="none" w:sz="0" w:space="0" w:color="000000"/>
+              <w:left w:val="none" w:sz="0" w:space="0" w:color="000000"/>
+              <w:right w:val="none" w:sz="0" w:space="0" w:color="000000"/>
+            </w:tcBorders>
+            <w:shd w:val="clear" w:color="auto" w:fill="FFFFFF"/>
+            <w:tcMar>
+              <w:top w:w="0" w:type="dxa"/>
+              <w:bottom w:w="0" w:type="dxa"/>
+              <w:left w:w="0" w:type="dxa"/>
+              <w:right w:w="0" w:type="dxa"/>
+            </w:tcMar>
+            <w:vAlign w:val="center"/>
+          </w:tcPr>
+          <w:p>
+            <w:pPr>
+              <w:pStyle w:val="Normal"/>
+              <w:jc w:val="center"/>
+              <w:pBdr>
+                <w:bottom w:val="none" w:sz="0" w:space="0" w:color="000000"/>
+                <w:top w:val="none" w:sz="0" w:space="0" w:color="000000"/>
+                <w:left w:val="none" w:sz="0" w:space="0" w:color="000000"/>
+                <w:right w:val="none" w:sz="0" w:space="0" w:color="000000"/>
+              </w:pBdr>
+              <w:spacing w:after="40" w:before="40" w:line="240"/>
+              <w:ind w:left="60" w:right="60" w:firstLine="0" w:firstLineChars="0"/>
+              <w:rPr>
+                <w:rFonts w:ascii="Arial" w:hAnsi="Arial" w:eastAsia="Arial" w:cs="Arial"/>
+                <w:i w:val="false"/>
+                <w:b w:val="false"/>
+                <w:u w:val="none"/>
+                <w:strike w:val="false"/>
+                <w:sz w:val="18"/>
+                <w:szCs w:val="18"/>
+                <w:color w:val="000000"/>
+              </w:rPr>
+            </w:pPr>
+            <w:r>
+              <w:rPr>
+                <w:rFonts w:ascii="Arial" w:hAnsi="Arial" w:eastAsia="Arial" w:cs="Arial"/>
+                <w:i w:val="false"/>
+                <w:b w:val="false"/>
+                <w:u w:val="none"/>
+                <w:strike w:val="false"/>
+                <w:sz w:val="18"/>
+                <w:szCs w:val="18"/>
+                <w:color w:val="000000"/>
+              </w:rPr>
+              <w:t xml:space="preserve">2.810 (0.267-50.399)</w:t>
+            </w:r>
+          </w:p>
+        </w:tc>
+        <w:tc>
+          <w:tcPr>
+            <w:tcBorders>
+              <w:bottom w:val="none" w:sz="0" w:space="0" w:color="000000"/>
+              <w:top w:val="none" w:sz="0" w:space="0" w:color="000000"/>
+              <w:left w:val="none" w:sz="0" w:space="0" w:color="000000"/>
+              <w:right w:val="none" w:sz="0" w:space="0" w:color="000000"/>
+            </w:tcBorders>
+            <w:shd w:val="clear" w:color="auto" w:fill="FFFFFF"/>
+            <w:tcMar>
+              <w:top w:w="0" w:type="dxa"/>
+              <w:bottom w:w="0" w:type="dxa"/>
+              <w:left w:w="0" w:type="dxa"/>
+              <w:right w:w="0" w:type="dxa"/>
+            </w:tcMar>
+            <w:vAlign w:val="center"/>
+          </w:tcPr>
+          <w:p>
+            <w:pPr>
+              <w:pStyle w:val="Normal"/>
+              <w:jc w:val="center"/>
+              <w:pBdr>
+                <w:bottom w:val="none" w:sz="0" w:space="0" w:color="000000"/>
+                <w:top w:val="none" w:sz="0" w:space="0" w:color="000000"/>
+                <w:left w:val="none" w:sz="0" w:space="0" w:color="000000"/>
+                <w:right w:val="none" w:sz="0" w:space="0" w:color="000000"/>
+              </w:pBdr>
+              <w:spacing w:after="40" w:before="40" w:line="240"/>
+              <w:ind w:left="60" w:right="60" w:firstLine="0" w:firstLineChars="0"/>
+              <w:rPr>
+                <w:rFonts w:ascii="Arial" w:hAnsi="Arial" w:eastAsia="Arial" w:cs="Arial"/>
+                <w:i w:val="false"/>
+                <w:b w:val="false"/>
+                <w:u w:val="none"/>
+                <w:strike w:val="false"/>
+                <w:sz w:val="18"/>
+                <w:szCs w:val="18"/>
+                <w:color w:val="000000"/>
+              </w:rPr>
+            </w:pPr>
+            <w:r>
+              <w:rPr>
+                <w:rFonts w:ascii="Arial" w:hAnsi="Arial" w:eastAsia="Arial" w:cs="Arial"/>
+                <w:i w:val="false"/>
+                <w:b w:val="false"/>
+                <w:u w:val="none"/>
+                <w:strike w:val="false"/>
+                <w:sz w:val="18"/>
+                <w:szCs w:val="18"/>
+                <w:color w:val="000000"/>
+              </w:rPr>
+              <w:t xml:space="preserve">0.433</w:t>
             </w:r>
           </w:p>
         </w:tc>
@@ -3970,7 +3970,7 @@
                 <w:right w:val="none" w:sz="0" w:space="0" w:color="000000"/>
               </w:pBdr>
               <w:spacing w:after="40" w:before="40" w:line="240"/>
-              <w:ind w:left="100" w:right="100" w:firstLine="0" w:firstLineChars="0"/>
+              <w:ind w:left="60" w:right="60" w:firstLine="0" w:firstLineChars="0"/>
               <w:rPr>
                 <w:rFonts w:ascii="Arial" w:hAnsi="Arial" w:eastAsia="Arial" w:cs="Arial"/>
                 <w:i w:val="false"/>
@@ -4025,7 +4025,7 @@
                 <w:right w:val="none" w:sz="0" w:space="0" w:color="000000"/>
               </w:pBdr>
               <w:spacing w:after="40" w:before="40" w:line="240"/>
-              <w:ind w:left="100" w:right="100" w:firstLine="0" w:firstLineChars="0"/>
+              <w:ind w:left="60" w:right="60" w:firstLine="0" w:firstLineChars="0"/>
               <w:rPr>
                 <w:rFonts w:ascii="Arial" w:hAnsi="Arial" w:eastAsia="Arial" w:cs="Arial"/>
                 <w:i w:val="false"/>
@@ -4080,7 +4080,7 @@
                 <w:right w:val="none" w:sz="0" w:space="0" w:color="000000"/>
               </w:pBdr>
               <w:spacing w:after="40" w:before="40" w:line="240"/>
-              <w:ind w:left="100" w:right="100" w:firstLine="0" w:firstLineChars="0"/>
+              <w:ind w:left="60" w:right="60" w:firstLine="0" w:firstLineChars="0"/>
               <w:rPr>
                 <w:rFonts w:ascii="Arial" w:hAnsi="Arial" w:eastAsia="Arial" w:cs="Arial"/>
                 <w:i w:val="false"/>
@@ -4135,7 +4135,7 @@
                 <w:right w:val="none" w:sz="0" w:space="0" w:color="000000"/>
               </w:pBdr>
               <w:spacing w:after="40" w:before="40" w:line="240"/>
-              <w:ind w:left="100" w:right="100" w:firstLine="0" w:firstLineChars="0"/>
+              <w:ind w:left="60" w:right="60" w:firstLine="0" w:firstLineChars="0"/>
               <w:rPr>
                 <w:rFonts w:ascii="Arial" w:hAnsi="Arial" w:eastAsia="Arial" w:cs="Arial"/>
                 <w:i w:val="false"/>
@@ -4190,7 +4190,7 @@
                 <w:right w:val="none" w:sz="0" w:space="0" w:color="000000"/>
               </w:pBdr>
               <w:spacing w:after="40" w:before="40" w:line="240"/>
-              <w:ind w:left="100" w:right="100" w:firstLine="0" w:firstLineChars="0"/>
+              <w:ind w:left="60" w:right="60" w:firstLine="0" w:firstLineChars="0"/>
               <w:rPr>
                 <w:rFonts w:ascii="Arial" w:hAnsi="Arial" w:eastAsia="Arial" w:cs="Arial"/>
                 <w:i w:val="false"/>
@@ -4250,7 +4250,7 @@
                 <w:right w:val="none" w:sz="0" w:space="0" w:color="000000"/>
               </w:pBdr>
               <w:spacing w:after="40" w:before="40" w:line="240"/>
-              <w:ind w:left="100" w:right="100" w:firstLine="0" w:firstLineChars="0"/>
+              <w:ind w:left="60" w:right="60" w:firstLine="0" w:firstLineChars="0"/>
               <w:rPr>
                 <w:rFonts w:ascii="Arial" w:hAnsi="Arial" w:eastAsia="Arial" w:cs="Arial"/>
                 <w:i w:val="false"/>
@@ -4305,7 +4305,7 @@
                 <w:right w:val="none" w:sz="0" w:space="0" w:color="000000"/>
               </w:pBdr>
               <w:spacing w:after="40" w:before="40" w:line="240"/>
-              <w:ind w:left="100" w:right="100" w:firstLine="0" w:firstLineChars="0"/>
+              <w:ind w:left="60" w:right="60" w:firstLine="0" w:firstLineChars="0"/>
               <w:rPr>
                 <w:rFonts w:ascii="Arial" w:hAnsi="Arial" w:eastAsia="Arial" w:cs="Arial"/>
                 <w:i w:val="false"/>
@@ -4360,7 +4360,7 @@
                 <w:right w:val="none" w:sz="0" w:space="0" w:color="000000"/>
               </w:pBdr>
               <w:spacing w:after="40" w:before="40" w:line="240"/>
-              <w:ind w:left="100" w:right="100" w:firstLine="0" w:firstLineChars="0"/>
+              <w:ind w:left="60" w:right="60" w:firstLine="0" w:firstLineChars="0"/>
               <w:rPr>
                 <w:rFonts w:ascii="Arial" w:hAnsi="Arial" w:eastAsia="Arial" w:cs="Arial"/>
                 <w:i w:val="false"/>
@@ -4415,7 +4415,7 @@
                 <w:right w:val="none" w:sz="0" w:space="0" w:color="000000"/>
               </w:pBdr>
               <w:spacing w:after="40" w:before="40" w:line="240"/>
-              <w:ind w:left="100" w:right="100" w:firstLine="0" w:firstLineChars="0"/>
+              <w:ind w:left="60" w:right="60" w:firstLine="0" w:firstLineChars="0"/>
               <w:rPr>
                 <w:rFonts w:ascii="Arial" w:hAnsi="Arial" w:eastAsia="Arial" w:cs="Arial"/>
                 <w:i w:val="false"/>
@@ -4470,7 +4470,7 @@
                 <w:right w:val="none" w:sz="0" w:space="0" w:color="000000"/>
               </w:pBdr>
               <w:spacing w:after="40" w:before="40" w:line="240"/>
-              <w:ind w:left="100" w:right="100" w:firstLine="0" w:firstLineChars="0"/>
+              <w:ind w:left="60" w:right="60" w:firstLine="0" w:firstLineChars="0"/>
               <w:rPr>
                 <w:rFonts w:ascii="Arial" w:hAnsi="Arial" w:eastAsia="Arial" w:cs="Arial"/>
                 <w:i w:val="false"/>
@@ -4530,7 +4530,7 @@
                 <w:right w:val="none" w:sz="0" w:space="0" w:color="000000"/>
               </w:pBdr>
               <w:spacing w:after="40" w:before="40" w:line="240"/>
-              <w:ind w:left="100" w:right="100" w:firstLine="0" w:firstLineChars="0"/>
+              <w:ind w:left="60" w:right="60" w:firstLine="0" w:firstLineChars="0"/>
               <w:rPr>
                 <w:rFonts w:ascii="Arial" w:hAnsi="Arial" w:eastAsia="Arial" w:cs="Arial"/>
                 <w:i w:val="false"/>
@@ -4585,195 +4585,195 @@
                 <w:right w:val="none" w:sz="0" w:space="0" w:color="000000"/>
               </w:pBdr>
               <w:spacing w:after="40" w:before="40" w:line="240"/>
-              <w:ind w:left="100" w:right="100" w:firstLine="0" w:firstLineChars="0"/>
-              <w:rPr>
-                <w:rFonts w:ascii="Arial" w:hAnsi="Arial" w:eastAsia="Arial" w:cs="Arial"/>
-                <w:i w:val="false"/>
-                <w:b w:val="false"/>
-                <w:u w:val="none"/>
-                <w:strike w:val="false"/>
-                <w:sz w:val="18"/>
-                <w:szCs w:val="18"/>
-                <w:color w:val="000000"/>
-              </w:rPr>
-            </w:pPr>
-            <w:r>
-              <w:rPr>
-                <w:rFonts w:ascii="Arial" w:hAnsi="Arial" w:eastAsia="Arial" w:cs="Arial"/>
-                <w:i w:val="false"/>
-                <w:b w:val="false"/>
-                <w:u w:val="none"/>
-                <w:strike w:val="false"/>
-                <w:sz w:val="18"/>
-                <w:szCs w:val="18"/>
-                <w:color w:val="000000"/>
-              </w:rPr>
-              <w:t xml:space="preserve">0.272 (0.060-1.106)</w:t>
-            </w:r>
-          </w:p>
-        </w:tc>
-        <w:tc>
-          <w:tcPr>
-            <w:tcBorders>
-              <w:bottom w:val="none" w:sz="0" w:space="0" w:color="000000"/>
-              <w:top w:val="none" w:sz="0" w:space="0" w:color="000000"/>
-              <w:left w:val="none" w:sz="0" w:space="0" w:color="000000"/>
-              <w:right w:val="none" w:sz="0" w:space="0" w:color="000000"/>
-            </w:tcBorders>
-            <w:shd w:val="clear" w:color="auto" w:fill="FFFFFF"/>
-            <w:tcMar>
-              <w:top w:w="0" w:type="dxa"/>
-              <w:bottom w:w="0" w:type="dxa"/>
-              <w:left w:w="0" w:type="dxa"/>
-              <w:right w:w="0" w:type="dxa"/>
-            </w:tcMar>
-            <w:vAlign w:val="center"/>
-          </w:tcPr>
-          <w:p>
-            <w:pPr>
-              <w:pStyle w:val="Normal"/>
-              <w:jc w:val="center"/>
-              <w:pBdr>
-                <w:bottom w:val="none" w:sz="0" w:space="0" w:color="000000"/>
-                <w:top w:val="none" w:sz="0" w:space="0" w:color="000000"/>
-                <w:left w:val="none" w:sz="0" w:space="0" w:color="000000"/>
-                <w:right w:val="none" w:sz="0" w:space="0" w:color="000000"/>
-              </w:pBdr>
-              <w:spacing w:after="40" w:before="40" w:line="240"/>
-              <w:ind w:left="100" w:right="100" w:firstLine="0" w:firstLineChars="0"/>
-              <w:rPr>
-                <w:rFonts w:ascii="Arial" w:hAnsi="Arial" w:eastAsia="Arial" w:cs="Arial"/>
-                <w:i w:val="false"/>
-                <w:b w:val="false"/>
-                <w:u w:val="none"/>
-                <w:strike w:val="false"/>
-                <w:sz w:val="18"/>
-                <w:szCs w:val="18"/>
-                <w:color w:val="000000"/>
-              </w:rPr>
-            </w:pPr>
-            <w:r>
-              <w:rPr>
-                <w:rFonts w:ascii="Arial" w:hAnsi="Arial" w:eastAsia="Arial" w:cs="Arial"/>
-                <w:i w:val="false"/>
-                <w:b w:val="false"/>
-                <w:u w:val="none"/>
-                <w:strike w:val="false"/>
-                <w:sz w:val="18"/>
-                <w:szCs w:val="18"/>
-                <w:color w:val="000000"/>
-              </w:rPr>
-              <w:t xml:space="preserve">0.076</w:t>
-            </w:r>
-          </w:p>
-        </w:tc>
-        <w:tc>
-          <w:tcPr>
-            <w:tcBorders>
-              <w:bottom w:val="none" w:sz="0" w:space="0" w:color="000000"/>
-              <w:top w:val="none" w:sz="0" w:space="0" w:color="000000"/>
-              <w:left w:val="none" w:sz="0" w:space="0" w:color="000000"/>
-              <w:right w:val="none" w:sz="0" w:space="0" w:color="000000"/>
-            </w:tcBorders>
-            <w:shd w:val="clear" w:color="auto" w:fill="FFFFFF"/>
-            <w:tcMar>
-              <w:top w:w="0" w:type="dxa"/>
-              <w:bottom w:w="0" w:type="dxa"/>
-              <w:left w:w="0" w:type="dxa"/>
-              <w:right w:w="0" w:type="dxa"/>
-            </w:tcMar>
-            <w:vAlign w:val="center"/>
-          </w:tcPr>
-          <w:p>
-            <w:pPr>
-              <w:pStyle w:val="Normal"/>
-              <w:jc w:val="center"/>
-              <w:pBdr>
-                <w:bottom w:val="none" w:sz="0" w:space="0" w:color="000000"/>
-                <w:top w:val="none" w:sz="0" w:space="0" w:color="000000"/>
-                <w:left w:val="none" w:sz="0" w:space="0" w:color="000000"/>
-                <w:right w:val="none" w:sz="0" w:space="0" w:color="000000"/>
-              </w:pBdr>
-              <w:spacing w:after="40" w:before="40" w:line="240"/>
-              <w:ind w:left="100" w:right="100" w:firstLine="0" w:firstLineChars="0"/>
-              <w:rPr>
-                <w:rFonts w:ascii="Arial" w:hAnsi="Arial" w:eastAsia="Arial" w:cs="Arial"/>
-                <w:i w:val="false"/>
-                <w:b w:val="false"/>
-                <w:u w:val="none"/>
-                <w:strike w:val="false"/>
-                <w:sz w:val="18"/>
-                <w:szCs w:val="18"/>
-                <w:color w:val="000000"/>
-              </w:rPr>
-            </w:pPr>
-            <w:r>
-              <w:rPr>
-                <w:rFonts w:ascii="Arial" w:hAnsi="Arial" w:eastAsia="Arial" w:cs="Arial"/>
-                <w:i w:val="false"/>
-                <w:b w:val="false"/>
-                <w:u w:val="none"/>
-                <w:strike w:val="false"/>
-                <w:sz w:val="18"/>
-                <w:szCs w:val="18"/>
-                <w:color w:val="000000"/>
-              </w:rPr>
-              <w:t xml:space="preserve">3.102 (0.738-14.932)</w:t>
-            </w:r>
-          </w:p>
-        </w:tc>
-        <w:tc>
-          <w:tcPr>
-            <w:tcBorders>
-              <w:bottom w:val="none" w:sz="0" w:space="0" w:color="000000"/>
-              <w:top w:val="none" w:sz="0" w:space="0" w:color="000000"/>
-              <w:left w:val="none" w:sz="0" w:space="0" w:color="000000"/>
-              <w:right w:val="none" w:sz="0" w:space="0" w:color="000000"/>
-            </w:tcBorders>
-            <w:shd w:val="clear" w:color="auto" w:fill="FFFFFF"/>
-            <w:tcMar>
-              <w:top w:w="0" w:type="dxa"/>
-              <w:bottom w:w="0" w:type="dxa"/>
-              <w:left w:w="0" w:type="dxa"/>
-              <w:right w:w="0" w:type="dxa"/>
-            </w:tcMar>
-            <w:vAlign w:val="center"/>
-          </w:tcPr>
-          <w:p>
-            <w:pPr>
-              <w:pStyle w:val="Normal"/>
-              <w:jc w:val="center"/>
-              <w:pBdr>
-                <w:bottom w:val="none" w:sz="0" w:space="0" w:color="000000"/>
-                <w:top w:val="none" w:sz="0" w:space="0" w:color="000000"/>
-                <w:left w:val="none" w:sz="0" w:space="0" w:color="000000"/>
-                <w:right w:val="none" w:sz="0" w:space="0" w:color="000000"/>
-              </w:pBdr>
-              <w:spacing w:after="40" w:before="40" w:line="240"/>
-              <w:ind w:left="100" w:right="100" w:firstLine="0" w:firstLineChars="0"/>
-              <w:rPr>
-                <w:rFonts w:ascii="Arial" w:hAnsi="Arial" w:eastAsia="Arial" w:cs="Arial"/>
-                <w:i w:val="false"/>
-                <w:b w:val="false"/>
-                <w:u w:val="none"/>
-                <w:strike w:val="false"/>
-                <w:sz w:val="18"/>
-                <w:szCs w:val="18"/>
-                <w:color w:val="000000"/>
-              </w:rPr>
-            </w:pPr>
-            <w:r>
-              <w:rPr>
-                <w:rFonts w:ascii="Arial" w:hAnsi="Arial" w:eastAsia="Arial" w:cs="Arial"/>
-                <w:i w:val="false"/>
-                <w:b w:val="false"/>
-                <w:u w:val="none"/>
-                <w:strike w:val="false"/>
-                <w:sz w:val="18"/>
-                <w:szCs w:val="18"/>
-                <w:color w:val="000000"/>
-              </w:rPr>
-              <w:t xml:space="preserve">0.136</w:t>
+              <w:ind w:left="60" w:right="60" w:firstLine="0" w:firstLineChars="0"/>
+              <w:rPr>
+                <w:rFonts w:ascii="Arial" w:hAnsi="Arial" w:eastAsia="Arial" w:cs="Arial"/>
+                <w:i w:val="false"/>
+                <w:b w:val="false"/>
+                <w:u w:val="none"/>
+                <w:strike w:val="false"/>
+                <w:sz w:val="18"/>
+                <w:szCs w:val="18"/>
+                <w:color w:val="000000"/>
+              </w:rPr>
+            </w:pPr>
+            <w:r>
+              <w:rPr>
+                <w:rFonts w:ascii="Arial" w:hAnsi="Arial" w:eastAsia="Arial" w:cs="Arial"/>
+                <w:i w:val="false"/>
+                <w:b w:val="false"/>
+                <w:u w:val="none"/>
+                <w:strike w:val="false"/>
+                <w:sz w:val="18"/>
+                <w:szCs w:val="18"/>
+                <w:color w:val="000000"/>
+              </w:rPr>
+              <w:t xml:space="preserve">0.255 (0.055-1.048)</w:t>
+            </w:r>
+          </w:p>
+        </w:tc>
+        <w:tc>
+          <w:tcPr>
+            <w:tcBorders>
+              <w:bottom w:val="none" w:sz="0" w:space="0" w:color="000000"/>
+              <w:top w:val="none" w:sz="0" w:space="0" w:color="000000"/>
+              <w:left w:val="none" w:sz="0" w:space="0" w:color="000000"/>
+              <w:right w:val="none" w:sz="0" w:space="0" w:color="000000"/>
+            </w:tcBorders>
+            <w:shd w:val="clear" w:color="auto" w:fill="FFFFFF"/>
+            <w:tcMar>
+              <w:top w:w="0" w:type="dxa"/>
+              <w:bottom w:w="0" w:type="dxa"/>
+              <w:left w:w="0" w:type="dxa"/>
+              <w:right w:w="0" w:type="dxa"/>
+            </w:tcMar>
+            <w:vAlign w:val="center"/>
+          </w:tcPr>
+          <w:p>
+            <w:pPr>
+              <w:pStyle w:val="Normal"/>
+              <w:jc w:val="center"/>
+              <w:pBdr>
+                <w:bottom w:val="none" w:sz="0" w:space="0" w:color="000000"/>
+                <w:top w:val="none" w:sz="0" w:space="0" w:color="000000"/>
+                <w:left w:val="none" w:sz="0" w:space="0" w:color="000000"/>
+                <w:right w:val="none" w:sz="0" w:space="0" w:color="000000"/>
+              </w:pBdr>
+              <w:spacing w:after="40" w:before="40" w:line="240"/>
+              <w:ind w:left="60" w:right="60" w:firstLine="0" w:firstLineChars="0"/>
+              <w:rPr>
+                <w:rFonts w:ascii="Arial" w:hAnsi="Arial" w:eastAsia="Arial" w:cs="Arial"/>
+                <w:i w:val="false"/>
+                <w:b w:val="false"/>
+                <w:u w:val="none"/>
+                <w:strike w:val="false"/>
+                <w:sz w:val="18"/>
+                <w:szCs w:val="18"/>
+                <w:color w:val="000000"/>
+              </w:rPr>
+            </w:pPr>
+            <w:r>
+              <w:rPr>
+                <w:rFonts w:ascii="Arial" w:hAnsi="Arial" w:eastAsia="Arial" w:cs="Arial"/>
+                <w:i w:val="false"/>
+                <w:b w:val="false"/>
+                <w:u w:val="none"/>
+                <w:strike w:val="false"/>
+                <w:sz w:val="18"/>
+                <w:szCs w:val="18"/>
+                <w:color w:val="000000"/>
+              </w:rPr>
+              <w:t xml:space="preserve">0.066</w:t>
+            </w:r>
+          </w:p>
+        </w:tc>
+        <w:tc>
+          <w:tcPr>
+            <w:tcBorders>
+              <w:bottom w:val="none" w:sz="0" w:space="0" w:color="000000"/>
+              <w:top w:val="none" w:sz="0" w:space="0" w:color="000000"/>
+              <w:left w:val="none" w:sz="0" w:space="0" w:color="000000"/>
+              <w:right w:val="none" w:sz="0" w:space="0" w:color="000000"/>
+            </w:tcBorders>
+            <w:shd w:val="clear" w:color="auto" w:fill="FFFFFF"/>
+            <w:tcMar>
+              <w:top w:w="0" w:type="dxa"/>
+              <w:bottom w:w="0" w:type="dxa"/>
+              <w:left w:w="0" w:type="dxa"/>
+              <w:right w:w="0" w:type="dxa"/>
+            </w:tcMar>
+            <w:vAlign w:val="center"/>
+          </w:tcPr>
+          <w:p>
+            <w:pPr>
+              <w:pStyle w:val="Normal"/>
+              <w:jc w:val="center"/>
+              <w:pBdr>
+                <w:bottom w:val="none" w:sz="0" w:space="0" w:color="000000"/>
+                <w:top w:val="none" w:sz="0" w:space="0" w:color="000000"/>
+                <w:left w:val="none" w:sz="0" w:space="0" w:color="000000"/>
+                <w:right w:val="none" w:sz="0" w:space="0" w:color="000000"/>
+              </w:pBdr>
+              <w:spacing w:after="40" w:before="40" w:line="240"/>
+              <w:ind w:left="60" w:right="60" w:firstLine="0" w:firstLineChars="0"/>
+              <w:rPr>
+                <w:rFonts w:ascii="Arial" w:hAnsi="Arial" w:eastAsia="Arial" w:cs="Arial"/>
+                <w:i w:val="false"/>
+                <w:b w:val="false"/>
+                <w:u w:val="none"/>
+                <w:strike w:val="false"/>
+                <w:sz w:val="18"/>
+                <w:szCs w:val="18"/>
+                <w:color w:val="000000"/>
+              </w:rPr>
+            </w:pPr>
+            <w:r>
+              <w:rPr>
+                <w:rFonts w:ascii="Arial" w:hAnsi="Arial" w:eastAsia="Arial" w:cs="Arial"/>
+                <w:i w:val="false"/>
+                <w:b w:val="false"/>
+                <w:u w:val="none"/>
+                <w:strike w:val="false"/>
+                <w:sz w:val="18"/>
+                <w:szCs w:val="18"/>
+                <w:color w:val="000000"/>
+              </w:rPr>
+              <w:t xml:space="preserve">3.252 (0.759-16.058)</w:t>
+            </w:r>
+          </w:p>
+        </w:tc>
+        <w:tc>
+          <w:tcPr>
+            <w:tcBorders>
+              <w:bottom w:val="none" w:sz="0" w:space="0" w:color="000000"/>
+              <w:top w:val="none" w:sz="0" w:space="0" w:color="000000"/>
+              <w:left w:val="none" w:sz="0" w:space="0" w:color="000000"/>
+              <w:right w:val="none" w:sz="0" w:space="0" w:color="000000"/>
+            </w:tcBorders>
+            <w:shd w:val="clear" w:color="auto" w:fill="FFFFFF"/>
+            <w:tcMar>
+              <w:top w:w="0" w:type="dxa"/>
+              <w:bottom w:w="0" w:type="dxa"/>
+              <w:left w:w="0" w:type="dxa"/>
+              <w:right w:w="0" w:type="dxa"/>
+            </w:tcMar>
+            <w:vAlign w:val="center"/>
+          </w:tcPr>
+          <w:p>
+            <w:pPr>
+              <w:pStyle w:val="Normal"/>
+              <w:jc w:val="center"/>
+              <w:pBdr>
+                <w:bottom w:val="none" w:sz="0" w:space="0" w:color="000000"/>
+                <w:top w:val="none" w:sz="0" w:space="0" w:color="000000"/>
+                <w:left w:val="none" w:sz="0" w:space="0" w:color="000000"/>
+                <w:right w:val="none" w:sz="0" w:space="0" w:color="000000"/>
+              </w:pBdr>
+              <w:spacing w:after="40" w:before="40" w:line="240"/>
+              <w:ind w:left="60" w:right="60" w:firstLine="0" w:firstLineChars="0"/>
+              <w:rPr>
+                <w:rFonts w:ascii="Arial" w:hAnsi="Arial" w:eastAsia="Arial" w:cs="Arial"/>
+                <w:i w:val="false"/>
+                <w:b w:val="false"/>
+                <w:u w:val="none"/>
+                <w:strike w:val="false"/>
+                <w:sz w:val="18"/>
+                <w:szCs w:val="18"/>
+                <w:color w:val="000000"/>
+              </w:rPr>
+            </w:pPr>
+            <w:r>
+              <w:rPr>
+                <w:rFonts w:ascii="Arial" w:hAnsi="Arial" w:eastAsia="Arial" w:cs="Arial"/>
+                <w:i w:val="false"/>
+                <w:b w:val="false"/>
+                <w:u w:val="none"/>
+                <w:strike w:val="false"/>
+                <w:sz w:val="18"/>
+                <w:szCs w:val="18"/>
+                <w:color w:val="000000"/>
+              </w:rPr>
+              <w:t xml:space="preserve">0.126</w:t>
             </w:r>
           </w:p>
         </w:tc>
@@ -4810,7 +4810,7 @@
                 <w:right w:val="none" w:sz="0" w:space="0" w:color="000000"/>
               </w:pBdr>
               <w:spacing w:after="40" w:before="40" w:line="240"/>
-              <w:ind w:left="100" w:right="100" w:firstLine="0" w:firstLineChars="0"/>
+              <w:ind w:left="60" w:right="60" w:firstLine="0" w:firstLineChars="0"/>
               <w:rPr>
                 <w:rFonts w:ascii="Arial" w:hAnsi="Arial" w:eastAsia="Arial" w:cs="Arial"/>
                 <w:i w:val="false"/>
@@ -4865,7 +4865,7 @@
                 <w:right w:val="none" w:sz="0" w:space="0" w:color="000000"/>
               </w:pBdr>
               <w:spacing w:after="40" w:before="40" w:line="240"/>
-              <w:ind w:left="100" w:right="100" w:firstLine="0" w:firstLineChars="0"/>
+              <w:ind w:left="60" w:right="60" w:firstLine="0" w:firstLineChars="0"/>
               <w:rPr>
                 <w:rFonts w:ascii="Arial" w:hAnsi="Arial" w:eastAsia="Arial" w:cs="Arial"/>
                 <w:i w:val="false"/>
@@ -4920,7 +4920,7 @@
                 <w:right w:val="none" w:sz="0" w:space="0" w:color="000000"/>
               </w:pBdr>
               <w:spacing w:after="40" w:before="40" w:line="240"/>
-              <w:ind w:left="100" w:right="100" w:firstLine="0" w:firstLineChars="0"/>
+              <w:ind w:left="60" w:right="60" w:firstLine="0" w:firstLineChars="0"/>
               <w:rPr>
                 <w:rFonts w:ascii="Arial" w:hAnsi="Arial" w:eastAsia="Arial" w:cs="Arial"/>
                 <w:i w:val="false"/>
@@ -4975,7 +4975,7 @@
                 <w:right w:val="none" w:sz="0" w:space="0" w:color="000000"/>
               </w:pBdr>
               <w:spacing w:after="40" w:before="40" w:line="240"/>
-              <w:ind w:left="100" w:right="100" w:firstLine="0" w:firstLineChars="0"/>
+              <w:ind w:left="60" w:right="60" w:firstLine="0" w:firstLineChars="0"/>
               <w:rPr>
                 <w:rFonts w:ascii="Arial" w:hAnsi="Arial" w:eastAsia="Arial" w:cs="Arial"/>
                 <w:i w:val="false"/>
@@ -5030,7 +5030,7 @@
                 <w:right w:val="none" w:sz="0" w:space="0" w:color="000000"/>
               </w:pBdr>
               <w:spacing w:after="40" w:before="40" w:line="240"/>
-              <w:ind w:left="100" w:right="100" w:firstLine="0" w:firstLineChars="0"/>
+              <w:ind w:left="60" w:right="60" w:firstLine="0" w:firstLineChars="0"/>
               <w:rPr>
                 <w:rFonts w:ascii="Arial" w:hAnsi="Arial" w:eastAsia="Arial" w:cs="Arial"/>
                 <w:i w:val="false"/>
@@ -5090,7 +5090,7 @@
                 <w:right w:val="none" w:sz="0" w:space="0" w:color="000000"/>
               </w:pBdr>
               <w:spacing w:after="40" w:before="40" w:line="240"/>
-              <w:ind w:left="100" w:right="100" w:firstLine="0" w:firstLineChars="0"/>
+              <w:ind w:left="60" w:right="60" w:firstLine="0" w:firstLineChars="0"/>
               <w:rPr>
                 <w:rFonts w:ascii="Arial" w:hAnsi="Arial" w:eastAsia="Arial" w:cs="Arial"/>
                 <w:i w:val="false"/>
@@ -5145,7 +5145,7 @@
                 <w:right w:val="none" w:sz="0" w:space="0" w:color="000000"/>
               </w:pBdr>
               <w:spacing w:after="40" w:before="40" w:line="240"/>
-              <w:ind w:left="100" w:right="100" w:firstLine="0" w:firstLineChars="0"/>
+              <w:ind w:left="60" w:right="60" w:firstLine="0" w:firstLineChars="0"/>
               <w:rPr>
                 <w:rFonts w:ascii="Arial" w:hAnsi="Arial" w:eastAsia="Arial" w:cs="Arial"/>
                 <w:i w:val="false"/>
@@ -5200,7 +5200,7 @@
                 <w:right w:val="none" w:sz="0" w:space="0" w:color="000000"/>
               </w:pBdr>
               <w:spacing w:after="40" w:before="40" w:line="240"/>
-              <w:ind w:left="100" w:right="100" w:firstLine="0" w:firstLineChars="0"/>
+              <w:ind w:left="60" w:right="60" w:firstLine="0" w:firstLineChars="0"/>
               <w:rPr>
                 <w:rFonts w:ascii="Arial" w:hAnsi="Arial" w:eastAsia="Arial" w:cs="Arial"/>
                 <w:i w:val="false"/>
@@ -5255,7 +5255,7 @@
                 <w:right w:val="none" w:sz="0" w:space="0" w:color="000000"/>
               </w:pBdr>
               <w:spacing w:after="40" w:before="40" w:line="240"/>
-              <w:ind w:left="100" w:right="100" w:firstLine="0" w:firstLineChars="0"/>
+              <w:ind w:left="60" w:right="60" w:firstLine="0" w:firstLineChars="0"/>
               <w:rPr>
                 <w:rFonts w:ascii="Arial" w:hAnsi="Arial" w:eastAsia="Arial" w:cs="Arial"/>
                 <w:i w:val="false"/>
@@ -5310,7 +5310,7 @@
                 <w:right w:val="none" w:sz="0" w:space="0" w:color="000000"/>
               </w:pBdr>
               <w:spacing w:after="40" w:before="40" w:line="240"/>
-              <w:ind w:left="100" w:right="100" w:firstLine="0" w:firstLineChars="0"/>
+              <w:ind w:left="60" w:right="60" w:firstLine="0" w:firstLineChars="0"/>
               <w:rPr>
                 <w:rFonts w:ascii="Arial" w:hAnsi="Arial" w:eastAsia="Arial" w:cs="Arial"/>
                 <w:i w:val="false"/>
@@ -5370,7 +5370,7 @@
                 <w:right w:val="none" w:sz="0" w:space="0" w:color="000000"/>
               </w:pBdr>
               <w:spacing w:after="40" w:before="40" w:line="240"/>
-              <w:ind w:left="100" w:right="100" w:firstLine="0" w:firstLineChars="0"/>
+              <w:ind w:left="60" w:right="60" w:firstLine="0" w:firstLineChars="0"/>
               <w:rPr>
                 <w:rFonts w:ascii="Arial" w:hAnsi="Arial" w:eastAsia="Arial" w:cs="Arial"/>
                 <w:i w:val="false"/>
@@ -5425,195 +5425,195 @@
                 <w:right w:val="none" w:sz="0" w:space="0" w:color="000000"/>
               </w:pBdr>
               <w:spacing w:after="40" w:before="40" w:line="240"/>
-              <w:ind w:left="100" w:right="100" w:firstLine="0" w:firstLineChars="0"/>
-              <w:rPr>
-                <w:rFonts w:ascii="Arial" w:hAnsi="Arial" w:eastAsia="Arial" w:cs="Arial"/>
-                <w:i w:val="false"/>
-                <w:b w:val="false"/>
-                <w:u w:val="none"/>
-                <w:strike w:val="false"/>
-                <w:sz w:val="18"/>
-                <w:szCs w:val="18"/>
-                <w:color w:val="000000"/>
-              </w:rPr>
-            </w:pPr>
-            <w:r>
-              <w:rPr>
-                <w:rFonts w:ascii="Arial" w:hAnsi="Arial" w:eastAsia="Arial" w:cs="Arial"/>
-                <w:i w:val="false"/>
-                <w:b w:val="false"/>
-                <w:u w:val="none"/>
-                <w:strike w:val="false"/>
-                <w:sz w:val="18"/>
-                <w:szCs w:val="18"/>
-                <w:color w:val="000000"/>
-              </w:rPr>
-              <w:t xml:space="preserve">0.407 (0.103-1.487)</w:t>
-            </w:r>
-          </w:p>
-        </w:tc>
-        <w:tc>
-          <w:tcPr>
-            <w:tcBorders>
-              <w:bottom w:val="none" w:sz="0" w:space="0" w:color="000000"/>
-              <w:top w:val="none" w:sz="0" w:space="0" w:color="000000"/>
-              <w:left w:val="none" w:sz="0" w:space="0" w:color="000000"/>
-              <w:right w:val="none" w:sz="0" w:space="0" w:color="000000"/>
-            </w:tcBorders>
-            <w:shd w:val="clear" w:color="auto" w:fill="FFFFFF"/>
-            <w:tcMar>
-              <w:top w:w="0" w:type="dxa"/>
-              <w:bottom w:w="0" w:type="dxa"/>
-              <w:left w:w="0" w:type="dxa"/>
-              <w:right w:w="0" w:type="dxa"/>
-            </w:tcMar>
-            <w:vAlign w:val="center"/>
-          </w:tcPr>
-          <w:p>
-            <w:pPr>
-              <w:pStyle w:val="Normal"/>
-              <w:jc w:val="center"/>
-              <w:pBdr>
-                <w:bottom w:val="none" w:sz="0" w:space="0" w:color="000000"/>
-                <w:top w:val="none" w:sz="0" w:space="0" w:color="000000"/>
-                <w:left w:val="none" w:sz="0" w:space="0" w:color="000000"/>
-                <w:right w:val="none" w:sz="0" w:space="0" w:color="000000"/>
-              </w:pBdr>
-              <w:spacing w:after="40" w:before="40" w:line="240"/>
-              <w:ind w:left="100" w:right="100" w:firstLine="0" w:firstLineChars="0"/>
-              <w:rPr>
-                <w:rFonts w:ascii="Arial" w:hAnsi="Arial" w:eastAsia="Arial" w:cs="Arial"/>
-                <w:i w:val="false"/>
-                <w:b w:val="false"/>
-                <w:u w:val="none"/>
-                <w:strike w:val="false"/>
-                <w:sz w:val="18"/>
-                <w:szCs w:val="18"/>
-                <w:color w:val="000000"/>
-              </w:rPr>
-            </w:pPr>
-            <w:r>
-              <w:rPr>
-                <w:rFonts w:ascii="Arial" w:hAnsi="Arial" w:eastAsia="Arial" w:cs="Arial"/>
-                <w:i w:val="false"/>
-                <w:b w:val="false"/>
-                <w:u w:val="none"/>
-                <w:strike w:val="false"/>
-                <w:sz w:val="18"/>
-                <w:szCs w:val="18"/>
-                <w:color w:val="000000"/>
-              </w:rPr>
-              <w:t xml:space="preserve">0.183</w:t>
-            </w:r>
-          </w:p>
-        </w:tc>
-        <w:tc>
-          <w:tcPr>
-            <w:tcBorders>
-              <w:bottom w:val="none" w:sz="0" w:space="0" w:color="000000"/>
-              <w:top w:val="none" w:sz="0" w:space="0" w:color="000000"/>
-              <w:left w:val="none" w:sz="0" w:space="0" w:color="000000"/>
-              <w:right w:val="none" w:sz="0" w:space="0" w:color="000000"/>
-            </w:tcBorders>
-            <w:shd w:val="clear" w:color="auto" w:fill="FFFFFF"/>
-            <w:tcMar>
-              <w:top w:w="0" w:type="dxa"/>
-              <w:bottom w:w="0" w:type="dxa"/>
-              <w:left w:w="0" w:type="dxa"/>
-              <w:right w:w="0" w:type="dxa"/>
-            </w:tcMar>
-            <w:vAlign w:val="center"/>
-          </w:tcPr>
-          <w:p>
-            <w:pPr>
-              <w:pStyle w:val="Normal"/>
-              <w:jc w:val="center"/>
-              <w:pBdr>
-                <w:bottom w:val="none" w:sz="0" w:space="0" w:color="000000"/>
-                <w:top w:val="none" w:sz="0" w:space="0" w:color="000000"/>
-                <w:left w:val="none" w:sz="0" w:space="0" w:color="000000"/>
-                <w:right w:val="none" w:sz="0" w:space="0" w:color="000000"/>
-              </w:pBdr>
-              <w:spacing w:after="40" w:before="40" w:line="240"/>
-              <w:ind w:left="100" w:right="100" w:firstLine="0" w:firstLineChars="0"/>
-              <w:rPr>
-                <w:rFonts w:ascii="Arial" w:hAnsi="Arial" w:eastAsia="Arial" w:cs="Arial"/>
-                <w:i w:val="false"/>
-                <w:b w:val="false"/>
-                <w:u w:val="none"/>
-                <w:strike w:val="false"/>
-                <w:sz w:val="18"/>
-                <w:szCs w:val="18"/>
-                <w:color w:val="000000"/>
-              </w:rPr>
-            </w:pPr>
-            <w:r>
-              <w:rPr>
-                <w:rFonts w:ascii="Arial" w:hAnsi="Arial" w:eastAsia="Arial" w:cs="Arial"/>
-                <w:i w:val="false"/>
-                <w:b w:val="false"/>
-                <w:u w:val="none"/>
-                <w:strike w:val="false"/>
-                <w:sz w:val="18"/>
-                <w:szCs w:val="18"/>
-                <w:color w:val="000000"/>
-              </w:rPr>
-              <w:t xml:space="preserve">0.963 (0.224-4.205)</w:t>
-            </w:r>
-          </w:p>
-        </w:tc>
-        <w:tc>
-          <w:tcPr>
-            <w:tcBorders>
-              <w:bottom w:val="none" w:sz="0" w:space="0" w:color="000000"/>
-              <w:top w:val="none" w:sz="0" w:space="0" w:color="000000"/>
-              <w:left w:val="none" w:sz="0" w:space="0" w:color="000000"/>
-              <w:right w:val="none" w:sz="0" w:space="0" w:color="000000"/>
-            </w:tcBorders>
-            <w:shd w:val="clear" w:color="auto" w:fill="FFFFFF"/>
-            <w:tcMar>
-              <w:top w:w="0" w:type="dxa"/>
-              <w:bottom w:w="0" w:type="dxa"/>
-              <w:left w:w="0" w:type="dxa"/>
-              <w:right w:w="0" w:type="dxa"/>
-            </w:tcMar>
-            <w:vAlign w:val="center"/>
-          </w:tcPr>
-          <w:p>
-            <w:pPr>
-              <w:pStyle w:val="Normal"/>
-              <w:jc w:val="center"/>
-              <w:pBdr>
-                <w:bottom w:val="none" w:sz="0" w:space="0" w:color="000000"/>
-                <w:top w:val="none" w:sz="0" w:space="0" w:color="000000"/>
-                <w:left w:val="none" w:sz="0" w:space="0" w:color="000000"/>
-                <w:right w:val="none" w:sz="0" w:space="0" w:color="000000"/>
-              </w:pBdr>
-              <w:spacing w:after="40" w:before="40" w:line="240"/>
-              <w:ind w:left="100" w:right="100" w:firstLine="0" w:firstLineChars="0"/>
-              <w:rPr>
-                <w:rFonts w:ascii="Arial" w:hAnsi="Arial" w:eastAsia="Arial" w:cs="Arial"/>
-                <w:i w:val="false"/>
-                <w:b w:val="false"/>
-                <w:u w:val="none"/>
-                <w:strike w:val="false"/>
-                <w:sz w:val="18"/>
-                <w:szCs w:val="18"/>
-                <w:color w:val="000000"/>
-              </w:rPr>
-            </w:pPr>
-            <w:r>
-              <w:rPr>
-                <w:rFonts w:ascii="Arial" w:hAnsi="Arial" w:eastAsia="Arial" w:cs="Arial"/>
-                <w:i w:val="false"/>
-                <w:b w:val="false"/>
-                <w:u w:val="none"/>
-                <w:strike w:val="false"/>
-                <w:sz w:val="18"/>
-                <w:szCs w:val="18"/>
-                <w:color w:val="000000"/>
-              </w:rPr>
-              <w:t xml:space="preserve">0.960</w:t>
+              <w:ind w:left="60" w:right="60" w:firstLine="0" w:firstLineChars="0"/>
+              <w:rPr>
+                <w:rFonts w:ascii="Arial" w:hAnsi="Arial" w:eastAsia="Arial" w:cs="Arial"/>
+                <w:i w:val="false"/>
+                <w:b w:val="false"/>
+                <w:u w:val="none"/>
+                <w:strike w:val="false"/>
+                <w:sz w:val="18"/>
+                <w:szCs w:val="18"/>
+                <w:color w:val="000000"/>
+              </w:rPr>
+            </w:pPr>
+            <w:r>
+              <w:rPr>
+                <w:rFonts w:ascii="Arial" w:hAnsi="Arial" w:eastAsia="Arial" w:cs="Arial"/>
+                <w:i w:val="false"/>
+                <w:b w:val="false"/>
+                <w:u w:val="none"/>
+                <w:strike w:val="false"/>
+                <w:sz w:val="18"/>
+                <w:szCs w:val="18"/>
+                <w:color w:val="000000"/>
+              </w:rPr>
+              <w:t xml:space="preserve">0.415 (0.106-1.511)</w:t>
+            </w:r>
+          </w:p>
+        </w:tc>
+        <w:tc>
+          <w:tcPr>
+            <w:tcBorders>
+              <w:bottom w:val="none" w:sz="0" w:space="0" w:color="000000"/>
+              <w:top w:val="none" w:sz="0" w:space="0" w:color="000000"/>
+              <w:left w:val="none" w:sz="0" w:space="0" w:color="000000"/>
+              <w:right w:val="none" w:sz="0" w:space="0" w:color="000000"/>
+            </w:tcBorders>
+            <w:shd w:val="clear" w:color="auto" w:fill="FFFFFF"/>
+            <w:tcMar>
+              <w:top w:w="0" w:type="dxa"/>
+              <w:bottom w:w="0" w:type="dxa"/>
+              <w:left w:w="0" w:type="dxa"/>
+              <w:right w:w="0" w:type="dxa"/>
+            </w:tcMar>
+            <w:vAlign w:val="center"/>
+          </w:tcPr>
+          <w:p>
+            <w:pPr>
+              <w:pStyle w:val="Normal"/>
+              <w:jc w:val="center"/>
+              <w:pBdr>
+                <w:bottom w:val="none" w:sz="0" w:space="0" w:color="000000"/>
+                <w:top w:val="none" w:sz="0" w:space="0" w:color="000000"/>
+                <w:left w:val="none" w:sz="0" w:space="0" w:color="000000"/>
+                <w:right w:val="none" w:sz="0" w:space="0" w:color="000000"/>
+              </w:pBdr>
+              <w:spacing w:after="40" w:before="40" w:line="240"/>
+              <w:ind w:left="60" w:right="60" w:firstLine="0" w:firstLineChars="0"/>
+              <w:rPr>
+                <w:rFonts w:ascii="Arial" w:hAnsi="Arial" w:eastAsia="Arial" w:cs="Arial"/>
+                <w:i w:val="false"/>
+                <w:b w:val="false"/>
+                <w:u w:val="none"/>
+                <w:strike w:val="false"/>
+                <w:sz w:val="18"/>
+                <w:szCs w:val="18"/>
+                <w:color w:val="000000"/>
+              </w:rPr>
+            </w:pPr>
+            <w:r>
+              <w:rPr>
+                <w:rFonts w:ascii="Arial" w:hAnsi="Arial" w:eastAsia="Arial" w:cs="Arial"/>
+                <w:i w:val="false"/>
+                <w:b w:val="false"/>
+                <w:u w:val="none"/>
+                <w:strike w:val="false"/>
+                <w:sz w:val="18"/>
+                <w:szCs w:val="18"/>
+                <w:color w:val="000000"/>
+              </w:rPr>
+              <w:t xml:space="preserve">0.190</w:t>
+            </w:r>
+          </w:p>
+        </w:tc>
+        <w:tc>
+          <w:tcPr>
+            <w:tcBorders>
+              <w:bottom w:val="none" w:sz="0" w:space="0" w:color="000000"/>
+              <w:top w:val="none" w:sz="0" w:space="0" w:color="000000"/>
+              <w:left w:val="none" w:sz="0" w:space="0" w:color="000000"/>
+              <w:right w:val="none" w:sz="0" w:space="0" w:color="000000"/>
+            </w:tcBorders>
+            <w:shd w:val="clear" w:color="auto" w:fill="FFFFFF"/>
+            <w:tcMar>
+              <w:top w:w="0" w:type="dxa"/>
+              <w:bottom w:w="0" w:type="dxa"/>
+              <w:left w:w="0" w:type="dxa"/>
+              <w:right w:w="0" w:type="dxa"/>
+            </w:tcMar>
+            <w:vAlign w:val="center"/>
+          </w:tcPr>
+          <w:p>
+            <w:pPr>
+              <w:pStyle w:val="Normal"/>
+              <w:jc w:val="center"/>
+              <w:pBdr>
+                <w:bottom w:val="none" w:sz="0" w:space="0" w:color="000000"/>
+                <w:top w:val="none" w:sz="0" w:space="0" w:color="000000"/>
+                <w:left w:val="none" w:sz="0" w:space="0" w:color="000000"/>
+                <w:right w:val="none" w:sz="0" w:space="0" w:color="000000"/>
+              </w:pBdr>
+              <w:spacing w:after="40" w:before="40" w:line="240"/>
+              <w:ind w:left="60" w:right="60" w:firstLine="0" w:firstLineChars="0"/>
+              <w:rPr>
+                <w:rFonts w:ascii="Arial" w:hAnsi="Arial" w:eastAsia="Arial" w:cs="Arial"/>
+                <w:i w:val="false"/>
+                <w:b w:val="false"/>
+                <w:u w:val="none"/>
+                <w:strike w:val="false"/>
+                <w:sz w:val="18"/>
+                <w:szCs w:val="18"/>
+                <w:color w:val="000000"/>
+              </w:rPr>
+            </w:pPr>
+            <w:r>
+              <w:rPr>
+                <w:rFonts w:ascii="Arial" w:hAnsi="Arial" w:eastAsia="Arial" w:cs="Arial"/>
+                <w:i w:val="false"/>
+                <w:b w:val="false"/>
+                <w:u w:val="none"/>
+                <w:strike w:val="false"/>
+                <w:sz w:val="18"/>
+                <w:szCs w:val="18"/>
+                <w:color w:val="000000"/>
+              </w:rPr>
+              <w:t xml:space="preserve">0.911 (0.213-3.915)</w:t>
+            </w:r>
+          </w:p>
+        </w:tc>
+        <w:tc>
+          <w:tcPr>
+            <w:tcBorders>
+              <w:bottom w:val="none" w:sz="0" w:space="0" w:color="000000"/>
+              <w:top w:val="none" w:sz="0" w:space="0" w:color="000000"/>
+              <w:left w:val="none" w:sz="0" w:space="0" w:color="000000"/>
+              <w:right w:val="none" w:sz="0" w:space="0" w:color="000000"/>
+            </w:tcBorders>
+            <w:shd w:val="clear" w:color="auto" w:fill="FFFFFF"/>
+            <w:tcMar>
+              <w:top w:w="0" w:type="dxa"/>
+              <w:bottom w:w="0" w:type="dxa"/>
+              <w:left w:w="0" w:type="dxa"/>
+              <w:right w:w="0" w:type="dxa"/>
+            </w:tcMar>
+            <w:vAlign w:val="center"/>
+          </w:tcPr>
+          <w:p>
+            <w:pPr>
+              <w:pStyle w:val="Normal"/>
+              <w:jc w:val="center"/>
+              <w:pBdr>
+                <w:bottom w:val="none" w:sz="0" w:space="0" w:color="000000"/>
+                <w:top w:val="none" w:sz="0" w:space="0" w:color="000000"/>
+                <w:left w:val="none" w:sz="0" w:space="0" w:color="000000"/>
+                <w:right w:val="none" w:sz="0" w:space="0" w:color="000000"/>
+              </w:pBdr>
+              <w:spacing w:after="40" w:before="40" w:line="240"/>
+              <w:ind w:left="60" w:right="60" w:firstLine="0" w:firstLineChars="0"/>
+              <w:rPr>
+                <w:rFonts w:ascii="Arial" w:hAnsi="Arial" w:eastAsia="Arial" w:cs="Arial"/>
+                <w:i w:val="false"/>
+                <w:b w:val="false"/>
+                <w:u w:val="none"/>
+                <w:strike w:val="false"/>
+                <w:sz w:val="18"/>
+                <w:szCs w:val="18"/>
+                <w:color w:val="000000"/>
+              </w:rPr>
+            </w:pPr>
+            <w:r>
+              <w:rPr>
+                <w:rFonts w:ascii="Arial" w:hAnsi="Arial" w:eastAsia="Arial" w:cs="Arial"/>
+                <w:i w:val="false"/>
+                <w:b w:val="false"/>
+                <w:u w:val="none"/>
+                <w:strike w:val="false"/>
+                <w:sz w:val="18"/>
+                <w:szCs w:val="18"/>
+                <w:color w:val="000000"/>
+              </w:rPr>
+              <w:t xml:space="preserve">0.898</w:t>
             </w:r>
           </w:p>
         </w:tc>
@@ -5650,7 +5650,7 @@
                 <w:right w:val="none" w:sz="0" w:space="0" w:color="000000"/>
               </w:pBdr>
               <w:spacing w:after="40" w:before="40" w:line="240"/>
-              <w:ind w:left="100" w:right="100" w:firstLine="0" w:firstLineChars="0"/>
+              <w:ind w:left="60" w:right="60" w:firstLine="0" w:firstLineChars="0"/>
               <w:rPr>
                 <w:rFonts w:ascii="Arial" w:hAnsi="Arial" w:eastAsia="Arial" w:cs="Arial"/>
                 <w:i w:val="false"/>
@@ -5705,7 +5705,7 @@
                 <w:right w:val="none" w:sz="0" w:space="0" w:color="000000"/>
               </w:pBdr>
               <w:spacing w:after="40" w:before="40" w:line="240"/>
-              <w:ind w:left="100" w:right="100" w:firstLine="0" w:firstLineChars="0"/>
+              <w:ind w:left="60" w:right="60" w:firstLine="0" w:firstLineChars="0"/>
               <w:rPr>
                 <w:rFonts w:ascii="Arial" w:hAnsi="Arial" w:eastAsia="Arial" w:cs="Arial"/>
                 <w:i w:val="false"/>
@@ -5760,7 +5760,7 @@
                 <w:right w:val="none" w:sz="0" w:space="0" w:color="000000"/>
               </w:pBdr>
               <w:spacing w:after="40" w:before="40" w:line="240"/>
-              <w:ind w:left="100" w:right="100" w:firstLine="0" w:firstLineChars="0"/>
+              <w:ind w:left="60" w:right="60" w:firstLine="0" w:firstLineChars="0"/>
               <w:rPr>
                 <w:rFonts w:ascii="Arial" w:hAnsi="Arial" w:eastAsia="Arial" w:cs="Arial"/>
                 <w:i w:val="false"/>
@@ -5815,7 +5815,7 @@
                 <w:right w:val="none" w:sz="0" w:space="0" w:color="000000"/>
               </w:pBdr>
               <w:spacing w:after="40" w:before="40" w:line="240"/>
-              <w:ind w:left="100" w:right="100" w:firstLine="0" w:firstLineChars="0"/>
+              <w:ind w:left="60" w:right="60" w:firstLine="0" w:firstLineChars="0"/>
               <w:rPr>
                 <w:rFonts w:ascii="Arial" w:hAnsi="Arial" w:eastAsia="Arial" w:cs="Arial"/>
                 <w:i w:val="false"/>
@@ -5870,7 +5870,7 @@
                 <w:right w:val="none" w:sz="0" w:space="0" w:color="000000"/>
               </w:pBdr>
               <w:spacing w:after="40" w:before="40" w:line="240"/>
-              <w:ind w:left="100" w:right="100" w:firstLine="0" w:firstLineChars="0"/>
+              <w:ind w:left="60" w:right="60" w:firstLine="0" w:firstLineChars="0"/>
               <w:rPr>
                 <w:rFonts w:ascii="Arial" w:hAnsi="Arial" w:eastAsia="Arial" w:cs="Arial"/>
                 <w:i w:val="false"/>
@@ -5930,7 +5930,7 @@
                 <w:right w:val="none" w:sz="0" w:space="0" w:color="000000"/>
               </w:pBdr>
               <w:spacing w:after="40" w:before="40" w:line="240"/>
-              <w:ind w:left="100" w:right="100" w:firstLine="0" w:firstLineChars="0"/>
+              <w:ind w:left="60" w:right="60" w:firstLine="0" w:firstLineChars="0"/>
               <w:rPr>
                 <w:rFonts w:ascii="Arial" w:hAnsi="Arial" w:eastAsia="Arial" w:cs="Arial"/>
                 <w:i w:val="false"/>
@@ -5985,7 +5985,7 @@
                 <w:right w:val="none" w:sz="0" w:space="0" w:color="000000"/>
               </w:pBdr>
               <w:spacing w:after="40" w:before="40" w:line="240"/>
-              <w:ind w:left="100" w:right="100" w:firstLine="0" w:firstLineChars="0"/>
+              <w:ind w:left="60" w:right="60" w:firstLine="0" w:firstLineChars="0"/>
               <w:rPr>
                 <w:rFonts w:ascii="Arial" w:hAnsi="Arial" w:eastAsia="Arial" w:cs="Arial"/>
                 <w:i w:val="false"/>
@@ -6040,7 +6040,7 @@
                 <w:right w:val="none" w:sz="0" w:space="0" w:color="000000"/>
               </w:pBdr>
               <w:spacing w:after="40" w:before="40" w:line="240"/>
-              <w:ind w:left="100" w:right="100" w:firstLine="0" w:firstLineChars="0"/>
+              <w:ind w:left="60" w:right="60" w:firstLine="0" w:firstLineChars="0"/>
               <w:rPr>
                 <w:rFonts w:ascii="Arial" w:hAnsi="Arial" w:eastAsia="Arial" w:cs="Arial"/>
                 <w:i w:val="false"/>
@@ -6095,7 +6095,7 @@
                 <w:right w:val="none" w:sz="0" w:space="0" w:color="000000"/>
               </w:pBdr>
               <w:spacing w:after="40" w:before="40" w:line="240"/>
-              <w:ind w:left="100" w:right="100" w:firstLine="0" w:firstLineChars="0"/>
+              <w:ind w:left="60" w:right="60" w:firstLine="0" w:firstLineChars="0"/>
               <w:rPr>
                 <w:rFonts w:ascii="Arial" w:hAnsi="Arial" w:eastAsia="Arial" w:cs="Arial"/>
                 <w:i w:val="false"/>
@@ -6150,7 +6150,7 @@
                 <w:right w:val="none" w:sz="0" w:space="0" w:color="000000"/>
               </w:pBdr>
               <w:spacing w:after="40" w:before="40" w:line="240"/>
-              <w:ind w:left="100" w:right="100" w:firstLine="0" w:firstLineChars="0"/>
+              <w:ind w:left="60" w:right="60" w:firstLine="0" w:firstLineChars="0"/>
               <w:rPr>
                 <w:rFonts w:ascii="Arial" w:hAnsi="Arial" w:eastAsia="Arial" w:cs="Arial"/>
                 <w:i w:val="false"/>
@@ -6210,7 +6210,7 @@
                 <w:right w:val="none" w:sz="0" w:space="0" w:color="000000"/>
               </w:pBdr>
               <w:spacing w:after="40" w:before="40" w:line="240"/>
-              <w:ind w:left="100" w:right="100" w:firstLine="0" w:firstLineChars="0"/>
+              <w:ind w:left="60" w:right="60" w:firstLine="0" w:firstLineChars="0"/>
               <w:rPr>
                 <w:rFonts w:ascii="Arial" w:hAnsi="Arial" w:eastAsia="Arial" w:cs="Arial"/>
                 <w:i w:val="false"/>
@@ -6265,195 +6265,195 @@
                 <w:right w:val="none" w:sz="0" w:space="0" w:color="000000"/>
               </w:pBdr>
               <w:spacing w:after="40" w:before="40" w:line="240"/>
-              <w:ind w:left="100" w:right="100" w:firstLine="0" w:firstLineChars="0"/>
-              <w:rPr>
-                <w:rFonts w:ascii="Arial" w:hAnsi="Arial" w:eastAsia="Arial" w:cs="Arial"/>
-                <w:i w:val="false"/>
-                <w:b w:val="false"/>
-                <w:u w:val="none"/>
-                <w:strike w:val="false"/>
-                <w:sz w:val="18"/>
-                <w:szCs w:val="18"/>
-                <w:color w:val="000000"/>
-              </w:rPr>
-            </w:pPr>
-            <w:r>
-              <w:rPr>
-                <w:rFonts w:ascii="Arial" w:hAnsi="Arial" w:eastAsia="Arial" w:cs="Arial"/>
-                <w:i w:val="false"/>
-                <w:b w:val="false"/>
-                <w:u w:val="none"/>
-                <w:strike w:val="false"/>
-                <w:sz w:val="18"/>
-                <w:szCs w:val="18"/>
-                <w:color w:val="000000"/>
-              </w:rPr>
-              <w:t xml:space="preserve">2.705 (0.725-11.145)</w:t>
-            </w:r>
-          </w:p>
-        </w:tc>
-        <w:tc>
-          <w:tcPr>
-            <w:tcBorders>
-              <w:bottom w:val="none" w:sz="0" w:space="0" w:color="000000"/>
-              <w:top w:val="none" w:sz="0" w:space="0" w:color="000000"/>
-              <w:left w:val="none" w:sz="0" w:space="0" w:color="000000"/>
-              <w:right w:val="none" w:sz="0" w:space="0" w:color="000000"/>
-            </w:tcBorders>
-            <w:shd w:val="clear" w:color="auto" w:fill="FFFFFF"/>
-            <w:tcMar>
-              <w:top w:w="0" w:type="dxa"/>
-              <w:bottom w:w="0" w:type="dxa"/>
-              <w:left w:w="0" w:type="dxa"/>
-              <w:right w:w="0" w:type="dxa"/>
-            </w:tcMar>
-            <w:vAlign w:val="center"/>
-          </w:tcPr>
-          <w:p>
-            <w:pPr>
-              <w:pStyle w:val="Normal"/>
-              <w:jc w:val="center"/>
-              <w:pBdr>
-                <w:bottom w:val="none" w:sz="0" w:space="0" w:color="000000"/>
-                <w:top w:val="none" w:sz="0" w:space="0" w:color="000000"/>
-                <w:left w:val="none" w:sz="0" w:space="0" w:color="000000"/>
-                <w:right w:val="none" w:sz="0" w:space="0" w:color="000000"/>
-              </w:pBdr>
-              <w:spacing w:after="40" w:before="40" w:line="240"/>
-              <w:ind w:left="100" w:right="100" w:firstLine="0" w:firstLineChars="0"/>
-              <w:rPr>
-                <w:rFonts w:ascii="Arial" w:hAnsi="Arial" w:eastAsia="Arial" w:cs="Arial"/>
-                <w:i w:val="false"/>
-                <w:b w:val="false"/>
-                <w:u w:val="none"/>
-                <w:strike w:val="false"/>
-                <w:sz w:val="18"/>
-                <w:szCs w:val="18"/>
-                <w:color w:val="000000"/>
-              </w:rPr>
-            </w:pPr>
-            <w:r>
-              <w:rPr>
-                <w:rFonts w:ascii="Arial" w:hAnsi="Arial" w:eastAsia="Arial" w:cs="Arial"/>
-                <w:i w:val="false"/>
-                <w:b w:val="false"/>
-                <w:u w:val="none"/>
-                <w:strike w:val="false"/>
-                <w:sz w:val="18"/>
-                <w:szCs w:val="18"/>
-                <w:color w:val="000000"/>
-              </w:rPr>
-              <w:t xml:space="preserve">0.147</w:t>
-            </w:r>
-          </w:p>
-        </w:tc>
-        <w:tc>
-          <w:tcPr>
-            <w:tcBorders>
-              <w:bottom w:val="none" w:sz="0" w:space="0" w:color="000000"/>
-              <w:top w:val="none" w:sz="0" w:space="0" w:color="000000"/>
-              <w:left w:val="none" w:sz="0" w:space="0" w:color="000000"/>
-              <w:right w:val="none" w:sz="0" w:space="0" w:color="000000"/>
-            </w:tcBorders>
-            <w:shd w:val="clear" w:color="auto" w:fill="FFFFFF"/>
-            <w:tcMar>
-              <w:top w:w="0" w:type="dxa"/>
-              <w:bottom w:w="0" w:type="dxa"/>
-              <w:left w:w="0" w:type="dxa"/>
-              <w:right w:w="0" w:type="dxa"/>
-            </w:tcMar>
-            <w:vAlign w:val="center"/>
-          </w:tcPr>
-          <w:p>
-            <w:pPr>
-              <w:pStyle w:val="Normal"/>
-              <w:jc w:val="center"/>
-              <w:pBdr>
-                <w:bottom w:val="none" w:sz="0" w:space="0" w:color="000000"/>
-                <w:top w:val="none" w:sz="0" w:space="0" w:color="000000"/>
-                <w:left w:val="none" w:sz="0" w:space="0" w:color="000000"/>
-                <w:right w:val="none" w:sz="0" w:space="0" w:color="000000"/>
-              </w:pBdr>
-              <w:spacing w:after="40" w:before="40" w:line="240"/>
-              <w:ind w:left="100" w:right="100" w:firstLine="0" w:firstLineChars="0"/>
-              <w:rPr>
-                <w:rFonts w:ascii="Arial" w:hAnsi="Arial" w:eastAsia="Arial" w:cs="Arial"/>
-                <w:i w:val="false"/>
-                <w:b w:val="false"/>
-                <w:u w:val="none"/>
-                <w:strike w:val="false"/>
-                <w:sz w:val="18"/>
-                <w:szCs w:val="18"/>
-                <w:color w:val="000000"/>
-              </w:rPr>
-            </w:pPr>
-            <w:r>
-              <w:rPr>
-                <w:rFonts w:ascii="Arial" w:hAnsi="Arial" w:eastAsia="Arial" w:cs="Arial"/>
-                <w:i w:val="false"/>
-                <w:b w:val="false"/>
-                <w:u w:val="none"/>
-                <w:strike w:val="false"/>
-                <w:sz w:val="18"/>
-                <w:szCs w:val="18"/>
-                <w:color w:val="000000"/>
-              </w:rPr>
-              <w:t xml:space="preserve">0.846 (0.200-3.210)</w:t>
-            </w:r>
-          </w:p>
-        </w:tc>
-        <w:tc>
-          <w:tcPr>
-            <w:tcBorders>
-              <w:bottom w:val="none" w:sz="0" w:space="0" w:color="000000"/>
-              <w:top w:val="none" w:sz="0" w:space="0" w:color="000000"/>
-              <w:left w:val="none" w:sz="0" w:space="0" w:color="000000"/>
-              <w:right w:val="none" w:sz="0" w:space="0" w:color="000000"/>
-            </w:tcBorders>
-            <w:shd w:val="clear" w:color="auto" w:fill="FFFFFF"/>
-            <w:tcMar>
-              <w:top w:w="0" w:type="dxa"/>
-              <w:bottom w:w="0" w:type="dxa"/>
-              <w:left w:w="0" w:type="dxa"/>
-              <w:right w:w="0" w:type="dxa"/>
-            </w:tcMar>
-            <w:vAlign w:val="center"/>
-          </w:tcPr>
-          <w:p>
-            <w:pPr>
-              <w:pStyle w:val="Normal"/>
-              <w:jc w:val="center"/>
-              <w:pBdr>
-                <w:bottom w:val="none" w:sz="0" w:space="0" w:color="000000"/>
-                <w:top w:val="none" w:sz="0" w:space="0" w:color="000000"/>
-                <w:left w:val="none" w:sz="0" w:space="0" w:color="000000"/>
-                <w:right w:val="none" w:sz="0" w:space="0" w:color="000000"/>
-              </w:pBdr>
-              <w:spacing w:after="40" w:before="40" w:line="240"/>
-              <w:ind w:left="100" w:right="100" w:firstLine="0" w:firstLineChars="0"/>
-              <w:rPr>
-                <w:rFonts w:ascii="Arial" w:hAnsi="Arial" w:eastAsia="Arial" w:cs="Arial"/>
-                <w:i w:val="false"/>
-                <w:b w:val="false"/>
-                <w:u w:val="none"/>
-                <w:strike w:val="false"/>
-                <w:sz w:val="18"/>
-                <w:szCs w:val="18"/>
-                <w:color w:val="000000"/>
-              </w:rPr>
-            </w:pPr>
-            <w:r>
-              <w:rPr>
-                <w:rFonts w:ascii="Arial" w:hAnsi="Arial" w:eastAsia="Arial" w:cs="Arial"/>
-                <w:i w:val="false"/>
-                <w:b w:val="false"/>
-                <w:u w:val="none"/>
-                <w:strike w:val="false"/>
-                <w:sz w:val="18"/>
-                <w:szCs w:val="18"/>
-                <w:color w:val="000000"/>
-              </w:rPr>
-              <w:t xml:space="preserve">0.811</w:t>
+              <w:ind w:left="60" w:right="60" w:firstLine="0" w:firstLineChars="0"/>
+              <w:rPr>
+                <w:rFonts w:ascii="Arial" w:hAnsi="Arial" w:eastAsia="Arial" w:cs="Arial"/>
+                <w:i w:val="false"/>
+                <w:b w:val="false"/>
+                <w:u w:val="none"/>
+                <w:strike w:val="false"/>
+                <w:sz w:val="18"/>
+                <w:szCs w:val="18"/>
+                <w:color w:val="000000"/>
+              </w:rPr>
+            </w:pPr>
+            <w:r>
+              <w:rPr>
+                <w:rFonts w:ascii="Arial" w:hAnsi="Arial" w:eastAsia="Arial" w:cs="Arial"/>
+                <w:i w:val="false"/>
+                <w:b w:val="false"/>
+                <w:u w:val="none"/>
+                <w:strike w:val="false"/>
+                <w:sz w:val="18"/>
+                <w:szCs w:val="18"/>
+                <w:color w:val="000000"/>
+              </w:rPr>
+              <w:t xml:space="preserve">3.042 (0.783-13.253)</w:t>
+            </w:r>
+          </w:p>
+        </w:tc>
+        <w:tc>
+          <w:tcPr>
+            <w:tcBorders>
+              <w:bottom w:val="none" w:sz="0" w:space="0" w:color="000000"/>
+              <w:top w:val="none" w:sz="0" w:space="0" w:color="000000"/>
+              <w:left w:val="none" w:sz="0" w:space="0" w:color="000000"/>
+              <w:right w:val="none" w:sz="0" w:space="0" w:color="000000"/>
+            </w:tcBorders>
+            <w:shd w:val="clear" w:color="auto" w:fill="FFFFFF"/>
+            <w:tcMar>
+              <w:top w:w="0" w:type="dxa"/>
+              <w:bottom w:w="0" w:type="dxa"/>
+              <w:left w:w="0" w:type="dxa"/>
+              <w:right w:w="0" w:type="dxa"/>
+            </w:tcMar>
+            <w:vAlign w:val="center"/>
+          </w:tcPr>
+          <w:p>
+            <w:pPr>
+              <w:pStyle w:val="Normal"/>
+              <w:jc w:val="center"/>
+              <w:pBdr>
+                <w:bottom w:val="none" w:sz="0" w:space="0" w:color="000000"/>
+                <w:top w:val="none" w:sz="0" w:space="0" w:color="000000"/>
+                <w:left w:val="none" w:sz="0" w:space="0" w:color="000000"/>
+                <w:right w:val="none" w:sz="0" w:space="0" w:color="000000"/>
+              </w:pBdr>
+              <w:spacing w:after="40" w:before="40" w:line="240"/>
+              <w:ind w:left="60" w:right="60" w:firstLine="0" w:firstLineChars="0"/>
+              <w:rPr>
+                <w:rFonts w:ascii="Arial" w:hAnsi="Arial" w:eastAsia="Arial" w:cs="Arial"/>
+                <w:i w:val="false"/>
+                <w:b w:val="false"/>
+                <w:u w:val="none"/>
+                <w:strike w:val="false"/>
+                <w:sz w:val="18"/>
+                <w:szCs w:val="18"/>
+                <w:color w:val="000000"/>
+              </w:rPr>
+            </w:pPr>
+            <w:r>
+              <w:rPr>
+                <w:rFonts w:ascii="Arial" w:hAnsi="Arial" w:eastAsia="Arial" w:cs="Arial"/>
+                <w:i w:val="false"/>
+                <w:b w:val="false"/>
+                <w:u w:val="none"/>
+                <w:strike w:val="false"/>
+                <w:sz w:val="18"/>
+                <w:szCs w:val="18"/>
+                <w:color w:val="000000"/>
+              </w:rPr>
+              <w:t xml:space="preserve">0.117</w:t>
+            </w:r>
+          </w:p>
+        </w:tc>
+        <w:tc>
+          <w:tcPr>
+            <w:tcBorders>
+              <w:bottom w:val="none" w:sz="0" w:space="0" w:color="000000"/>
+              <w:top w:val="none" w:sz="0" w:space="0" w:color="000000"/>
+              <w:left w:val="none" w:sz="0" w:space="0" w:color="000000"/>
+              <w:right w:val="none" w:sz="0" w:space="0" w:color="000000"/>
+            </w:tcBorders>
+            <w:shd w:val="clear" w:color="auto" w:fill="FFFFFF"/>
+            <w:tcMar>
+              <w:top w:w="0" w:type="dxa"/>
+              <w:bottom w:w="0" w:type="dxa"/>
+              <w:left w:w="0" w:type="dxa"/>
+              <w:right w:w="0" w:type="dxa"/>
+            </w:tcMar>
+            <w:vAlign w:val="center"/>
+          </w:tcPr>
+          <w:p>
+            <w:pPr>
+              <w:pStyle w:val="Normal"/>
+              <w:jc w:val="center"/>
+              <w:pBdr>
+                <w:bottom w:val="none" w:sz="0" w:space="0" w:color="000000"/>
+                <w:top w:val="none" w:sz="0" w:space="0" w:color="000000"/>
+                <w:left w:val="none" w:sz="0" w:space="0" w:color="000000"/>
+                <w:right w:val="none" w:sz="0" w:space="0" w:color="000000"/>
+              </w:pBdr>
+              <w:spacing w:after="40" w:before="40" w:line="240"/>
+              <w:ind w:left="60" w:right="60" w:firstLine="0" w:firstLineChars="0"/>
+              <w:rPr>
+                <w:rFonts w:ascii="Arial" w:hAnsi="Arial" w:eastAsia="Arial" w:cs="Arial"/>
+                <w:i w:val="false"/>
+                <w:b w:val="false"/>
+                <w:u w:val="none"/>
+                <w:strike w:val="false"/>
+                <w:sz w:val="18"/>
+                <w:szCs w:val="18"/>
+                <w:color w:val="000000"/>
+              </w:rPr>
+            </w:pPr>
+            <w:r>
+              <w:rPr>
+                <w:rFonts w:ascii="Arial" w:hAnsi="Arial" w:eastAsia="Arial" w:cs="Arial"/>
+                <w:i w:val="false"/>
+                <w:b w:val="false"/>
+                <w:u w:val="none"/>
+                <w:strike w:val="false"/>
+                <w:sz w:val="18"/>
+                <w:szCs w:val="18"/>
+                <w:color w:val="000000"/>
+              </w:rPr>
+              <w:t xml:space="preserve">0.873 (0.211-3.273)</w:t>
+            </w:r>
+          </w:p>
+        </w:tc>
+        <w:tc>
+          <w:tcPr>
+            <w:tcBorders>
+              <w:bottom w:val="none" w:sz="0" w:space="0" w:color="000000"/>
+              <w:top w:val="none" w:sz="0" w:space="0" w:color="000000"/>
+              <w:left w:val="none" w:sz="0" w:space="0" w:color="000000"/>
+              <w:right w:val="none" w:sz="0" w:space="0" w:color="000000"/>
+            </w:tcBorders>
+            <w:shd w:val="clear" w:color="auto" w:fill="FFFFFF"/>
+            <w:tcMar>
+              <w:top w:w="0" w:type="dxa"/>
+              <w:bottom w:w="0" w:type="dxa"/>
+              <w:left w:w="0" w:type="dxa"/>
+              <w:right w:w="0" w:type="dxa"/>
+            </w:tcMar>
+            <w:vAlign w:val="center"/>
+          </w:tcPr>
+          <w:p>
+            <w:pPr>
+              <w:pStyle w:val="Normal"/>
+              <w:jc w:val="center"/>
+              <w:pBdr>
+                <w:bottom w:val="none" w:sz="0" w:space="0" w:color="000000"/>
+                <w:top w:val="none" w:sz="0" w:space="0" w:color="000000"/>
+                <w:left w:val="none" w:sz="0" w:space="0" w:color="000000"/>
+                <w:right w:val="none" w:sz="0" w:space="0" w:color="000000"/>
+              </w:pBdr>
+              <w:spacing w:after="40" w:before="40" w:line="240"/>
+              <w:ind w:left="60" w:right="60" w:firstLine="0" w:firstLineChars="0"/>
+              <w:rPr>
+                <w:rFonts w:ascii="Arial" w:hAnsi="Arial" w:eastAsia="Arial" w:cs="Arial"/>
+                <w:i w:val="false"/>
+                <w:b w:val="false"/>
+                <w:u w:val="none"/>
+                <w:strike w:val="false"/>
+                <w:sz w:val="18"/>
+                <w:szCs w:val="18"/>
+                <w:color w:val="000000"/>
+              </w:rPr>
+            </w:pPr>
+            <w:r>
+              <w:rPr>
+                <w:rFonts w:ascii="Arial" w:hAnsi="Arial" w:eastAsia="Arial" w:cs="Arial"/>
+                <w:i w:val="false"/>
+                <w:b w:val="false"/>
+                <w:u w:val="none"/>
+                <w:strike w:val="false"/>
+                <w:sz w:val="18"/>
+                <w:szCs w:val="18"/>
+                <w:color w:val="000000"/>
+              </w:rPr>
+              <w:t xml:space="preserve">0.844</w:t>
             </w:r>
           </w:p>
         </w:tc>
@@ -6490,7 +6490,7 @@
                 <w:right w:val="none" w:sz="0" w:space="0" w:color="000000"/>
               </w:pBdr>
               <w:spacing w:after="40" w:before="40" w:line="240"/>
-              <w:ind w:left="100" w:right="100" w:firstLine="0" w:firstLineChars="0"/>
+              <w:ind w:left="60" w:right="60" w:firstLine="0" w:firstLineChars="0"/>
               <w:rPr>
                 <w:rFonts w:ascii="Arial" w:hAnsi="Arial" w:eastAsia="Arial" w:cs="Arial"/>
                 <w:i w:val="false"/>
@@ -6545,7 +6545,7 @@
                 <w:right w:val="none" w:sz="0" w:space="0" w:color="000000"/>
               </w:pBdr>
               <w:spacing w:after="40" w:before="40" w:line="240"/>
-              <w:ind w:left="100" w:right="100" w:firstLine="0" w:firstLineChars="0"/>
+              <w:ind w:left="60" w:right="60" w:firstLine="0" w:firstLineChars="0"/>
               <w:rPr>
                 <w:rFonts w:ascii="Arial" w:hAnsi="Arial" w:eastAsia="Arial" w:cs="Arial"/>
                 <w:i w:val="false"/>
@@ -6600,7 +6600,7 @@
                 <w:right w:val="none" w:sz="0" w:space="0" w:color="000000"/>
               </w:pBdr>
               <w:spacing w:after="40" w:before="40" w:line="240"/>
-              <w:ind w:left="100" w:right="100" w:firstLine="0" w:firstLineChars="0"/>
+              <w:ind w:left="60" w:right="60" w:firstLine="0" w:firstLineChars="0"/>
               <w:rPr>
                 <w:rFonts w:ascii="Arial" w:hAnsi="Arial" w:eastAsia="Arial" w:cs="Arial"/>
                 <w:i w:val="false"/>
@@ -6655,7 +6655,7 @@
                 <w:right w:val="none" w:sz="0" w:space="0" w:color="000000"/>
               </w:pBdr>
               <w:spacing w:after="40" w:before="40" w:line="240"/>
-              <w:ind w:left="100" w:right="100" w:firstLine="0" w:firstLineChars="0"/>
+              <w:ind w:left="60" w:right="60" w:firstLine="0" w:firstLineChars="0"/>
               <w:rPr>
                 <w:rFonts w:ascii="Arial" w:hAnsi="Arial" w:eastAsia="Arial" w:cs="Arial"/>
                 <w:i w:val="false"/>
@@ -6710,7 +6710,7 @@
                 <w:right w:val="none" w:sz="0" w:space="0" w:color="000000"/>
               </w:pBdr>
               <w:spacing w:after="40" w:before="40" w:line="240"/>
-              <w:ind w:left="100" w:right="100" w:firstLine="0" w:firstLineChars="0"/>
+              <w:ind w:left="60" w:right="60" w:firstLine="0" w:firstLineChars="0"/>
               <w:rPr>
                 <w:rFonts w:ascii="Arial" w:hAnsi="Arial" w:eastAsia="Arial" w:cs="Arial"/>
                 <w:i w:val="false"/>
@@ -6770,7 +6770,7 @@
                 <w:right w:val="none" w:sz="0" w:space="0" w:color="000000"/>
               </w:pBdr>
               <w:spacing w:after="40" w:before="40" w:line="240"/>
-              <w:ind w:left="100" w:right="100" w:firstLine="0" w:firstLineChars="0"/>
+              <w:ind w:left="60" w:right="60" w:firstLine="0" w:firstLineChars="0"/>
               <w:rPr>
                 <w:rFonts w:ascii="Arial" w:hAnsi="Arial" w:eastAsia="Arial" w:cs="Arial"/>
                 <w:i w:val="false"/>
@@ -6825,7 +6825,7 @@
                 <w:right w:val="none" w:sz="0" w:space="0" w:color="000000"/>
               </w:pBdr>
               <w:spacing w:after="40" w:before="40" w:line="240"/>
-              <w:ind w:left="100" w:right="100" w:firstLine="0" w:firstLineChars="0"/>
+              <w:ind w:left="60" w:right="60" w:firstLine="0" w:firstLineChars="0"/>
               <w:rPr>
                 <w:rFonts w:ascii="Arial" w:hAnsi="Arial" w:eastAsia="Arial" w:cs="Arial"/>
                 <w:i w:val="false"/>
@@ -6880,7 +6880,7 @@
                 <w:right w:val="none" w:sz="0" w:space="0" w:color="000000"/>
               </w:pBdr>
               <w:spacing w:after="40" w:before="40" w:line="240"/>
-              <w:ind w:left="100" w:right="100" w:firstLine="0" w:firstLineChars="0"/>
+              <w:ind w:left="60" w:right="60" w:firstLine="0" w:firstLineChars="0"/>
               <w:rPr>
                 <w:rFonts w:ascii="Arial" w:hAnsi="Arial" w:eastAsia="Arial" w:cs="Arial"/>
                 <w:i w:val="false"/>
@@ -6935,7 +6935,7 @@
                 <w:right w:val="none" w:sz="0" w:space="0" w:color="000000"/>
               </w:pBdr>
               <w:spacing w:after="40" w:before="40" w:line="240"/>
-              <w:ind w:left="100" w:right="100" w:firstLine="0" w:firstLineChars="0"/>
+              <w:ind w:left="60" w:right="60" w:firstLine="0" w:firstLineChars="0"/>
               <w:rPr>
                 <w:rFonts w:ascii="Arial" w:hAnsi="Arial" w:eastAsia="Arial" w:cs="Arial"/>
                 <w:i w:val="false"/>
@@ -6990,7 +6990,7 @@
                 <w:right w:val="none" w:sz="0" w:space="0" w:color="000000"/>
               </w:pBdr>
               <w:spacing w:after="40" w:before="40" w:line="240"/>
-              <w:ind w:left="100" w:right="100" w:firstLine="0" w:firstLineChars="0"/>
+              <w:ind w:left="60" w:right="60" w:firstLine="0" w:firstLineChars="0"/>
               <w:rPr>
                 <w:rFonts w:ascii="Arial" w:hAnsi="Arial" w:eastAsia="Arial" w:cs="Arial"/>
                 <w:i w:val="false"/>
@@ -7050,7 +7050,7 @@
                 <w:right w:val="none" w:sz="0" w:space="0" w:color="000000"/>
               </w:pBdr>
               <w:spacing w:after="40" w:before="40" w:line="240"/>
-              <w:ind w:left="100" w:right="100" w:firstLine="0" w:firstLineChars="0"/>
+              <w:ind w:left="60" w:right="60" w:firstLine="0" w:firstLineChars="0"/>
               <w:rPr>
                 <w:rFonts w:ascii="Arial" w:hAnsi="Arial" w:eastAsia="Arial" w:cs="Arial"/>
                 <w:i w:val="false"/>
@@ -7105,62 +7105,62 @@
                 <w:right w:val="none" w:sz="0" w:space="0" w:color="000000"/>
               </w:pBdr>
               <w:spacing w:after="40" w:before="40" w:line="240"/>
-              <w:ind w:left="100" w:right="100" w:firstLine="0" w:firstLineChars="0"/>
-              <w:rPr>
-                <w:rFonts w:ascii="Arial" w:hAnsi="Arial" w:eastAsia="Arial" w:cs="Arial"/>
-                <w:i w:val="false"/>
-                <w:b w:val="false"/>
-                <w:u w:val="none"/>
-                <w:strike w:val="false"/>
-                <w:sz w:val="18"/>
-                <w:szCs w:val="18"/>
-                <w:color w:val="000000"/>
-              </w:rPr>
-            </w:pPr>
-            <w:r>
-              <w:rPr>
-                <w:rFonts w:ascii="Arial" w:hAnsi="Arial" w:eastAsia="Arial" w:cs="Arial"/>
-                <w:i w:val="false"/>
-                <w:b w:val="false"/>
-                <w:u w:val="none"/>
-                <w:strike w:val="false"/>
-                <w:sz w:val="18"/>
-                <w:szCs w:val="18"/>
-                <w:color w:val="000000"/>
-              </w:rPr>
-              <w:t xml:space="preserve">6.204 (2.157-19.514)</w:t>
-            </w:r>
-          </w:p>
-        </w:tc>
-        <w:tc>
-          <w:tcPr>
-            <w:tcBorders>
-              <w:bottom w:val="none" w:sz="0" w:space="0" w:color="000000"/>
-              <w:top w:val="none" w:sz="0" w:space="0" w:color="000000"/>
-              <w:left w:val="none" w:sz="0" w:space="0" w:color="000000"/>
-              <w:right w:val="none" w:sz="0" w:space="0" w:color="000000"/>
-            </w:tcBorders>
-            <w:shd w:val="clear" w:color="auto" w:fill="FFFFFF"/>
-            <w:tcMar>
-              <w:top w:w="0" w:type="dxa"/>
-              <w:bottom w:w="0" w:type="dxa"/>
-              <w:left w:w="0" w:type="dxa"/>
-              <w:right w:w="0" w:type="dxa"/>
-            </w:tcMar>
-            <w:vAlign w:val="center"/>
-          </w:tcPr>
-          <w:p>
-            <w:pPr>
-              <w:pStyle w:val="Normal"/>
-              <w:jc w:val="center"/>
-              <w:pBdr>
-                <w:bottom w:val="none" w:sz="0" w:space="0" w:color="000000"/>
-                <w:top w:val="none" w:sz="0" w:space="0" w:color="000000"/>
-                <w:left w:val="none" w:sz="0" w:space="0" w:color="000000"/>
-                <w:right w:val="none" w:sz="0" w:space="0" w:color="000000"/>
-              </w:pBdr>
-              <w:spacing w:after="40" w:before="40" w:line="240"/>
-              <w:ind w:left="100" w:right="100" w:firstLine="0" w:firstLineChars="0"/>
+              <w:ind w:left="60" w:right="60" w:firstLine="0" w:firstLineChars="0"/>
+              <w:rPr>
+                <w:rFonts w:ascii="Arial" w:hAnsi="Arial" w:eastAsia="Arial" w:cs="Arial"/>
+                <w:i w:val="false"/>
+                <w:b w:val="false"/>
+                <w:u w:val="none"/>
+                <w:strike w:val="false"/>
+                <w:sz w:val="18"/>
+                <w:szCs w:val="18"/>
+                <w:color w:val="000000"/>
+              </w:rPr>
+            </w:pPr>
+            <w:r>
+              <w:rPr>
+                <w:rFonts w:ascii="Arial" w:hAnsi="Arial" w:eastAsia="Arial" w:cs="Arial"/>
+                <w:i w:val="false"/>
+                <w:b w:val="false"/>
+                <w:u w:val="none"/>
+                <w:strike w:val="false"/>
+                <w:sz w:val="18"/>
+                <w:szCs w:val="18"/>
+                <w:color w:val="000000"/>
+              </w:rPr>
+              <w:t xml:space="preserve">6.522 (2.243-20.918)</w:t>
+            </w:r>
+          </w:p>
+        </w:tc>
+        <w:tc>
+          <w:tcPr>
+            <w:tcBorders>
+              <w:bottom w:val="none" w:sz="0" w:space="0" w:color="000000"/>
+              <w:top w:val="none" w:sz="0" w:space="0" w:color="000000"/>
+              <w:left w:val="none" w:sz="0" w:space="0" w:color="000000"/>
+              <w:right w:val="none" w:sz="0" w:space="0" w:color="000000"/>
+            </w:tcBorders>
+            <w:shd w:val="clear" w:color="auto" w:fill="FFFFFF"/>
+            <w:tcMar>
+              <w:top w:w="0" w:type="dxa"/>
+              <w:bottom w:w="0" w:type="dxa"/>
+              <w:left w:w="0" w:type="dxa"/>
+              <w:right w:w="0" w:type="dxa"/>
+            </w:tcMar>
+            <w:vAlign w:val="center"/>
+          </w:tcPr>
+          <w:p>
+            <w:pPr>
+              <w:pStyle w:val="Normal"/>
+              <w:jc w:val="center"/>
+              <w:pBdr>
+                <w:bottom w:val="none" w:sz="0" w:space="0" w:color="000000"/>
+                <w:top w:val="none" w:sz="0" w:space="0" w:color="000000"/>
+                <w:left w:val="none" w:sz="0" w:space="0" w:color="000000"/>
+                <w:right w:val="none" w:sz="0" w:space="0" w:color="000000"/>
+              </w:pBdr>
+              <w:spacing w:after="40" w:before="40" w:line="240"/>
+              <w:ind w:left="60" w:right="60" w:firstLine="0" w:firstLineChars="0"/>
               <w:rPr>
                 <w:rFonts w:ascii="Arial" w:hAnsi="Arial" w:eastAsia="Arial" w:cs="Arial"/>
                 <w:i w:val="false"/>
@@ -7183,94 +7183,94 @@
                 <w:szCs w:val="18"/>
                 <w:color w:val="000000"/>
               </w:rPr>
-              <w:t xml:space="preserve">0.001</w:t>
-            </w:r>
-          </w:p>
-        </w:tc>
-        <w:tc>
-          <w:tcPr>
-            <w:tcBorders>
-              <w:bottom w:val="none" w:sz="0" w:space="0" w:color="000000"/>
-              <w:top w:val="none" w:sz="0" w:space="0" w:color="000000"/>
-              <w:left w:val="none" w:sz="0" w:space="0" w:color="000000"/>
-              <w:right w:val="none" w:sz="0" w:space="0" w:color="000000"/>
-            </w:tcBorders>
-            <w:shd w:val="clear" w:color="auto" w:fill="FFFFFF"/>
-            <w:tcMar>
-              <w:top w:w="0" w:type="dxa"/>
-              <w:bottom w:w="0" w:type="dxa"/>
-              <w:left w:w="0" w:type="dxa"/>
-              <w:right w:w="0" w:type="dxa"/>
-            </w:tcMar>
-            <w:vAlign w:val="center"/>
-          </w:tcPr>
-          <w:p>
-            <w:pPr>
-              <w:pStyle w:val="Normal"/>
-              <w:jc w:val="center"/>
-              <w:pBdr>
-                <w:bottom w:val="none" w:sz="0" w:space="0" w:color="000000"/>
-                <w:top w:val="none" w:sz="0" w:space="0" w:color="000000"/>
-                <w:left w:val="none" w:sz="0" w:space="0" w:color="000000"/>
-                <w:right w:val="none" w:sz="0" w:space="0" w:color="000000"/>
-              </w:pBdr>
-              <w:spacing w:after="40" w:before="40" w:line="240"/>
-              <w:ind w:left="100" w:right="100" w:firstLine="0" w:firstLineChars="0"/>
-              <w:rPr>
-                <w:rFonts w:ascii="Arial" w:hAnsi="Arial" w:eastAsia="Arial" w:cs="Arial"/>
-                <w:i w:val="false"/>
-                <w:b w:val="false"/>
-                <w:u w:val="none"/>
-                <w:strike w:val="false"/>
-                <w:sz w:val="18"/>
-                <w:szCs w:val="18"/>
-                <w:color w:val="000000"/>
-              </w:rPr>
-            </w:pPr>
-            <w:r>
-              <w:rPr>
-                <w:rFonts w:ascii="Arial" w:hAnsi="Arial" w:eastAsia="Arial" w:cs="Arial"/>
-                <w:i w:val="false"/>
-                <w:b w:val="false"/>
-                <w:u w:val="none"/>
-                <w:strike w:val="false"/>
-                <w:sz w:val="18"/>
-                <w:szCs w:val="18"/>
-                <w:color w:val="000000"/>
-              </w:rPr>
-              <w:t xml:space="preserve">0.223 (0.055-0.755)</w:t>
-            </w:r>
-          </w:p>
-        </w:tc>
-        <w:tc>
-          <w:tcPr>
-            <w:tcBorders>
-              <w:bottom w:val="none" w:sz="0" w:space="0" w:color="000000"/>
-              <w:top w:val="none" w:sz="0" w:space="0" w:color="000000"/>
-              <w:left w:val="none" w:sz="0" w:space="0" w:color="000000"/>
-              <w:right w:val="none" w:sz="0" w:space="0" w:color="000000"/>
-            </w:tcBorders>
-            <w:shd w:val="clear" w:color="auto" w:fill="FFFFFF"/>
-            <w:tcMar>
-              <w:top w:w="0" w:type="dxa"/>
-              <w:bottom w:w="0" w:type="dxa"/>
-              <w:left w:w="0" w:type="dxa"/>
-              <w:right w:w="0" w:type="dxa"/>
-            </w:tcMar>
-            <w:vAlign w:val="center"/>
-          </w:tcPr>
-          <w:p>
-            <w:pPr>
-              <w:pStyle w:val="Normal"/>
-              <w:jc w:val="center"/>
-              <w:pBdr>
-                <w:bottom w:val="none" w:sz="0" w:space="0" w:color="000000"/>
-                <w:top w:val="none" w:sz="0" w:space="0" w:color="000000"/>
-                <w:left w:val="none" w:sz="0" w:space="0" w:color="000000"/>
-                <w:right w:val="none" w:sz="0" w:space="0" w:color="000000"/>
-              </w:pBdr>
-              <w:spacing w:after="40" w:before="40" w:line="240"/>
-              <w:ind w:left="100" w:right="100" w:firstLine="0" w:firstLineChars="0"/>
+              <w:t xml:space="preserve">&lt;0.001</w:t>
+            </w:r>
+          </w:p>
+        </w:tc>
+        <w:tc>
+          <w:tcPr>
+            <w:tcBorders>
+              <w:bottom w:val="none" w:sz="0" w:space="0" w:color="000000"/>
+              <w:top w:val="none" w:sz="0" w:space="0" w:color="000000"/>
+              <w:left w:val="none" w:sz="0" w:space="0" w:color="000000"/>
+              <w:right w:val="none" w:sz="0" w:space="0" w:color="000000"/>
+            </w:tcBorders>
+            <w:shd w:val="clear" w:color="auto" w:fill="FFFFFF"/>
+            <w:tcMar>
+              <w:top w:w="0" w:type="dxa"/>
+              <w:bottom w:w="0" w:type="dxa"/>
+              <w:left w:w="0" w:type="dxa"/>
+              <w:right w:w="0" w:type="dxa"/>
+            </w:tcMar>
+            <w:vAlign w:val="center"/>
+          </w:tcPr>
+          <w:p>
+            <w:pPr>
+              <w:pStyle w:val="Normal"/>
+              <w:jc w:val="center"/>
+              <w:pBdr>
+                <w:bottom w:val="none" w:sz="0" w:space="0" w:color="000000"/>
+                <w:top w:val="none" w:sz="0" w:space="0" w:color="000000"/>
+                <w:left w:val="none" w:sz="0" w:space="0" w:color="000000"/>
+                <w:right w:val="none" w:sz="0" w:space="0" w:color="000000"/>
+              </w:pBdr>
+              <w:spacing w:after="40" w:before="40" w:line="240"/>
+              <w:ind w:left="60" w:right="60" w:firstLine="0" w:firstLineChars="0"/>
+              <w:rPr>
+                <w:rFonts w:ascii="Arial" w:hAnsi="Arial" w:eastAsia="Arial" w:cs="Arial"/>
+                <w:i w:val="false"/>
+                <w:b w:val="false"/>
+                <w:u w:val="none"/>
+                <w:strike w:val="false"/>
+                <w:sz w:val="18"/>
+                <w:szCs w:val="18"/>
+                <w:color w:val="000000"/>
+              </w:rPr>
+            </w:pPr>
+            <w:r>
+              <w:rPr>
+                <w:rFonts w:ascii="Arial" w:hAnsi="Arial" w:eastAsia="Arial" w:cs="Arial"/>
+                <w:i w:val="false"/>
+                <w:b w:val="false"/>
+                <w:u w:val="none"/>
+                <w:strike w:val="false"/>
+                <w:sz w:val="18"/>
+                <w:szCs w:val="18"/>
+                <w:color w:val="000000"/>
+              </w:rPr>
+              <w:t xml:space="preserve">0.231 (0.058-0.774)</w:t>
+            </w:r>
+          </w:p>
+        </w:tc>
+        <w:tc>
+          <w:tcPr>
+            <w:tcBorders>
+              <w:bottom w:val="none" w:sz="0" w:space="0" w:color="000000"/>
+              <w:top w:val="none" w:sz="0" w:space="0" w:color="000000"/>
+              <w:left w:val="none" w:sz="0" w:space="0" w:color="000000"/>
+              <w:right w:val="none" w:sz="0" w:space="0" w:color="000000"/>
+            </w:tcBorders>
+            <w:shd w:val="clear" w:color="auto" w:fill="FFFFFF"/>
+            <w:tcMar>
+              <w:top w:w="0" w:type="dxa"/>
+              <w:bottom w:w="0" w:type="dxa"/>
+              <w:left w:w="0" w:type="dxa"/>
+              <w:right w:w="0" w:type="dxa"/>
+            </w:tcMar>
+            <w:vAlign w:val="center"/>
+          </w:tcPr>
+          <w:p>
+            <w:pPr>
+              <w:pStyle w:val="Normal"/>
+              <w:jc w:val="center"/>
+              <w:pBdr>
+                <w:bottom w:val="none" w:sz="0" w:space="0" w:color="000000"/>
+                <w:top w:val="none" w:sz="0" w:space="0" w:color="000000"/>
+                <w:left w:val="none" w:sz="0" w:space="0" w:color="000000"/>
+                <w:right w:val="none" w:sz="0" w:space="0" w:color="000000"/>
+              </w:pBdr>
+              <w:spacing w:after="40" w:before="40" w:line="240"/>
+              <w:ind w:left="60" w:right="60" w:firstLine="0" w:firstLineChars="0"/>
               <w:rPr>
                 <w:rFonts w:ascii="Arial" w:hAnsi="Arial" w:eastAsia="Arial" w:cs="Arial"/>
                 <w:i w:val="false"/>
@@ -7293,7 +7293,7 @@
                 <w:szCs w:val="18"/>
                 <w:color w:val="000000"/>
               </w:rPr>
-              <w:t xml:space="preserve">0.023</w:t>
+              <w:t xml:space="preserve">0.025</w:t>
             </w:r>
           </w:p>
         </w:tc>
@@ -7330,7 +7330,7 @@
                 <w:right w:val="none" w:sz="0" w:space="0" w:color="000000"/>
               </w:pBdr>
               <w:spacing w:after="40" w:before="40" w:line="240"/>
-              <w:ind w:left="100" w:right="100" w:firstLine="0" w:firstLineChars="0"/>
+              <w:ind w:left="60" w:right="60" w:firstLine="0" w:firstLineChars="0"/>
               <w:rPr>
                 <w:rFonts w:ascii="Arial" w:hAnsi="Arial" w:eastAsia="Arial" w:cs="Arial"/>
                 <w:i w:val="false"/>
@@ -7385,7 +7385,7 @@
                 <w:right w:val="none" w:sz="0" w:space="0" w:color="000000"/>
               </w:pBdr>
               <w:spacing w:after="40" w:before="40" w:line="240"/>
-              <w:ind w:left="100" w:right="100" w:firstLine="0" w:firstLineChars="0"/>
+              <w:ind w:left="60" w:right="60" w:firstLine="0" w:firstLineChars="0"/>
               <w:rPr>
                 <w:rFonts w:ascii="Arial" w:hAnsi="Arial" w:eastAsia="Arial" w:cs="Arial"/>
                 <w:i w:val="false"/>
@@ -7440,7 +7440,7 @@
                 <w:right w:val="none" w:sz="0" w:space="0" w:color="000000"/>
               </w:pBdr>
               <w:spacing w:after="40" w:before="40" w:line="240"/>
-              <w:ind w:left="100" w:right="100" w:firstLine="0" w:firstLineChars="0"/>
+              <w:ind w:left="60" w:right="60" w:firstLine="0" w:firstLineChars="0"/>
               <w:rPr>
                 <w:rFonts w:ascii="Arial" w:hAnsi="Arial" w:eastAsia="Arial" w:cs="Arial"/>
                 <w:i w:val="false"/>
@@ -7495,7 +7495,7 @@
                 <w:right w:val="none" w:sz="0" w:space="0" w:color="000000"/>
               </w:pBdr>
               <w:spacing w:after="40" w:before="40" w:line="240"/>
-              <w:ind w:left="100" w:right="100" w:firstLine="0" w:firstLineChars="0"/>
+              <w:ind w:left="60" w:right="60" w:firstLine="0" w:firstLineChars="0"/>
               <w:rPr>
                 <w:rFonts w:ascii="Arial" w:hAnsi="Arial" w:eastAsia="Arial" w:cs="Arial"/>
                 <w:i w:val="false"/>
@@ -7550,7 +7550,7 @@
                 <w:right w:val="none" w:sz="0" w:space="0" w:color="000000"/>
               </w:pBdr>
               <w:spacing w:after="40" w:before="40" w:line="240"/>
-              <w:ind w:left="100" w:right="100" w:firstLine="0" w:firstLineChars="0"/>
+              <w:ind w:left="60" w:right="60" w:firstLine="0" w:firstLineChars="0"/>
               <w:rPr>
                 <w:rFonts w:ascii="Arial" w:hAnsi="Arial" w:eastAsia="Arial" w:cs="Arial"/>
                 <w:i w:val="false"/>
@@ -7610,7 +7610,7 @@
                 <w:right w:val="none" w:sz="0" w:space="0" w:color="000000"/>
               </w:pBdr>
               <w:spacing w:after="40" w:before="40" w:line="240"/>
-              <w:ind w:left="100" w:right="100" w:firstLine="0" w:firstLineChars="0"/>
+              <w:ind w:left="60" w:right="60" w:firstLine="0" w:firstLineChars="0"/>
               <w:rPr>
                 <w:rFonts w:ascii="Arial" w:hAnsi="Arial" w:eastAsia="Arial" w:cs="Arial"/>
                 <w:i w:val="false"/>
@@ -7665,7 +7665,7 @@
                 <w:right w:val="none" w:sz="0" w:space="0" w:color="000000"/>
               </w:pBdr>
               <w:spacing w:after="40" w:before="40" w:line="240"/>
-              <w:ind w:left="100" w:right="100" w:firstLine="0" w:firstLineChars="0"/>
+              <w:ind w:left="60" w:right="60" w:firstLine="0" w:firstLineChars="0"/>
               <w:rPr>
                 <w:rFonts w:ascii="Arial" w:hAnsi="Arial" w:eastAsia="Arial" w:cs="Arial"/>
                 <w:i w:val="false"/>
@@ -7720,7 +7720,7 @@
                 <w:right w:val="none" w:sz="0" w:space="0" w:color="000000"/>
               </w:pBdr>
               <w:spacing w:after="40" w:before="40" w:line="240"/>
-              <w:ind w:left="100" w:right="100" w:firstLine="0" w:firstLineChars="0"/>
+              <w:ind w:left="60" w:right="60" w:firstLine="0" w:firstLineChars="0"/>
               <w:rPr>
                 <w:rFonts w:ascii="Arial" w:hAnsi="Arial" w:eastAsia="Arial" w:cs="Arial"/>
                 <w:i w:val="false"/>
@@ -7775,7 +7775,7 @@
                 <w:right w:val="none" w:sz="0" w:space="0" w:color="000000"/>
               </w:pBdr>
               <w:spacing w:after="40" w:before="40" w:line="240"/>
-              <w:ind w:left="100" w:right="100" w:firstLine="0" w:firstLineChars="0"/>
+              <w:ind w:left="60" w:right="60" w:firstLine="0" w:firstLineChars="0"/>
               <w:rPr>
                 <w:rFonts w:ascii="Arial" w:hAnsi="Arial" w:eastAsia="Arial" w:cs="Arial"/>
                 <w:i w:val="false"/>
@@ -7830,7 +7830,7 @@
                 <w:right w:val="none" w:sz="0" w:space="0" w:color="000000"/>
               </w:pBdr>
               <w:spacing w:after="40" w:before="40" w:line="240"/>
-              <w:ind w:left="100" w:right="100" w:firstLine="0" w:firstLineChars="0"/>
+              <w:ind w:left="60" w:right="60" w:firstLine="0" w:firstLineChars="0"/>
               <w:rPr>
                 <w:rFonts w:ascii="Arial" w:hAnsi="Arial" w:eastAsia="Arial" w:cs="Arial"/>
                 <w:i w:val="false"/>
@@ -7890,7 +7890,7 @@
                 <w:right w:val="none" w:sz="0" w:space="0" w:color="000000"/>
               </w:pBdr>
               <w:spacing w:after="40" w:before="40" w:line="240"/>
-              <w:ind w:left="100" w:right="100" w:firstLine="0" w:firstLineChars="0"/>
+              <w:ind w:left="60" w:right="60" w:firstLine="0" w:firstLineChars="0"/>
               <w:rPr>
                 <w:rFonts w:ascii="Arial" w:hAnsi="Arial" w:eastAsia="Arial" w:cs="Arial"/>
                 <w:i w:val="false"/>
@@ -7945,172 +7945,172 @@
                 <w:right w:val="none" w:sz="0" w:space="0" w:color="000000"/>
               </w:pBdr>
               <w:spacing w:after="40" w:before="40" w:line="240"/>
-              <w:ind w:left="100" w:right="100" w:firstLine="0" w:firstLineChars="0"/>
-              <w:rPr>
-                <w:rFonts w:ascii="Arial" w:hAnsi="Arial" w:eastAsia="Arial" w:cs="Arial"/>
-                <w:i w:val="false"/>
-                <w:b w:val="false"/>
-                <w:u w:val="none"/>
-                <w:strike w:val="false"/>
-                <w:sz w:val="18"/>
-                <w:szCs w:val="18"/>
-                <w:color w:val="000000"/>
-              </w:rPr>
-            </w:pPr>
-            <w:r>
-              <w:rPr>
-                <w:rFonts w:ascii="Arial" w:hAnsi="Arial" w:eastAsia="Arial" w:cs="Arial"/>
-                <w:i w:val="false"/>
-                <w:b w:val="false"/>
-                <w:u w:val="none"/>
-                <w:strike w:val="false"/>
-                <w:sz w:val="18"/>
-                <w:szCs w:val="18"/>
-                <w:color w:val="000000"/>
-              </w:rPr>
-              <w:t xml:space="preserve">0.915 (0.272-3.045)</w:t>
-            </w:r>
-          </w:p>
-        </w:tc>
-        <w:tc>
-          <w:tcPr>
-            <w:tcBorders>
-              <w:bottom w:val="none" w:sz="0" w:space="0" w:color="000000"/>
-              <w:top w:val="none" w:sz="0" w:space="0" w:color="000000"/>
-              <w:left w:val="none" w:sz="0" w:space="0" w:color="000000"/>
-              <w:right w:val="none" w:sz="0" w:space="0" w:color="000000"/>
-            </w:tcBorders>
-            <w:shd w:val="clear" w:color="auto" w:fill="FFFFFF"/>
-            <w:tcMar>
-              <w:top w:w="0" w:type="dxa"/>
-              <w:bottom w:w="0" w:type="dxa"/>
-              <w:left w:w="0" w:type="dxa"/>
-              <w:right w:w="0" w:type="dxa"/>
-            </w:tcMar>
-            <w:vAlign w:val="center"/>
-          </w:tcPr>
-          <w:p>
-            <w:pPr>
-              <w:pStyle w:val="Normal"/>
-              <w:jc w:val="center"/>
-              <w:pBdr>
-                <w:bottom w:val="none" w:sz="0" w:space="0" w:color="000000"/>
-                <w:top w:val="none" w:sz="0" w:space="0" w:color="000000"/>
-                <w:left w:val="none" w:sz="0" w:space="0" w:color="000000"/>
-                <w:right w:val="none" w:sz="0" w:space="0" w:color="000000"/>
-              </w:pBdr>
-              <w:spacing w:after="40" w:before="40" w:line="240"/>
-              <w:ind w:left="100" w:right="100" w:firstLine="0" w:firstLineChars="0"/>
-              <w:rPr>
-                <w:rFonts w:ascii="Arial" w:hAnsi="Arial" w:eastAsia="Arial" w:cs="Arial"/>
-                <w:i w:val="false"/>
-                <w:b w:val="false"/>
-                <w:u w:val="none"/>
-                <w:strike w:val="false"/>
-                <w:sz w:val="18"/>
-                <w:szCs w:val="18"/>
-                <w:color w:val="000000"/>
-              </w:rPr>
-            </w:pPr>
-            <w:r>
-              <w:rPr>
-                <w:rFonts w:ascii="Arial" w:hAnsi="Arial" w:eastAsia="Arial" w:cs="Arial"/>
-                <w:i w:val="false"/>
-                <w:b w:val="false"/>
-                <w:u w:val="none"/>
-                <w:strike w:val="false"/>
-                <w:sz w:val="18"/>
-                <w:szCs w:val="18"/>
-                <w:color w:val="000000"/>
-              </w:rPr>
-              <w:t xml:space="preserve">0.885</w:t>
-            </w:r>
-          </w:p>
-        </w:tc>
-        <w:tc>
-          <w:tcPr>
-            <w:tcBorders>
-              <w:bottom w:val="none" w:sz="0" w:space="0" w:color="000000"/>
-              <w:top w:val="none" w:sz="0" w:space="0" w:color="000000"/>
-              <w:left w:val="none" w:sz="0" w:space="0" w:color="000000"/>
-              <w:right w:val="none" w:sz="0" w:space="0" w:color="000000"/>
-            </w:tcBorders>
-            <w:shd w:val="clear" w:color="auto" w:fill="FFFFFF"/>
-            <w:tcMar>
-              <w:top w:w="0" w:type="dxa"/>
-              <w:bottom w:w="0" w:type="dxa"/>
-              <w:left w:w="0" w:type="dxa"/>
-              <w:right w:w="0" w:type="dxa"/>
-            </w:tcMar>
-            <w:vAlign w:val="center"/>
-          </w:tcPr>
-          <w:p>
-            <w:pPr>
-              <w:pStyle w:val="Normal"/>
-              <w:jc w:val="center"/>
-              <w:pBdr>
-                <w:bottom w:val="none" w:sz="0" w:space="0" w:color="000000"/>
-                <w:top w:val="none" w:sz="0" w:space="0" w:color="000000"/>
-                <w:left w:val="none" w:sz="0" w:space="0" w:color="000000"/>
-                <w:right w:val="none" w:sz="0" w:space="0" w:color="000000"/>
-              </w:pBdr>
-              <w:spacing w:after="40" w:before="40" w:line="240"/>
-              <w:ind w:left="100" w:right="100" w:firstLine="0" w:firstLineChars="0"/>
-              <w:rPr>
-                <w:rFonts w:ascii="Arial" w:hAnsi="Arial" w:eastAsia="Arial" w:cs="Arial"/>
-                <w:i w:val="false"/>
-                <w:b w:val="false"/>
-                <w:u w:val="none"/>
-                <w:strike w:val="false"/>
-                <w:sz w:val="18"/>
-                <w:szCs w:val="18"/>
-                <w:color w:val="000000"/>
-              </w:rPr>
-            </w:pPr>
-            <w:r>
-              <w:rPr>
-                <w:rFonts w:ascii="Arial" w:hAnsi="Arial" w:eastAsia="Arial" w:cs="Arial"/>
-                <w:i w:val="false"/>
-                <w:b w:val="false"/>
-                <w:u w:val="none"/>
-                <w:strike w:val="false"/>
-                <w:sz w:val="18"/>
-                <w:szCs w:val="18"/>
-                <w:color w:val="000000"/>
-              </w:rPr>
-              <w:t xml:space="preserve">6.154 (1.488-30.488)</w:t>
-            </w:r>
-          </w:p>
-        </w:tc>
-        <w:tc>
-          <w:tcPr>
-            <w:tcBorders>
-              <w:bottom w:val="none" w:sz="0" w:space="0" w:color="000000"/>
-              <w:top w:val="none" w:sz="0" w:space="0" w:color="000000"/>
-              <w:left w:val="none" w:sz="0" w:space="0" w:color="000000"/>
-              <w:right w:val="none" w:sz="0" w:space="0" w:color="000000"/>
-            </w:tcBorders>
-            <w:shd w:val="clear" w:color="auto" w:fill="FFFFFF"/>
-            <w:tcMar>
-              <w:top w:w="0" w:type="dxa"/>
-              <w:bottom w:w="0" w:type="dxa"/>
-              <w:left w:w="0" w:type="dxa"/>
-              <w:right w:w="0" w:type="dxa"/>
-            </w:tcMar>
-            <w:vAlign w:val="center"/>
-          </w:tcPr>
-          <w:p>
-            <w:pPr>
-              <w:pStyle w:val="Normal"/>
-              <w:jc w:val="center"/>
-              <w:pBdr>
-                <w:bottom w:val="none" w:sz="0" w:space="0" w:color="000000"/>
-                <w:top w:val="none" w:sz="0" w:space="0" w:color="000000"/>
-                <w:left w:val="none" w:sz="0" w:space="0" w:color="000000"/>
-                <w:right w:val="none" w:sz="0" w:space="0" w:color="000000"/>
-              </w:pBdr>
-              <w:spacing w:after="40" w:before="40" w:line="240"/>
-              <w:ind w:left="100" w:right="100" w:firstLine="0" w:firstLineChars="0"/>
+              <w:ind w:left="60" w:right="60" w:firstLine="0" w:firstLineChars="0"/>
+              <w:rPr>
+                <w:rFonts w:ascii="Arial" w:hAnsi="Arial" w:eastAsia="Arial" w:cs="Arial"/>
+                <w:i w:val="false"/>
+                <w:b w:val="false"/>
+                <w:u w:val="none"/>
+                <w:strike w:val="false"/>
+                <w:sz w:val="18"/>
+                <w:szCs w:val="18"/>
+                <w:color w:val="000000"/>
+              </w:rPr>
+            </w:pPr>
+            <w:r>
+              <w:rPr>
+                <w:rFonts w:ascii="Arial" w:hAnsi="Arial" w:eastAsia="Arial" w:cs="Arial"/>
+                <w:i w:val="false"/>
+                <w:b w:val="false"/>
+                <w:u w:val="none"/>
+                <w:strike w:val="false"/>
+                <w:sz w:val="18"/>
+                <w:szCs w:val="18"/>
+                <w:color w:val="000000"/>
+              </w:rPr>
+              <w:t xml:space="preserve">0.847 (0.248-2.829)</w:t>
+            </w:r>
+          </w:p>
+        </w:tc>
+        <w:tc>
+          <w:tcPr>
+            <w:tcBorders>
+              <w:bottom w:val="none" w:sz="0" w:space="0" w:color="000000"/>
+              <w:top w:val="none" w:sz="0" w:space="0" w:color="000000"/>
+              <w:left w:val="none" w:sz="0" w:space="0" w:color="000000"/>
+              <w:right w:val="none" w:sz="0" w:space="0" w:color="000000"/>
+            </w:tcBorders>
+            <w:shd w:val="clear" w:color="auto" w:fill="FFFFFF"/>
+            <w:tcMar>
+              <w:top w:w="0" w:type="dxa"/>
+              <w:bottom w:w="0" w:type="dxa"/>
+              <w:left w:w="0" w:type="dxa"/>
+              <w:right w:w="0" w:type="dxa"/>
+            </w:tcMar>
+            <w:vAlign w:val="center"/>
+          </w:tcPr>
+          <w:p>
+            <w:pPr>
+              <w:pStyle w:val="Normal"/>
+              <w:jc w:val="center"/>
+              <w:pBdr>
+                <w:bottom w:val="none" w:sz="0" w:space="0" w:color="000000"/>
+                <w:top w:val="none" w:sz="0" w:space="0" w:color="000000"/>
+                <w:left w:val="none" w:sz="0" w:space="0" w:color="000000"/>
+                <w:right w:val="none" w:sz="0" w:space="0" w:color="000000"/>
+              </w:pBdr>
+              <w:spacing w:after="40" w:before="40" w:line="240"/>
+              <w:ind w:left="60" w:right="60" w:firstLine="0" w:firstLineChars="0"/>
+              <w:rPr>
+                <w:rFonts w:ascii="Arial" w:hAnsi="Arial" w:eastAsia="Arial" w:cs="Arial"/>
+                <w:i w:val="false"/>
+                <w:b w:val="false"/>
+                <w:u w:val="none"/>
+                <w:strike w:val="false"/>
+                <w:sz w:val="18"/>
+                <w:szCs w:val="18"/>
+                <w:color w:val="000000"/>
+              </w:rPr>
+            </w:pPr>
+            <w:r>
+              <w:rPr>
+                <w:rFonts w:ascii="Arial" w:hAnsi="Arial" w:eastAsia="Arial" w:cs="Arial"/>
+                <w:i w:val="false"/>
+                <w:b w:val="false"/>
+                <w:u w:val="none"/>
+                <w:strike w:val="false"/>
+                <w:sz w:val="18"/>
+                <w:szCs w:val="18"/>
+                <w:color w:val="000000"/>
+              </w:rPr>
+              <w:t xml:space="preserve">0.787</w:t>
+            </w:r>
+          </w:p>
+        </w:tc>
+        <w:tc>
+          <w:tcPr>
+            <w:tcBorders>
+              <w:bottom w:val="none" w:sz="0" w:space="0" w:color="000000"/>
+              <w:top w:val="none" w:sz="0" w:space="0" w:color="000000"/>
+              <w:left w:val="none" w:sz="0" w:space="0" w:color="000000"/>
+              <w:right w:val="none" w:sz="0" w:space="0" w:color="000000"/>
+            </w:tcBorders>
+            <w:shd w:val="clear" w:color="auto" w:fill="FFFFFF"/>
+            <w:tcMar>
+              <w:top w:w="0" w:type="dxa"/>
+              <w:bottom w:w="0" w:type="dxa"/>
+              <w:left w:w="0" w:type="dxa"/>
+              <w:right w:w="0" w:type="dxa"/>
+            </w:tcMar>
+            <w:vAlign w:val="center"/>
+          </w:tcPr>
+          <w:p>
+            <w:pPr>
+              <w:pStyle w:val="Normal"/>
+              <w:jc w:val="center"/>
+              <w:pBdr>
+                <w:bottom w:val="none" w:sz="0" w:space="0" w:color="000000"/>
+                <w:top w:val="none" w:sz="0" w:space="0" w:color="000000"/>
+                <w:left w:val="none" w:sz="0" w:space="0" w:color="000000"/>
+                <w:right w:val="none" w:sz="0" w:space="0" w:color="000000"/>
+              </w:pBdr>
+              <w:spacing w:after="40" w:before="40" w:line="240"/>
+              <w:ind w:left="60" w:right="60" w:firstLine="0" w:firstLineChars="0"/>
+              <w:rPr>
+                <w:rFonts w:ascii="Arial" w:hAnsi="Arial" w:eastAsia="Arial" w:cs="Arial"/>
+                <w:i w:val="false"/>
+                <w:b w:val="false"/>
+                <w:u w:val="none"/>
+                <w:strike w:val="false"/>
+                <w:sz w:val="18"/>
+                <w:szCs w:val="18"/>
+                <w:color w:val="000000"/>
+              </w:rPr>
+            </w:pPr>
+            <w:r>
+              <w:rPr>
+                <w:rFonts w:ascii="Arial" w:hAnsi="Arial" w:eastAsia="Arial" w:cs="Arial"/>
+                <w:i w:val="false"/>
+                <w:b w:val="false"/>
+                <w:u w:val="none"/>
+                <w:strike w:val="false"/>
+                <w:sz w:val="18"/>
+                <w:szCs w:val="18"/>
+                <w:color w:val="000000"/>
+              </w:rPr>
+              <w:t xml:space="preserve">6.164 (1.496-30.230)</w:t>
+            </w:r>
+          </w:p>
+        </w:tc>
+        <w:tc>
+          <w:tcPr>
+            <w:tcBorders>
+              <w:bottom w:val="none" w:sz="0" w:space="0" w:color="000000"/>
+              <w:top w:val="none" w:sz="0" w:space="0" w:color="000000"/>
+              <w:left w:val="none" w:sz="0" w:space="0" w:color="000000"/>
+              <w:right w:val="none" w:sz="0" w:space="0" w:color="000000"/>
+            </w:tcBorders>
+            <w:shd w:val="clear" w:color="auto" w:fill="FFFFFF"/>
+            <w:tcMar>
+              <w:top w:w="0" w:type="dxa"/>
+              <w:bottom w:w="0" w:type="dxa"/>
+              <w:left w:w="0" w:type="dxa"/>
+              <w:right w:w="0" w:type="dxa"/>
+            </w:tcMar>
+            <w:vAlign w:val="center"/>
+          </w:tcPr>
+          <w:p>
+            <w:pPr>
+              <w:pStyle w:val="Normal"/>
+              <w:jc w:val="center"/>
+              <w:pBdr>
+                <w:bottom w:val="none" w:sz="0" w:space="0" w:color="000000"/>
+                <w:top w:val="none" w:sz="0" w:space="0" w:color="000000"/>
+                <w:left w:val="none" w:sz="0" w:space="0" w:color="000000"/>
+                <w:right w:val="none" w:sz="0" w:space="0" w:color="000000"/>
+              </w:pBdr>
+              <w:spacing w:after="40" w:before="40" w:line="240"/>
+              <w:ind w:left="60" w:right="60" w:firstLine="0" w:firstLineChars="0"/>
               <w:rPr>
                 <w:rFonts w:ascii="Arial" w:hAnsi="Arial" w:eastAsia="Arial" w:cs="Arial"/>
                 <w:i w:val="false"/>
@@ -8133,7 +8133,7 @@
                 <w:szCs w:val="18"/>
                 <w:color w:val="000000"/>
               </w:rPr>
-              <w:t xml:space="preserve">0.017</w:t>
+              <w:t xml:space="preserve">0.016</w:t>
             </w:r>
           </w:p>
         </w:tc>
@@ -8170,7 +8170,7 @@
                 <w:right w:val="none" w:sz="0" w:space="0" w:color="000000"/>
               </w:pBdr>
               <w:spacing w:after="40" w:before="40" w:line="240"/>
-              <w:ind w:left="100" w:right="100" w:firstLine="0" w:firstLineChars="0"/>
+              <w:ind w:left="60" w:right="60" w:firstLine="0" w:firstLineChars="0"/>
               <w:rPr>
                 <w:rFonts w:ascii="Arial" w:hAnsi="Arial" w:eastAsia="Arial" w:cs="Arial"/>
                 <w:i w:val="false"/>
@@ -8225,7 +8225,7 @@
                 <w:right w:val="none" w:sz="0" w:space="0" w:color="000000"/>
               </w:pBdr>
               <w:spacing w:after="40" w:before="40" w:line="240"/>
-              <w:ind w:left="100" w:right="100" w:firstLine="0" w:firstLineChars="0"/>
+              <w:ind w:left="60" w:right="60" w:firstLine="0" w:firstLineChars="0"/>
               <w:rPr>
                 <w:rFonts w:ascii="Arial" w:hAnsi="Arial" w:eastAsia="Arial" w:cs="Arial"/>
                 <w:i w:val="false"/>
@@ -8280,7 +8280,7 @@
                 <w:right w:val="none" w:sz="0" w:space="0" w:color="000000"/>
               </w:pBdr>
               <w:spacing w:after="40" w:before="40" w:line="240"/>
-              <w:ind w:left="100" w:right="100" w:firstLine="0" w:firstLineChars="0"/>
+              <w:ind w:left="60" w:right="60" w:firstLine="0" w:firstLineChars="0"/>
               <w:rPr>
                 <w:rFonts w:ascii="Arial" w:hAnsi="Arial" w:eastAsia="Arial" w:cs="Arial"/>
                 <w:i w:val="false"/>
@@ -8335,7 +8335,7 @@
                 <w:right w:val="none" w:sz="0" w:space="0" w:color="000000"/>
               </w:pBdr>
               <w:spacing w:after="40" w:before="40" w:line="240"/>
-              <w:ind w:left="100" w:right="100" w:firstLine="0" w:firstLineChars="0"/>
+              <w:ind w:left="60" w:right="60" w:firstLine="0" w:firstLineChars="0"/>
               <w:rPr>
                 <w:rFonts w:ascii="Arial" w:hAnsi="Arial" w:eastAsia="Arial" w:cs="Arial"/>
                 <w:i w:val="false"/>
@@ -8390,7 +8390,7 @@
                 <w:right w:val="none" w:sz="0" w:space="0" w:color="000000"/>
               </w:pBdr>
               <w:spacing w:after="40" w:before="40" w:line="240"/>
-              <w:ind w:left="100" w:right="100" w:firstLine="0" w:firstLineChars="0"/>
+              <w:ind w:left="60" w:right="60" w:firstLine="0" w:firstLineChars="0"/>
               <w:rPr>
                 <w:rFonts w:ascii="Arial" w:hAnsi="Arial" w:eastAsia="Arial" w:cs="Arial"/>
                 <w:i w:val="false"/>
@@ -8450,7 +8450,7 @@
                 <w:right w:val="none" w:sz="0" w:space="0" w:color="000000"/>
               </w:pBdr>
               <w:spacing w:after="40" w:before="40" w:line="240"/>
-              <w:ind w:left="100" w:right="100" w:firstLine="0" w:firstLineChars="0"/>
+              <w:ind w:left="60" w:right="60" w:firstLine="0" w:firstLineChars="0"/>
               <w:rPr>
                 <w:rFonts w:ascii="Arial" w:hAnsi="Arial" w:eastAsia="Arial" w:cs="Arial"/>
                 <w:i w:val="false"/>
@@ -8505,7 +8505,7 @@
                 <w:right w:val="none" w:sz="0" w:space="0" w:color="000000"/>
               </w:pBdr>
               <w:spacing w:after="40" w:before="40" w:line="240"/>
-              <w:ind w:left="100" w:right="100" w:firstLine="0" w:firstLineChars="0"/>
+              <w:ind w:left="60" w:right="60" w:firstLine="0" w:firstLineChars="0"/>
               <w:rPr>
                 <w:rFonts w:ascii="Arial" w:hAnsi="Arial" w:eastAsia="Arial" w:cs="Arial"/>
                 <w:i w:val="false"/>
@@ -8560,7 +8560,7 @@
                 <w:right w:val="none" w:sz="0" w:space="0" w:color="000000"/>
               </w:pBdr>
               <w:spacing w:after="40" w:before="40" w:line="240"/>
-              <w:ind w:left="100" w:right="100" w:firstLine="0" w:firstLineChars="0"/>
+              <w:ind w:left="60" w:right="60" w:firstLine="0" w:firstLineChars="0"/>
               <w:rPr>
                 <w:rFonts w:ascii="Arial" w:hAnsi="Arial" w:eastAsia="Arial" w:cs="Arial"/>
                 <w:i w:val="false"/>
@@ -8615,7 +8615,7 @@
                 <w:right w:val="none" w:sz="0" w:space="0" w:color="000000"/>
               </w:pBdr>
               <w:spacing w:after="40" w:before="40" w:line="240"/>
-              <w:ind w:left="100" w:right="100" w:firstLine="0" w:firstLineChars="0"/>
+              <w:ind w:left="60" w:right="60" w:firstLine="0" w:firstLineChars="0"/>
               <w:rPr>
                 <w:rFonts w:ascii="Arial" w:hAnsi="Arial" w:eastAsia="Arial" w:cs="Arial"/>
                 <w:i w:val="false"/>
@@ -8670,7 +8670,7 @@
                 <w:right w:val="none" w:sz="0" w:space="0" w:color="000000"/>
               </w:pBdr>
               <w:spacing w:after="40" w:before="40" w:line="240"/>
-              <w:ind w:left="100" w:right="100" w:firstLine="0" w:firstLineChars="0"/>
+              <w:ind w:left="60" w:right="60" w:firstLine="0" w:firstLineChars="0"/>
               <w:rPr>
                 <w:rFonts w:ascii="Arial" w:hAnsi="Arial" w:eastAsia="Arial" w:cs="Arial"/>
                 <w:i w:val="false"/>
@@ -8730,7 +8730,7 @@
                 <w:right w:val="none" w:sz="0" w:space="0" w:color="000000"/>
               </w:pBdr>
               <w:spacing w:after="40" w:before="40" w:line="240"/>
-              <w:ind w:left="100" w:right="100" w:firstLine="0" w:firstLineChars="0"/>
+              <w:ind w:left="60" w:right="60" w:firstLine="0" w:firstLineChars="0"/>
               <w:rPr>
                 <w:rFonts w:ascii="Arial" w:hAnsi="Arial" w:eastAsia="Arial" w:cs="Arial"/>
                 <w:i w:val="false"/>
@@ -8785,195 +8785,195 @@
                 <w:right w:val="none" w:sz="0" w:space="0" w:color="000000"/>
               </w:pBdr>
               <w:spacing w:after="40" w:before="40" w:line="240"/>
-              <w:ind w:left="100" w:right="100" w:firstLine="0" w:firstLineChars="0"/>
-              <w:rPr>
-                <w:rFonts w:ascii="Arial" w:hAnsi="Arial" w:eastAsia="Arial" w:cs="Arial"/>
-                <w:i w:val="false"/>
-                <w:b w:val="false"/>
-                <w:u w:val="none"/>
-                <w:strike w:val="false"/>
-                <w:sz w:val="18"/>
-                <w:szCs w:val="18"/>
-                <w:color w:val="000000"/>
-              </w:rPr>
-            </w:pPr>
-            <w:r>
-              <w:rPr>
-                <w:rFonts w:ascii="Arial" w:hAnsi="Arial" w:eastAsia="Arial" w:cs="Arial"/>
-                <w:i w:val="false"/>
-                <w:b w:val="false"/>
-                <w:u w:val="none"/>
-                <w:strike w:val="false"/>
-                <w:sz w:val="18"/>
-                <w:szCs w:val="18"/>
-                <w:color w:val="000000"/>
-              </w:rPr>
-              <w:t xml:space="preserve">0.774 (0.062-8.251)</w:t>
-            </w:r>
-          </w:p>
-        </w:tc>
-        <w:tc>
-          <w:tcPr>
-            <w:tcBorders>
-              <w:bottom w:val="none" w:sz="0" w:space="0" w:color="000000"/>
-              <w:top w:val="none" w:sz="0" w:space="0" w:color="000000"/>
-              <w:left w:val="none" w:sz="0" w:space="0" w:color="000000"/>
-              <w:right w:val="none" w:sz="0" w:space="0" w:color="000000"/>
-            </w:tcBorders>
-            <w:shd w:val="clear" w:color="auto" w:fill="FFFFFF"/>
-            <w:tcMar>
-              <w:top w:w="0" w:type="dxa"/>
-              <w:bottom w:w="0" w:type="dxa"/>
-              <w:left w:w="0" w:type="dxa"/>
-              <w:right w:w="0" w:type="dxa"/>
-            </w:tcMar>
-            <w:vAlign w:val="center"/>
-          </w:tcPr>
-          <w:p>
-            <w:pPr>
-              <w:pStyle w:val="Normal"/>
-              <w:jc w:val="center"/>
-              <w:pBdr>
-                <w:bottom w:val="none" w:sz="0" w:space="0" w:color="000000"/>
-                <w:top w:val="none" w:sz="0" w:space="0" w:color="000000"/>
-                <w:left w:val="none" w:sz="0" w:space="0" w:color="000000"/>
-                <w:right w:val="none" w:sz="0" w:space="0" w:color="000000"/>
-              </w:pBdr>
-              <w:spacing w:after="40" w:before="40" w:line="240"/>
-              <w:ind w:left="100" w:right="100" w:firstLine="0" w:firstLineChars="0"/>
-              <w:rPr>
-                <w:rFonts w:ascii="Arial" w:hAnsi="Arial" w:eastAsia="Arial" w:cs="Arial"/>
-                <w:i w:val="false"/>
-                <w:b w:val="false"/>
-                <w:u w:val="none"/>
-                <w:strike w:val="false"/>
-                <w:sz w:val="18"/>
-                <w:szCs w:val="18"/>
-                <w:color w:val="000000"/>
-              </w:rPr>
-            </w:pPr>
-            <w:r>
-              <w:rPr>
-                <w:rFonts w:ascii="Arial" w:hAnsi="Arial" w:eastAsia="Arial" w:cs="Arial"/>
-                <w:i w:val="false"/>
-                <w:b w:val="false"/>
-                <w:u w:val="none"/>
-                <w:strike w:val="false"/>
-                <w:sz w:val="18"/>
-                <w:szCs w:val="18"/>
-                <w:color w:val="000000"/>
-              </w:rPr>
-              <w:t xml:space="preserve">0.835</w:t>
-            </w:r>
-          </w:p>
-        </w:tc>
-        <w:tc>
-          <w:tcPr>
-            <w:tcBorders>
-              <w:bottom w:val="none" w:sz="0" w:space="0" w:color="000000"/>
-              <w:top w:val="none" w:sz="0" w:space="0" w:color="000000"/>
-              <w:left w:val="none" w:sz="0" w:space="0" w:color="000000"/>
-              <w:right w:val="none" w:sz="0" w:space="0" w:color="000000"/>
-            </w:tcBorders>
-            <w:shd w:val="clear" w:color="auto" w:fill="FFFFFF"/>
-            <w:tcMar>
-              <w:top w:w="0" w:type="dxa"/>
-              <w:bottom w:w="0" w:type="dxa"/>
-              <w:left w:w="0" w:type="dxa"/>
-              <w:right w:w="0" w:type="dxa"/>
-            </w:tcMar>
-            <w:vAlign w:val="center"/>
-          </w:tcPr>
-          <w:p>
-            <w:pPr>
-              <w:pStyle w:val="Normal"/>
-              <w:jc w:val="center"/>
-              <w:pBdr>
-                <w:bottom w:val="none" w:sz="0" w:space="0" w:color="000000"/>
-                <w:top w:val="none" w:sz="0" w:space="0" w:color="000000"/>
-                <w:left w:val="none" w:sz="0" w:space="0" w:color="000000"/>
-                <w:right w:val="none" w:sz="0" w:space="0" w:color="000000"/>
-              </w:pBdr>
-              <w:spacing w:after="40" w:before="40" w:line="240"/>
-              <w:ind w:left="100" w:right="100" w:firstLine="0" w:firstLineChars="0"/>
-              <w:rPr>
-                <w:rFonts w:ascii="Arial" w:hAnsi="Arial" w:eastAsia="Arial" w:cs="Arial"/>
-                <w:i w:val="false"/>
-                <w:b w:val="false"/>
-                <w:u w:val="none"/>
-                <w:strike w:val="false"/>
-                <w:sz w:val="18"/>
-                <w:szCs w:val="18"/>
-                <w:color w:val="000000"/>
-              </w:rPr>
-            </w:pPr>
-            <w:r>
-              <w:rPr>
-                <w:rFonts w:ascii="Arial" w:hAnsi="Arial" w:eastAsia="Arial" w:cs="Arial"/>
-                <w:i w:val="false"/>
-                <w:b w:val="false"/>
-                <w:u w:val="none"/>
-                <w:strike w:val="false"/>
-                <w:sz w:val="18"/>
-                <w:szCs w:val="18"/>
-                <w:color w:val="000000"/>
-              </w:rPr>
-              <w:t xml:space="preserve">4.202 (0.405-43.858)</w:t>
-            </w:r>
-          </w:p>
-        </w:tc>
-        <w:tc>
-          <w:tcPr>
-            <w:tcBorders>
-              <w:bottom w:val="none" w:sz="0" w:space="0" w:color="000000"/>
-              <w:top w:val="none" w:sz="0" w:space="0" w:color="000000"/>
-              <w:left w:val="none" w:sz="0" w:space="0" w:color="000000"/>
-              <w:right w:val="none" w:sz="0" w:space="0" w:color="000000"/>
-            </w:tcBorders>
-            <w:shd w:val="clear" w:color="auto" w:fill="FFFFFF"/>
-            <w:tcMar>
-              <w:top w:w="0" w:type="dxa"/>
-              <w:bottom w:w="0" w:type="dxa"/>
-              <w:left w:w="0" w:type="dxa"/>
-              <w:right w:w="0" w:type="dxa"/>
-            </w:tcMar>
-            <w:vAlign w:val="center"/>
-          </w:tcPr>
-          <w:p>
-            <w:pPr>
-              <w:pStyle w:val="Normal"/>
-              <w:jc w:val="center"/>
-              <w:pBdr>
-                <w:bottom w:val="none" w:sz="0" w:space="0" w:color="000000"/>
-                <w:top w:val="none" w:sz="0" w:space="0" w:color="000000"/>
-                <w:left w:val="none" w:sz="0" w:space="0" w:color="000000"/>
-                <w:right w:val="none" w:sz="0" w:space="0" w:color="000000"/>
-              </w:pBdr>
-              <w:spacing w:after="40" w:before="40" w:line="240"/>
-              <w:ind w:left="100" w:right="100" w:firstLine="0" w:firstLineChars="0"/>
-              <w:rPr>
-                <w:rFonts w:ascii="Arial" w:hAnsi="Arial" w:eastAsia="Arial" w:cs="Arial"/>
-                <w:i w:val="false"/>
-                <w:b w:val="false"/>
-                <w:u w:val="none"/>
-                <w:strike w:val="false"/>
-                <w:sz w:val="18"/>
-                <w:szCs w:val="18"/>
-                <w:color w:val="000000"/>
-              </w:rPr>
-            </w:pPr>
-            <w:r>
-              <w:rPr>
-                <w:rFonts w:ascii="Arial" w:hAnsi="Arial" w:eastAsia="Arial" w:cs="Arial"/>
-                <w:i w:val="false"/>
-                <w:b w:val="false"/>
-                <w:u w:val="none"/>
-                <w:strike w:val="false"/>
-                <w:sz w:val="18"/>
-                <w:szCs w:val="18"/>
-                <w:color w:val="000000"/>
-              </w:rPr>
-              <w:t xml:space="preserve">0.218</w:t>
+              <w:ind w:left="60" w:right="60" w:firstLine="0" w:firstLineChars="0"/>
+              <w:rPr>
+                <w:rFonts w:ascii="Arial" w:hAnsi="Arial" w:eastAsia="Arial" w:cs="Arial"/>
+                <w:i w:val="false"/>
+                <w:b w:val="false"/>
+                <w:u w:val="none"/>
+                <w:strike w:val="false"/>
+                <w:sz w:val="18"/>
+                <w:szCs w:val="18"/>
+                <w:color w:val="000000"/>
+              </w:rPr>
+            </w:pPr>
+            <w:r>
+              <w:rPr>
+                <w:rFonts w:ascii="Arial" w:hAnsi="Arial" w:eastAsia="Arial" w:cs="Arial"/>
+                <w:i w:val="false"/>
+                <w:b w:val="false"/>
+                <w:u w:val="none"/>
+                <w:strike w:val="false"/>
+                <w:sz w:val="18"/>
+                <w:szCs w:val="18"/>
+                <w:color w:val="000000"/>
+              </w:rPr>
+              <w:t xml:space="preserve">0.772 (0.051-11.025)</w:t>
+            </w:r>
+          </w:p>
+        </w:tc>
+        <w:tc>
+          <w:tcPr>
+            <w:tcBorders>
+              <w:bottom w:val="none" w:sz="0" w:space="0" w:color="000000"/>
+              <w:top w:val="none" w:sz="0" w:space="0" w:color="000000"/>
+              <w:left w:val="none" w:sz="0" w:space="0" w:color="000000"/>
+              <w:right w:val="none" w:sz="0" w:space="0" w:color="000000"/>
+            </w:tcBorders>
+            <w:shd w:val="clear" w:color="auto" w:fill="FFFFFF"/>
+            <w:tcMar>
+              <w:top w:w="0" w:type="dxa"/>
+              <w:bottom w:w="0" w:type="dxa"/>
+              <w:left w:w="0" w:type="dxa"/>
+              <w:right w:w="0" w:type="dxa"/>
+            </w:tcMar>
+            <w:vAlign w:val="center"/>
+          </w:tcPr>
+          <w:p>
+            <w:pPr>
+              <w:pStyle w:val="Normal"/>
+              <w:jc w:val="center"/>
+              <w:pBdr>
+                <w:bottom w:val="none" w:sz="0" w:space="0" w:color="000000"/>
+                <w:top w:val="none" w:sz="0" w:space="0" w:color="000000"/>
+                <w:left w:val="none" w:sz="0" w:space="0" w:color="000000"/>
+                <w:right w:val="none" w:sz="0" w:space="0" w:color="000000"/>
+              </w:pBdr>
+              <w:spacing w:after="40" w:before="40" w:line="240"/>
+              <w:ind w:left="60" w:right="60" w:firstLine="0" w:firstLineChars="0"/>
+              <w:rPr>
+                <w:rFonts w:ascii="Arial" w:hAnsi="Arial" w:eastAsia="Arial" w:cs="Arial"/>
+                <w:i w:val="false"/>
+                <w:b w:val="false"/>
+                <w:u w:val="none"/>
+                <w:strike w:val="false"/>
+                <w:sz w:val="18"/>
+                <w:szCs w:val="18"/>
+                <w:color w:val="000000"/>
+              </w:rPr>
+            </w:pPr>
+            <w:r>
+              <w:rPr>
+                <w:rFonts w:ascii="Arial" w:hAnsi="Arial" w:eastAsia="Arial" w:cs="Arial"/>
+                <w:i w:val="false"/>
+                <w:b w:val="false"/>
+                <w:u w:val="none"/>
+                <w:strike w:val="false"/>
+                <w:sz w:val="18"/>
+                <w:szCs w:val="18"/>
+                <w:color w:val="000000"/>
+              </w:rPr>
+              <w:t xml:space="preserve">0.848</w:t>
+            </w:r>
+          </w:p>
+        </w:tc>
+        <w:tc>
+          <w:tcPr>
+            <w:tcBorders>
+              <w:bottom w:val="none" w:sz="0" w:space="0" w:color="000000"/>
+              <w:top w:val="none" w:sz="0" w:space="0" w:color="000000"/>
+              <w:left w:val="none" w:sz="0" w:space="0" w:color="000000"/>
+              <w:right w:val="none" w:sz="0" w:space="0" w:color="000000"/>
+            </w:tcBorders>
+            <w:shd w:val="clear" w:color="auto" w:fill="FFFFFF"/>
+            <w:tcMar>
+              <w:top w:w="0" w:type="dxa"/>
+              <w:bottom w:w="0" w:type="dxa"/>
+              <w:left w:w="0" w:type="dxa"/>
+              <w:right w:w="0" w:type="dxa"/>
+            </w:tcMar>
+            <w:vAlign w:val="center"/>
+          </w:tcPr>
+          <w:p>
+            <w:pPr>
+              <w:pStyle w:val="Normal"/>
+              <w:jc w:val="center"/>
+              <w:pBdr>
+                <w:bottom w:val="none" w:sz="0" w:space="0" w:color="000000"/>
+                <w:top w:val="none" w:sz="0" w:space="0" w:color="000000"/>
+                <w:left w:val="none" w:sz="0" w:space="0" w:color="000000"/>
+                <w:right w:val="none" w:sz="0" w:space="0" w:color="000000"/>
+              </w:pBdr>
+              <w:spacing w:after="40" w:before="40" w:line="240"/>
+              <w:ind w:left="60" w:right="60" w:firstLine="0" w:firstLineChars="0"/>
+              <w:rPr>
+                <w:rFonts w:ascii="Arial" w:hAnsi="Arial" w:eastAsia="Arial" w:cs="Arial"/>
+                <w:i w:val="false"/>
+                <w:b w:val="false"/>
+                <w:u w:val="none"/>
+                <w:strike w:val="false"/>
+                <w:sz w:val="18"/>
+                <w:szCs w:val="18"/>
+                <w:color w:val="000000"/>
+              </w:rPr>
+            </w:pPr>
+            <w:r>
+              <w:rPr>
+                <w:rFonts w:ascii="Arial" w:hAnsi="Arial" w:eastAsia="Arial" w:cs="Arial"/>
+                <w:i w:val="false"/>
+                <w:b w:val="false"/>
+                <w:u w:val="none"/>
+                <w:strike w:val="false"/>
+                <w:sz w:val="18"/>
+                <w:szCs w:val="18"/>
+                <w:color w:val="000000"/>
+              </w:rPr>
+              <w:t xml:space="preserve">4.884 (0.491-50.414)</w:t>
+            </w:r>
+          </w:p>
+        </w:tc>
+        <w:tc>
+          <w:tcPr>
+            <w:tcBorders>
+              <w:bottom w:val="none" w:sz="0" w:space="0" w:color="000000"/>
+              <w:top w:val="none" w:sz="0" w:space="0" w:color="000000"/>
+              <w:left w:val="none" w:sz="0" w:space="0" w:color="000000"/>
+              <w:right w:val="none" w:sz="0" w:space="0" w:color="000000"/>
+            </w:tcBorders>
+            <w:shd w:val="clear" w:color="auto" w:fill="FFFFFF"/>
+            <w:tcMar>
+              <w:top w:w="0" w:type="dxa"/>
+              <w:bottom w:w="0" w:type="dxa"/>
+              <w:left w:w="0" w:type="dxa"/>
+              <w:right w:w="0" w:type="dxa"/>
+            </w:tcMar>
+            <w:vAlign w:val="center"/>
+          </w:tcPr>
+          <w:p>
+            <w:pPr>
+              <w:pStyle w:val="Normal"/>
+              <w:jc w:val="center"/>
+              <w:pBdr>
+                <w:bottom w:val="none" w:sz="0" w:space="0" w:color="000000"/>
+                <w:top w:val="none" w:sz="0" w:space="0" w:color="000000"/>
+                <w:left w:val="none" w:sz="0" w:space="0" w:color="000000"/>
+                <w:right w:val="none" w:sz="0" w:space="0" w:color="000000"/>
+              </w:pBdr>
+              <w:spacing w:after="40" w:before="40" w:line="240"/>
+              <w:ind w:left="60" w:right="60" w:firstLine="0" w:firstLineChars="0"/>
+              <w:rPr>
+                <w:rFonts w:ascii="Arial" w:hAnsi="Arial" w:eastAsia="Arial" w:cs="Arial"/>
+                <w:i w:val="false"/>
+                <w:b w:val="false"/>
+                <w:u w:val="none"/>
+                <w:strike w:val="false"/>
+                <w:sz w:val="18"/>
+                <w:szCs w:val="18"/>
+                <w:color w:val="000000"/>
+              </w:rPr>
+            </w:pPr>
+            <w:r>
+              <w:rPr>
+                <w:rFonts w:ascii="Arial" w:hAnsi="Arial" w:eastAsia="Arial" w:cs="Arial"/>
+                <w:i w:val="false"/>
+                <w:b w:val="false"/>
+                <w:u w:val="none"/>
+                <w:strike w:val="false"/>
+                <w:sz w:val="18"/>
+                <w:szCs w:val="18"/>
+                <w:color w:val="000000"/>
+              </w:rPr>
+              <w:t xml:space="preserve">0.170</w:t>
             </w:r>
           </w:p>
         </w:tc>
@@ -9010,7 +9010,7 @@
                 <w:right w:val="none" w:sz="0" w:space="0" w:color="000000"/>
               </w:pBdr>
               <w:spacing w:after="40" w:before="40" w:line="240"/>
-              <w:ind w:left="100" w:right="100" w:firstLine="0" w:firstLineChars="0"/>
+              <w:ind w:left="60" w:right="60" w:firstLine="0" w:firstLineChars="0"/>
               <w:rPr>
                 <w:rFonts w:ascii="Arial" w:hAnsi="Arial" w:eastAsia="Arial" w:cs="Arial"/>
                 <w:i w:val="false"/>
@@ -9065,195 +9065,195 @@
                 <w:right w:val="none" w:sz="0" w:space="0" w:color="000000"/>
               </w:pBdr>
               <w:spacing w:after="40" w:before="40" w:line="240"/>
-              <w:ind w:left="100" w:right="100" w:firstLine="0" w:firstLineChars="0"/>
-              <w:rPr>
-                <w:rFonts w:ascii="Arial" w:hAnsi="Arial" w:eastAsia="Arial" w:cs="Arial"/>
-                <w:i w:val="false"/>
-                <w:b w:val="false"/>
-                <w:u w:val="none"/>
-                <w:strike w:val="false"/>
-                <w:sz w:val="18"/>
-                <w:szCs w:val="18"/>
-                <w:color w:val="000000"/>
-              </w:rPr>
-            </w:pPr>
-            <w:r>
-              <w:rPr>
-                <w:rFonts w:ascii="Arial" w:hAnsi="Arial" w:eastAsia="Arial" w:cs="Arial"/>
-                <w:i w:val="false"/>
-                <w:b w:val="false"/>
-                <w:u w:val="none"/>
-                <w:strike w:val="false"/>
-                <w:sz w:val="18"/>
-                <w:szCs w:val="18"/>
-                <w:color w:val="000000"/>
-              </w:rPr>
-              <w:t xml:space="preserve">0.222 (0.016-1.846)</w:t>
-            </w:r>
-          </w:p>
-        </w:tc>
-        <w:tc>
-          <w:tcPr>
-            <w:tcBorders>
-              <w:bottom w:val="none" w:sz="0" w:space="0" w:color="000000"/>
-              <w:top w:val="none" w:sz="0" w:space="0" w:color="000000"/>
-              <w:left w:val="none" w:sz="0" w:space="0" w:color="000000"/>
-              <w:right w:val="none" w:sz="0" w:space="0" w:color="000000"/>
-            </w:tcBorders>
-            <w:shd w:val="clear" w:color="auto" w:fill="FFFFFF"/>
-            <w:tcMar>
-              <w:top w:w="0" w:type="dxa"/>
-              <w:bottom w:w="0" w:type="dxa"/>
-              <w:left w:w="0" w:type="dxa"/>
-              <w:right w:w="0" w:type="dxa"/>
-            </w:tcMar>
-            <w:vAlign w:val="center"/>
-          </w:tcPr>
-          <w:p>
-            <w:pPr>
-              <w:pStyle w:val="Normal"/>
-              <w:jc w:val="center"/>
-              <w:pBdr>
-                <w:bottom w:val="none" w:sz="0" w:space="0" w:color="000000"/>
-                <w:top w:val="none" w:sz="0" w:space="0" w:color="000000"/>
-                <w:left w:val="none" w:sz="0" w:space="0" w:color="000000"/>
-                <w:right w:val="none" w:sz="0" w:space="0" w:color="000000"/>
-              </w:pBdr>
-              <w:spacing w:after="40" w:before="40" w:line="240"/>
-              <w:ind w:left="100" w:right="100" w:firstLine="0" w:firstLineChars="0"/>
-              <w:rPr>
-                <w:rFonts w:ascii="Arial" w:hAnsi="Arial" w:eastAsia="Arial" w:cs="Arial"/>
-                <w:i w:val="false"/>
-                <w:b w:val="false"/>
-                <w:u w:val="none"/>
-                <w:strike w:val="false"/>
-                <w:sz w:val="18"/>
-                <w:szCs w:val="18"/>
-                <w:color w:val="000000"/>
-              </w:rPr>
-            </w:pPr>
-            <w:r>
-              <w:rPr>
-                <w:rFonts w:ascii="Arial" w:hAnsi="Arial" w:eastAsia="Arial" w:cs="Arial"/>
-                <w:i w:val="false"/>
-                <w:b w:val="false"/>
-                <w:u w:val="none"/>
-                <w:strike w:val="false"/>
-                <w:sz w:val="18"/>
-                <w:szCs w:val="18"/>
-                <w:color w:val="000000"/>
-              </w:rPr>
-              <w:t xml:space="preserve">0.200</w:t>
-            </w:r>
-          </w:p>
-        </w:tc>
-        <w:tc>
-          <w:tcPr>
-            <w:tcBorders>
-              <w:bottom w:val="none" w:sz="0" w:space="0" w:color="000000"/>
-              <w:top w:val="none" w:sz="0" w:space="0" w:color="000000"/>
-              <w:left w:val="none" w:sz="0" w:space="0" w:color="000000"/>
-              <w:right w:val="none" w:sz="0" w:space="0" w:color="000000"/>
-            </w:tcBorders>
-            <w:shd w:val="clear" w:color="auto" w:fill="FFFFFF"/>
-            <w:tcMar>
-              <w:top w:w="0" w:type="dxa"/>
-              <w:bottom w:w="0" w:type="dxa"/>
-              <w:left w:w="0" w:type="dxa"/>
-              <w:right w:w="0" w:type="dxa"/>
-            </w:tcMar>
-            <w:vAlign w:val="center"/>
-          </w:tcPr>
-          <w:p>
-            <w:pPr>
-              <w:pStyle w:val="Normal"/>
-              <w:jc w:val="center"/>
-              <w:pBdr>
-                <w:bottom w:val="none" w:sz="0" w:space="0" w:color="000000"/>
-                <w:top w:val="none" w:sz="0" w:space="0" w:color="000000"/>
-                <w:left w:val="none" w:sz="0" w:space="0" w:color="000000"/>
-                <w:right w:val="none" w:sz="0" w:space="0" w:color="000000"/>
-              </w:pBdr>
-              <w:spacing w:after="40" w:before="40" w:line="240"/>
-              <w:ind w:left="100" w:right="100" w:firstLine="0" w:firstLineChars="0"/>
-              <w:rPr>
-                <w:rFonts w:ascii="Arial" w:hAnsi="Arial" w:eastAsia="Arial" w:cs="Arial"/>
-                <w:i w:val="false"/>
-                <w:b w:val="false"/>
-                <w:u w:val="none"/>
-                <w:strike w:val="false"/>
-                <w:sz w:val="18"/>
-                <w:szCs w:val="18"/>
-                <w:color w:val="000000"/>
-              </w:rPr>
-            </w:pPr>
-            <w:r>
-              <w:rPr>
-                <w:rFonts w:ascii="Arial" w:hAnsi="Arial" w:eastAsia="Arial" w:cs="Arial"/>
-                <w:i w:val="false"/>
-                <w:b w:val="false"/>
-                <w:u w:val="none"/>
-                <w:strike w:val="false"/>
-                <w:sz w:val="18"/>
-                <w:szCs w:val="18"/>
-                <w:color w:val="000000"/>
-              </w:rPr>
-              <w:t xml:space="preserve">2.415 (0.299-17.403)</w:t>
-            </w:r>
-          </w:p>
-        </w:tc>
-        <w:tc>
-          <w:tcPr>
-            <w:tcBorders>
-              <w:bottom w:val="none" w:sz="0" w:space="0" w:color="000000"/>
-              <w:top w:val="none" w:sz="0" w:space="0" w:color="000000"/>
-              <w:left w:val="none" w:sz="0" w:space="0" w:color="000000"/>
-              <w:right w:val="none" w:sz="0" w:space="0" w:color="000000"/>
-            </w:tcBorders>
-            <w:shd w:val="clear" w:color="auto" w:fill="FFFFFF"/>
-            <w:tcMar>
-              <w:top w:w="0" w:type="dxa"/>
-              <w:bottom w:w="0" w:type="dxa"/>
-              <w:left w:w="0" w:type="dxa"/>
-              <w:right w:w="0" w:type="dxa"/>
-            </w:tcMar>
-            <w:vAlign w:val="center"/>
-          </w:tcPr>
-          <w:p>
-            <w:pPr>
-              <w:pStyle w:val="Normal"/>
-              <w:jc w:val="center"/>
-              <w:pBdr>
-                <w:bottom w:val="none" w:sz="0" w:space="0" w:color="000000"/>
-                <w:top w:val="none" w:sz="0" w:space="0" w:color="000000"/>
-                <w:left w:val="none" w:sz="0" w:space="0" w:color="000000"/>
-                <w:right w:val="none" w:sz="0" w:space="0" w:color="000000"/>
-              </w:pBdr>
-              <w:spacing w:after="40" w:before="40" w:line="240"/>
-              <w:ind w:left="100" w:right="100" w:firstLine="0" w:firstLineChars="0"/>
-              <w:rPr>
-                <w:rFonts w:ascii="Arial" w:hAnsi="Arial" w:eastAsia="Arial" w:cs="Arial"/>
-                <w:i w:val="false"/>
-                <w:b w:val="false"/>
-                <w:u w:val="none"/>
-                <w:strike w:val="false"/>
-                <w:sz w:val="18"/>
-                <w:szCs w:val="18"/>
-                <w:color w:val="000000"/>
-              </w:rPr>
-            </w:pPr>
-            <w:r>
-              <w:rPr>
-                <w:rFonts w:ascii="Arial" w:hAnsi="Arial" w:eastAsia="Arial" w:cs="Arial"/>
-                <w:i w:val="false"/>
-                <w:b w:val="false"/>
-                <w:u w:val="none"/>
-                <w:strike w:val="false"/>
-                <w:sz w:val="18"/>
-                <w:szCs w:val="18"/>
-                <w:color w:val="000000"/>
-              </w:rPr>
-              <w:t xml:space="preserve">0.386</w:t>
+              <w:ind w:left="60" w:right="60" w:firstLine="0" w:firstLineChars="0"/>
+              <w:rPr>
+                <w:rFonts w:ascii="Arial" w:hAnsi="Arial" w:eastAsia="Arial" w:cs="Arial"/>
+                <w:i w:val="false"/>
+                <w:b w:val="false"/>
+                <w:u w:val="none"/>
+                <w:strike w:val="false"/>
+                <w:sz w:val="18"/>
+                <w:szCs w:val="18"/>
+                <w:color w:val="000000"/>
+              </w:rPr>
+            </w:pPr>
+            <w:r>
+              <w:rPr>
+                <w:rFonts w:ascii="Arial" w:hAnsi="Arial" w:eastAsia="Arial" w:cs="Arial"/>
+                <w:i w:val="false"/>
+                <w:b w:val="false"/>
+                <w:u w:val="none"/>
+                <w:strike w:val="false"/>
+                <w:sz w:val="18"/>
+                <w:szCs w:val="18"/>
+                <w:color w:val="000000"/>
+              </w:rPr>
+              <w:t xml:space="preserve">0.165 (0.012-1.260)</w:t>
+            </w:r>
+          </w:p>
+        </w:tc>
+        <w:tc>
+          <w:tcPr>
+            <w:tcBorders>
+              <w:bottom w:val="none" w:sz="0" w:space="0" w:color="000000"/>
+              <w:top w:val="none" w:sz="0" w:space="0" w:color="000000"/>
+              <w:left w:val="none" w:sz="0" w:space="0" w:color="000000"/>
+              <w:right w:val="none" w:sz="0" w:space="0" w:color="000000"/>
+            </w:tcBorders>
+            <w:shd w:val="clear" w:color="auto" w:fill="FFFFFF"/>
+            <w:tcMar>
+              <w:top w:w="0" w:type="dxa"/>
+              <w:bottom w:w="0" w:type="dxa"/>
+              <w:left w:w="0" w:type="dxa"/>
+              <w:right w:w="0" w:type="dxa"/>
+            </w:tcMar>
+            <w:vAlign w:val="center"/>
+          </w:tcPr>
+          <w:p>
+            <w:pPr>
+              <w:pStyle w:val="Normal"/>
+              <w:jc w:val="center"/>
+              <w:pBdr>
+                <w:bottom w:val="none" w:sz="0" w:space="0" w:color="000000"/>
+                <w:top w:val="none" w:sz="0" w:space="0" w:color="000000"/>
+                <w:left w:val="none" w:sz="0" w:space="0" w:color="000000"/>
+                <w:right w:val="none" w:sz="0" w:space="0" w:color="000000"/>
+              </w:pBdr>
+              <w:spacing w:after="40" w:before="40" w:line="240"/>
+              <w:ind w:left="60" w:right="60" w:firstLine="0" w:firstLineChars="0"/>
+              <w:rPr>
+                <w:rFonts w:ascii="Arial" w:hAnsi="Arial" w:eastAsia="Arial" w:cs="Arial"/>
+                <w:i w:val="false"/>
+                <w:b w:val="false"/>
+                <w:u w:val="none"/>
+                <w:strike w:val="false"/>
+                <w:sz w:val="18"/>
+                <w:szCs w:val="18"/>
+                <w:color w:val="000000"/>
+              </w:rPr>
+            </w:pPr>
+            <w:r>
+              <w:rPr>
+                <w:rFonts w:ascii="Arial" w:hAnsi="Arial" w:eastAsia="Arial" w:cs="Arial"/>
+                <w:i w:val="false"/>
+                <w:b w:val="false"/>
+                <w:u w:val="none"/>
+                <w:strike w:val="false"/>
+                <w:sz w:val="18"/>
+                <w:szCs w:val="18"/>
+                <w:color w:val="000000"/>
+              </w:rPr>
+              <w:t xml:space="preserve">0.114</w:t>
+            </w:r>
+          </w:p>
+        </w:tc>
+        <w:tc>
+          <w:tcPr>
+            <w:tcBorders>
+              <w:bottom w:val="none" w:sz="0" w:space="0" w:color="000000"/>
+              <w:top w:val="none" w:sz="0" w:space="0" w:color="000000"/>
+              <w:left w:val="none" w:sz="0" w:space="0" w:color="000000"/>
+              <w:right w:val="none" w:sz="0" w:space="0" w:color="000000"/>
+            </w:tcBorders>
+            <w:shd w:val="clear" w:color="auto" w:fill="FFFFFF"/>
+            <w:tcMar>
+              <w:top w:w="0" w:type="dxa"/>
+              <w:bottom w:w="0" w:type="dxa"/>
+              <w:left w:w="0" w:type="dxa"/>
+              <w:right w:w="0" w:type="dxa"/>
+            </w:tcMar>
+            <w:vAlign w:val="center"/>
+          </w:tcPr>
+          <w:p>
+            <w:pPr>
+              <w:pStyle w:val="Normal"/>
+              <w:jc w:val="center"/>
+              <w:pBdr>
+                <w:bottom w:val="none" w:sz="0" w:space="0" w:color="000000"/>
+                <w:top w:val="none" w:sz="0" w:space="0" w:color="000000"/>
+                <w:left w:val="none" w:sz="0" w:space="0" w:color="000000"/>
+                <w:right w:val="none" w:sz="0" w:space="0" w:color="000000"/>
+              </w:pBdr>
+              <w:spacing w:after="40" w:before="40" w:line="240"/>
+              <w:ind w:left="60" w:right="60" w:firstLine="0" w:firstLineChars="0"/>
+              <w:rPr>
+                <w:rFonts w:ascii="Arial" w:hAnsi="Arial" w:eastAsia="Arial" w:cs="Arial"/>
+                <w:i w:val="false"/>
+                <w:b w:val="false"/>
+                <w:u w:val="none"/>
+                <w:strike w:val="false"/>
+                <w:sz w:val="18"/>
+                <w:szCs w:val="18"/>
+                <w:color w:val="000000"/>
+              </w:rPr>
+            </w:pPr>
+            <w:r>
+              <w:rPr>
+                <w:rFonts w:ascii="Arial" w:hAnsi="Arial" w:eastAsia="Arial" w:cs="Arial"/>
+                <w:i w:val="false"/>
+                <w:b w:val="false"/>
+                <w:u w:val="none"/>
+                <w:strike w:val="false"/>
+                <w:sz w:val="18"/>
+                <w:szCs w:val="18"/>
+                <w:color w:val="000000"/>
+              </w:rPr>
+              <w:t xml:space="preserve">3.466 (0.558-22.019)</w:t>
+            </w:r>
+          </w:p>
+        </w:tc>
+        <w:tc>
+          <w:tcPr>
+            <w:tcBorders>
+              <w:bottom w:val="none" w:sz="0" w:space="0" w:color="000000"/>
+              <w:top w:val="none" w:sz="0" w:space="0" w:color="000000"/>
+              <w:left w:val="none" w:sz="0" w:space="0" w:color="000000"/>
+              <w:right w:val="none" w:sz="0" w:space="0" w:color="000000"/>
+            </w:tcBorders>
+            <w:shd w:val="clear" w:color="auto" w:fill="FFFFFF"/>
+            <w:tcMar>
+              <w:top w:w="0" w:type="dxa"/>
+              <w:bottom w:w="0" w:type="dxa"/>
+              <w:left w:w="0" w:type="dxa"/>
+              <w:right w:w="0" w:type="dxa"/>
+            </w:tcMar>
+            <w:vAlign w:val="center"/>
+          </w:tcPr>
+          <w:p>
+            <w:pPr>
+              <w:pStyle w:val="Normal"/>
+              <w:jc w:val="center"/>
+              <w:pBdr>
+                <w:bottom w:val="none" w:sz="0" w:space="0" w:color="000000"/>
+                <w:top w:val="none" w:sz="0" w:space="0" w:color="000000"/>
+                <w:left w:val="none" w:sz="0" w:space="0" w:color="000000"/>
+                <w:right w:val="none" w:sz="0" w:space="0" w:color="000000"/>
+              </w:pBdr>
+              <w:spacing w:after="40" w:before="40" w:line="240"/>
+              <w:ind w:left="60" w:right="60" w:firstLine="0" w:firstLineChars="0"/>
+              <w:rPr>
+                <w:rFonts w:ascii="Arial" w:hAnsi="Arial" w:eastAsia="Arial" w:cs="Arial"/>
+                <w:i w:val="false"/>
+                <w:b w:val="false"/>
+                <w:u w:val="none"/>
+                <w:strike w:val="false"/>
+                <w:sz w:val="18"/>
+                <w:szCs w:val="18"/>
+                <w:color w:val="000000"/>
+              </w:rPr>
+            </w:pPr>
+            <w:r>
+              <w:rPr>
+                <w:rFonts w:ascii="Arial" w:hAnsi="Arial" w:eastAsia="Arial" w:cs="Arial"/>
+                <w:i w:val="false"/>
+                <w:b w:val="false"/>
+                <w:u w:val="none"/>
+                <w:strike w:val="false"/>
+                <w:sz w:val="18"/>
+                <w:szCs w:val="18"/>
+                <w:color w:val="000000"/>
+              </w:rPr>
+              <w:t xml:space="preserve">0.179</w:t>
             </w:r>
           </w:p>
         </w:tc>
@@ -9290,7 +9290,7 @@
                 <w:right w:val="none" w:sz="0" w:space="0" w:color="000000"/>
               </w:pBdr>
               <w:spacing w:after="40" w:before="40" w:line="240"/>
-              <w:ind w:left="100" w:right="100" w:firstLine="0" w:firstLineChars="0"/>
+              <w:ind w:left="60" w:right="60" w:firstLine="0" w:firstLineChars="0"/>
               <w:rPr>
                 <w:rFonts w:ascii="Arial" w:hAnsi="Arial" w:eastAsia="Arial" w:cs="Arial"/>
                 <w:i w:val="false"/>
@@ -9345,7 +9345,7 @@
                 <w:right w:val="none" w:sz="0" w:space="0" w:color="000000"/>
               </w:pBdr>
               <w:spacing w:after="40" w:before="40" w:line="240"/>
-              <w:ind w:left="100" w:right="100" w:firstLine="0" w:firstLineChars="0"/>
+              <w:ind w:left="60" w:right="60" w:firstLine="0" w:firstLineChars="0"/>
               <w:rPr>
                 <w:rFonts w:ascii="Arial" w:hAnsi="Arial" w:eastAsia="Arial" w:cs="Arial"/>
                 <w:i w:val="false"/>
@@ -9400,7 +9400,7 @@
                 <w:right w:val="none" w:sz="0" w:space="0" w:color="000000"/>
               </w:pBdr>
               <w:spacing w:after="40" w:before="40" w:line="240"/>
-              <w:ind w:left="100" w:right="100" w:firstLine="0" w:firstLineChars="0"/>
+              <w:ind w:left="60" w:right="60" w:firstLine="0" w:firstLineChars="0"/>
               <w:rPr>
                 <w:rFonts w:ascii="Arial" w:hAnsi="Arial" w:eastAsia="Arial" w:cs="Arial"/>
                 <w:i w:val="false"/>
@@ -9455,7 +9455,7 @@
                 <w:right w:val="none" w:sz="0" w:space="0" w:color="000000"/>
               </w:pBdr>
               <w:spacing w:after="40" w:before="40" w:line="240"/>
-              <w:ind w:left="100" w:right="100" w:firstLine="0" w:firstLineChars="0"/>
+              <w:ind w:left="60" w:right="60" w:firstLine="0" w:firstLineChars="0"/>
               <w:rPr>
                 <w:rFonts w:ascii="Arial" w:hAnsi="Arial" w:eastAsia="Arial" w:cs="Arial"/>
                 <w:i w:val="false"/>
@@ -9510,7 +9510,7 @@
                 <w:right w:val="none" w:sz="0" w:space="0" w:color="000000"/>
               </w:pBdr>
               <w:spacing w:after="40" w:before="40" w:line="240"/>
-              <w:ind w:left="100" w:right="100" w:firstLine="0" w:firstLineChars="0"/>
+              <w:ind w:left="60" w:right="60" w:firstLine="0" w:firstLineChars="0"/>
               <w:rPr>
                 <w:rFonts w:ascii="Arial" w:hAnsi="Arial" w:eastAsia="Arial" w:cs="Arial"/>
                 <w:i w:val="false"/>
@@ -9570,7 +9570,7 @@
                 <w:right w:val="none" w:sz="0" w:space="0" w:color="000000"/>
               </w:pBdr>
               <w:spacing w:after="40" w:before="40" w:line="240"/>
-              <w:ind w:left="100" w:right="100" w:firstLine="0" w:firstLineChars="0"/>
+              <w:ind w:left="60" w:right="60" w:firstLine="0" w:firstLineChars="0"/>
               <w:rPr>
                 <w:rFonts w:ascii="Arial" w:hAnsi="Arial" w:eastAsia="Arial" w:cs="Arial"/>
                 <w:i w:val="false"/>
@@ -9625,7 +9625,7 @@
                 <w:right w:val="none" w:sz="0" w:space="0" w:color="000000"/>
               </w:pBdr>
               <w:spacing w:after="40" w:before="40" w:line="240"/>
-              <w:ind w:left="100" w:right="100" w:firstLine="0" w:firstLineChars="0"/>
+              <w:ind w:left="60" w:right="60" w:firstLine="0" w:firstLineChars="0"/>
               <w:rPr>
                 <w:rFonts w:ascii="Arial" w:hAnsi="Arial" w:eastAsia="Arial" w:cs="Arial"/>
                 <w:i w:val="false"/>
@@ -9680,7 +9680,7 @@
                 <w:right w:val="none" w:sz="0" w:space="0" w:color="000000"/>
               </w:pBdr>
               <w:spacing w:after="40" w:before="40" w:line="240"/>
-              <w:ind w:left="100" w:right="100" w:firstLine="0" w:firstLineChars="0"/>
+              <w:ind w:left="60" w:right="60" w:firstLine="0" w:firstLineChars="0"/>
               <w:rPr>
                 <w:rFonts w:ascii="Arial" w:hAnsi="Arial" w:eastAsia="Arial" w:cs="Arial"/>
                 <w:i w:val="false"/>
@@ -9735,7 +9735,7 @@
                 <w:right w:val="none" w:sz="0" w:space="0" w:color="000000"/>
               </w:pBdr>
               <w:spacing w:after="40" w:before="40" w:line="240"/>
-              <w:ind w:left="100" w:right="100" w:firstLine="0" w:firstLineChars="0"/>
+              <w:ind w:left="60" w:right="60" w:firstLine="0" w:firstLineChars="0"/>
               <w:rPr>
                 <w:rFonts w:ascii="Arial" w:hAnsi="Arial" w:eastAsia="Arial" w:cs="Arial"/>
                 <w:i w:val="false"/>
@@ -9790,7 +9790,7 @@
                 <w:right w:val="none" w:sz="0" w:space="0" w:color="000000"/>
               </w:pBdr>
               <w:spacing w:after="40" w:before="40" w:line="240"/>
-              <w:ind w:left="100" w:right="100" w:firstLine="0" w:firstLineChars="0"/>
+              <w:ind w:left="60" w:right="60" w:firstLine="0" w:firstLineChars="0"/>
               <w:rPr>
                 <w:rFonts w:ascii="Arial" w:hAnsi="Arial" w:eastAsia="Arial" w:cs="Arial"/>
                 <w:i w:val="false"/>
@@ -9850,7 +9850,7 @@
                 <w:right w:val="none" w:sz="0" w:space="0" w:color="000000"/>
               </w:pBdr>
               <w:spacing w:after="40" w:before="40" w:line="240"/>
-              <w:ind w:left="100" w:right="100" w:firstLine="0" w:firstLineChars="0"/>
+              <w:ind w:left="60" w:right="60" w:firstLine="0" w:firstLineChars="0"/>
               <w:rPr>
                 <w:rFonts w:ascii="Arial" w:hAnsi="Arial" w:eastAsia="Arial" w:cs="Arial"/>
                 <w:i w:val="false"/>
@@ -9905,195 +9905,195 @@
                 <w:right w:val="none" w:sz="0" w:space="0" w:color="000000"/>
               </w:pBdr>
               <w:spacing w:after="40" w:before="40" w:line="240"/>
-              <w:ind w:left="100" w:right="100" w:firstLine="0" w:firstLineChars="0"/>
-              <w:rPr>
-                <w:rFonts w:ascii="Arial" w:hAnsi="Arial" w:eastAsia="Arial" w:cs="Arial"/>
-                <w:i w:val="false"/>
-                <w:b w:val="false"/>
-                <w:u w:val="none"/>
-                <w:strike w:val="false"/>
-                <w:sz w:val="18"/>
-                <w:szCs w:val="18"/>
-                <w:color w:val="000000"/>
-              </w:rPr>
-            </w:pPr>
-            <w:r>
-              <w:rPr>
-                <w:rFonts w:ascii="Arial" w:hAnsi="Arial" w:eastAsia="Arial" w:cs="Arial"/>
-                <w:i w:val="false"/>
-                <w:b w:val="false"/>
-                <w:u w:val="none"/>
-                <w:strike w:val="false"/>
-                <w:sz w:val="18"/>
-                <w:szCs w:val="18"/>
-                <w:color w:val="000000"/>
-              </w:rPr>
-              <w:t xml:space="preserve">2.929 (0.259-38.147)</w:t>
-            </w:r>
-          </w:p>
-        </w:tc>
-        <w:tc>
-          <w:tcPr>
-            <w:tcBorders>
-              <w:bottom w:val="none" w:sz="0" w:space="0" w:color="000000"/>
-              <w:top w:val="none" w:sz="0" w:space="0" w:color="000000"/>
-              <w:left w:val="none" w:sz="0" w:space="0" w:color="000000"/>
-              <w:right w:val="none" w:sz="0" w:space="0" w:color="000000"/>
-            </w:tcBorders>
-            <w:shd w:val="clear" w:color="auto" w:fill="FFFFFF"/>
-            <w:tcMar>
-              <w:top w:w="0" w:type="dxa"/>
-              <w:bottom w:w="0" w:type="dxa"/>
-              <w:left w:w="0" w:type="dxa"/>
-              <w:right w:w="0" w:type="dxa"/>
-            </w:tcMar>
-            <w:vAlign w:val="center"/>
-          </w:tcPr>
-          <w:p>
-            <w:pPr>
-              <w:pStyle w:val="Normal"/>
-              <w:jc w:val="center"/>
-              <w:pBdr>
-                <w:bottom w:val="none" w:sz="0" w:space="0" w:color="000000"/>
-                <w:top w:val="none" w:sz="0" w:space="0" w:color="000000"/>
-                <w:left w:val="none" w:sz="0" w:space="0" w:color="000000"/>
-                <w:right w:val="none" w:sz="0" w:space="0" w:color="000000"/>
-              </w:pBdr>
-              <w:spacing w:after="40" w:before="40" w:line="240"/>
-              <w:ind w:left="100" w:right="100" w:firstLine="0" w:firstLineChars="0"/>
-              <w:rPr>
-                <w:rFonts w:ascii="Arial" w:hAnsi="Arial" w:eastAsia="Arial" w:cs="Arial"/>
-                <w:i w:val="false"/>
-                <w:b w:val="false"/>
-                <w:u w:val="none"/>
-                <w:strike w:val="false"/>
-                <w:sz w:val="18"/>
-                <w:szCs w:val="18"/>
-                <w:color w:val="000000"/>
-              </w:rPr>
-            </w:pPr>
-            <w:r>
-              <w:rPr>
-                <w:rFonts w:ascii="Arial" w:hAnsi="Arial" w:eastAsia="Arial" w:cs="Arial"/>
-                <w:i w:val="false"/>
-                <w:b w:val="false"/>
-                <w:u w:val="none"/>
-                <w:strike w:val="false"/>
-                <w:sz w:val="18"/>
-                <w:szCs w:val="18"/>
-                <w:color w:val="000000"/>
-              </w:rPr>
-              <w:t xml:space="preserve">0.391</w:t>
-            </w:r>
-          </w:p>
-        </w:tc>
-        <w:tc>
-          <w:tcPr>
-            <w:tcBorders>
-              <w:bottom w:val="none" w:sz="0" w:space="0" w:color="000000"/>
-              <w:top w:val="none" w:sz="0" w:space="0" w:color="000000"/>
-              <w:left w:val="none" w:sz="0" w:space="0" w:color="000000"/>
-              <w:right w:val="none" w:sz="0" w:space="0" w:color="000000"/>
-            </w:tcBorders>
-            <w:shd w:val="clear" w:color="auto" w:fill="FFFFFF"/>
-            <w:tcMar>
-              <w:top w:w="0" w:type="dxa"/>
-              <w:bottom w:w="0" w:type="dxa"/>
-              <w:left w:w="0" w:type="dxa"/>
-              <w:right w:w="0" w:type="dxa"/>
-            </w:tcMar>
-            <w:vAlign w:val="center"/>
-          </w:tcPr>
-          <w:p>
-            <w:pPr>
-              <w:pStyle w:val="Normal"/>
-              <w:jc w:val="center"/>
-              <w:pBdr>
-                <w:bottom w:val="none" w:sz="0" w:space="0" w:color="000000"/>
-                <w:top w:val="none" w:sz="0" w:space="0" w:color="000000"/>
-                <w:left w:val="none" w:sz="0" w:space="0" w:color="000000"/>
-                <w:right w:val="none" w:sz="0" w:space="0" w:color="000000"/>
-              </w:pBdr>
-              <w:spacing w:after="40" w:before="40" w:line="240"/>
-              <w:ind w:left="100" w:right="100" w:firstLine="0" w:firstLineChars="0"/>
-              <w:rPr>
-                <w:rFonts w:ascii="Arial" w:hAnsi="Arial" w:eastAsia="Arial" w:cs="Arial"/>
-                <w:i w:val="false"/>
-                <w:b w:val="false"/>
-                <w:u w:val="none"/>
-                <w:strike w:val="false"/>
-                <w:sz w:val="18"/>
-                <w:szCs w:val="18"/>
-                <w:color w:val="000000"/>
-              </w:rPr>
-            </w:pPr>
-            <w:r>
-              <w:rPr>
-                <w:rFonts w:ascii="Arial" w:hAnsi="Arial" w:eastAsia="Arial" w:cs="Arial"/>
-                <w:i w:val="false"/>
-                <w:b w:val="false"/>
-                <w:u w:val="none"/>
-                <w:strike w:val="false"/>
-                <w:sz w:val="18"/>
-                <w:szCs w:val="18"/>
-                <w:color w:val="000000"/>
-              </w:rPr>
-              <w:t xml:space="preserve">0.385 (0.028-3.829)</w:t>
-            </w:r>
-          </w:p>
-        </w:tc>
-        <w:tc>
-          <w:tcPr>
-            <w:tcBorders>
-              <w:bottom w:val="none" w:sz="0" w:space="0" w:color="000000"/>
-              <w:top w:val="none" w:sz="0" w:space="0" w:color="000000"/>
-              <w:left w:val="none" w:sz="0" w:space="0" w:color="000000"/>
-              <w:right w:val="none" w:sz="0" w:space="0" w:color="000000"/>
-            </w:tcBorders>
-            <w:shd w:val="clear" w:color="auto" w:fill="FFFFFF"/>
-            <w:tcMar>
-              <w:top w:w="0" w:type="dxa"/>
-              <w:bottom w:w="0" w:type="dxa"/>
-              <w:left w:w="0" w:type="dxa"/>
-              <w:right w:w="0" w:type="dxa"/>
-            </w:tcMar>
-            <w:vAlign w:val="center"/>
-          </w:tcPr>
-          <w:p>
-            <w:pPr>
-              <w:pStyle w:val="Normal"/>
-              <w:jc w:val="center"/>
-              <w:pBdr>
-                <w:bottom w:val="none" w:sz="0" w:space="0" w:color="000000"/>
-                <w:top w:val="none" w:sz="0" w:space="0" w:color="000000"/>
-                <w:left w:val="none" w:sz="0" w:space="0" w:color="000000"/>
-                <w:right w:val="none" w:sz="0" w:space="0" w:color="000000"/>
-              </w:pBdr>
-              <w:spacing w:after="40" w:before="40" w:line="240"/>
-              <w:ind w:left="100" w:right="100" w:firstLine="0" w:firstLineChars="0"/>
-              <w:rPr>
-                <w:rFonts w:ascii="Arial" w:hAnsi="Arial" w:eastAsia="Arial" w:cs="Arial"/>
-                <w:i w:val="false"/>
-                <w:b w:val="false"/>
-                <w:u w:val="none"/>
-                <w:strike w:val="false"/>
-                <w:sz w:val="18"/>
-                <w:szCs w:val="18"/>
-                <w:color w:val="000000"/>
-              </w:rPr>
-            </w:pPr>
-            <w:r>
-              <w:rPr>
-                <w:rFonts w:ascii="Arial" w:hAnsi="Arial" w:eastAsia="Arial" w:cs="Arial"/>
-                <w:i w:val="false"/>
-                <w:b w:val="false"/>
-                <w:u w:val="none"/>
-                <w:strike w:val="false"/>
-                <w:sz w:val="18"/>
-                <w:szCs w:val="18"/>
-                <w:color w:val="000000"/>
-              </w:rPr>
-              <w:t xml:space="preserve">0.434</w:t>
+              <w:ind w:left="60" w:right="60" w:firstLine="0" w:firstLineChars="0"/>
+              <w:rPr>
+                <w:rFonts w:ascii="Arial" w:hAnsi="Arial" w:eastAsia="Arial" w:cs="Arial"/>
+                <w:i w:val="false"/>
+                <w:b w:val="false"/>
+                <w:u w:val="none"/>
+                <w:strike w:val="false"/>
+                <w:sz w:val="18"/>
+                <w:szCs w:val="18"/>
+                <w:color w:val="000000"/>
+              </w:rPr>
+            </w:pPr>
+            <w:r>
+              <w:rPr>
+                <w:rFonts w:ascii="Arial" w:hAnsi="Arial" w:eastAsia="Arial" w:cs="Arial"/>
+                <w:i w:val="false"/>
+                <w:b w:val="false"/>
+                <w:u w:val="none"/>
+                <w:strike w:val="false"/>
+                <w:sz w:val="18"/>
+                <w:szCs w:val="18"/>
+                <w:color w:val="000000"/>
+              </w:rPr>
+              <w:t xml:space="preserve">1.216 (0.070-20.993)</w:t>
+            </w:r>
+          </w:p>
+        </w:tc>
+        <w:tc>
+          <w:tcPr>
+            <w:tcBorders>
+              <w:bottom w:val="none" w:sz="0" w:space="0" w:color="000000"/>
+              <w:top w:val="none" w:sz="0" w:space="0" w:color="000000"/>
+              <w:left w:val="none" w:sz="0" w:space="0" w:color="000000"/>
+              <w:right w:val="none" w:sz="0" w:space="0" w:color="000000"/>
+            </w:tcBorders>
+            <w:shd w:val="clear" w:color="auto" w:fill="FFFFFF"/>
+            <w:tcMar>
+              <w:top w:w="0" w:type="dxa"/>
+              <w:bottom w:w="0" w:type="dxa"/>
+              <w:left w:w="0" w:type="dxa"/>
+              <w:right w:w="0" w:type="dxa"/>
+            </w:tcMar>
+            <w:vAlign w:val="center"/>
+          </w:tcPr>
+          <w:p>
+            <w:pPr>
+              <w:pStyle w:val="Normal"/>
+              <w:jc w:val="center"/>
+              <w:pBdr>
+                <w:bottom w:val="none" w:sz="0" w:space="0" w:color="000000"/>
+                <w:top w:val="none" w:sz="0" w:space="0" w:color="000000"/>
+                <w:left w:val="none" w:sz="0" w:space="0" w:color="000000"/>
+                <w:right w:val="none" w:sz="0" w:space="0" w:color="000000"/>
+              </w:pBdr>
+              <w:spacing w:after="40" w:before="40" w:line="240"/>
+              <w:ind w:left="60" w:right="60" w:firstLine="0" w:firstLineChars="0"/>
+              <w:rPr>
+                <w:rFonts w:ascii="Arial" w:hAnsi="Arial" w:eastAsia="Arial" w:cs="Arial"/>
+                <w:i w:val="false"/>
+                <w:b w:val="false"/>
+                <w:u w:val="none"/>
+                <w:strike w:val="false"/>
+                <w:sz w:val="18"/>
+                <w:szCs w:val="18"/>
+                <w:color w:val="000000"/>
+              </w:rPr>
+            </w:pPr>
+            <w:r>
+              <w:rPr>
+                <w:rFonts w:ascii="Arial" w:hAnsi="Arial" w:eastAsia="Arial" w:cs="Arial"/>
+                <w:i w:val="false"/>
+                <w:b w:val="false"/>
+                <w:u w:val="none"/>
+                <w:strike w:val="false"/>
+                <w:sz w:val="18"/>
+                <w:szCs w:val="18"/>
+                <w:color w:val="000000"/>
+              </w:rPr>
+              <w:t xml:space="preserve">0.892</w:t>
+            </w:r>
+          </w:p>
+        </w:tc>
+        <w:tc>
+          <w:tcPr>
+            <w:tcBorders>
+              <w:bottom w:val="none" w:sz="0" w:space="0" w:color="000000"/>
+              <w:top w:val="none" w:sz="0" w:space="0" w:color="000000"/>
+              <w:left w:val="none" w:sz="0" w:space="0" w:color="000000"/>
+              <w:right w:val="none" w:sz="0" w:space="0" w:color="000000"/>
+            </w:tcBorders>
+            <w:shd w:val="clear" w:color="auto" w:fill="FFFFFF"/>
+            <w:tcMar>
+              <w:top w:w="0" w:type="dxa"/>
+              <w:bottom w:w="0" w:type="dxa"/>
+              <w:left w:w="0" w:type="dxa"/>
+              <w:right w:w="0" w:type="dxa"/>
+            </w:tcMar>
+            <w:vAlign w:val="center"/>
+          </w:tcPr>
+          <w:p>
+            <w:pPr>
+              <w:pStyle w:val="Normal"/>
+              <w:jc w:val="center"/>
+              <w:pBdr>
+                <w:bottom w:val="none" w:sz="0" w:space="0" w:color="000000"/>
+                <w:top w:val="none" w:sz="0" w:space="0" w:color="000000"/>
+                <w:left w:val="none" w:sz="0" w:space="0" w:color="000000"/>
+                <w:right w:val="none" w:sz="0" w:space="0" w:color="000000"/>
+              </w:pBdr>
+              <w:spacing w:after="40" w:before="40" w:line="240"/>
+              <w:ind w:left="60" w:right="60" w:firstLine="0" w:firstLineChars="0"/>
+              <w:rPr>
+                <w:rFonts w:ascii="Arial" w:hAnsi="Arial" w:eastAsia="Arial" w:cs="Arial"/>
+                <w:i w:val="false"/>
+                <w:b w:val="false"/>
+                <w:u w:val="none"/>
+                <w:strike w:val="false"/>
+                <w:sz w:val="18"/>
+                <w:szCs w:val="18"/>
+                <w:color w:val="000000"/>
+              </w:rPr>
+            </w:pPr>
+            <w:r>
+              <w:rPr>
+                <w:rFonts w:ascii="Arial" w:hAnsi="Arial" w:eastAsia="Arial" w:cs="Arial"/>
+                <w:i w:val="false"/>
+                <w:b w:val="false"/>
+                <w:u w:val="none"/>
+                <w:strike w:val="false"/>
+                <w:sz w:val="18"/>
+                <w:szCs w:val="18"/>
+                <w:color w:val="000000"/>
+              </w:rPr>
+              <w:t xml:space="preserve">0.975 (0.080-9.822)</w:t>
+            </w:r>
+          </w:p>
+        </w:tc>
+        <w:tc>
+          <w:tcPr>
+            <w:tcBorders>
+              <w:bottom w:val="none" w:sz="0" w:space="0" w:color="000000"/>
+              <w:top w:val="none" w:sz="0" w:space="0" w:color="000000"/>
+              <w:left w:val="none" w:sz="0" w:space="0" w:color="000000"/>
+              <w:right w:val="none" w:sz="0" w:space="0" w:color="000000"/>
+            </w:tcBorders>
+            <w:shd w:val="clear" w:color="auto" w:fill="FFFFFF"/>
+            <w:tcMar>
+              <w:top w:w="0" w:type="dxa"/>
+              <w:bottom w:w="0" w:type="dxa"/>
+              <w:left w:w="0" w:type="dxa"/>
+              <w:right w:w="0" w:type="dxa"/>
+            </w:tcMar>
+            <w:vAlign w:val="center"/>
+          </w:tcPr>
+          <w:p>
+            <w:pPr>
+              <w:pStyle w:val="Normal"/>
+              <w:jc w:val="center"/>
+              <w:pBdr>
+                <w:bottom w:val="none" w:sz="0" w:space="0" w:color="000000"/>
+                <w:top w:val="none" w:sz="0" w:space="0" w:color="000000"/>
+                <w:left w:val="none" w:sz="0" w:space="0" w:color="000000"/>
+                <w:right w:val="none" w:sz="0" w:space="0" w:color="000000"/>
+              </w:pBdr>
+              <w:spacing w:after="40" w:before="40" w:line="240"/>
+              <w:ind w:left="60" w:right="60" w:firstLine="0" w:firstLineChars="0"/>
+              <w:rPr>
+                <w:rFonts w:ascii="Arial" w:hAnsi="Arial" w:eastAsia="Arial" w:cs="Arial"/>
+                <w:i w:val="false"/>
+                <w:b w:val="false"/>
+                <w:u w:val="none"/>
+                <w:strike w:val="false"/>
+                <w:sz w:val="18"/>
+                <w:szCs w:val="18"/>
+                <w:color w:val="000000"/>
+              </w:rPr>
+            </w:pPr>
+            <w:r>
+              <w:rPr>
+                <w:rFonts w:ascii="Arial" w:hAnsi="Arial" w:eastAsia="Arial" w:cs="Arial"/>
+                <w:i w:val="false"/>
+                <w:b w:val="false"/>
+                <w:u w:val="none"/>
+                <w:strike w:val="false"/>
+                <w:sz w:val="18"/>
+                <w:szCs w:val="18"/>
+                <w:color w:val="000000"/>
+              </w:rPr>
+              <w:t xml:space="preserve">0.983</w:t>
             </w:r>
           </w:p>
         </w:tc>
@@ -10130,7 +10130,7 @@
                 <w:right w:val="none" w:sz="0" w:space="0" w:color="000000"/>
               </w:pBdr>
               <w:spacing w:after="40" w:before="40" w:line="240"/>
-              <w:ind w:left="100" w:right="100" w:firstLine="0" w:firstLineChars="0"/>
+              <w:ind w:left="60" w:right="60" w:firstLine="0" w:firstLineChars="0"/>
               <w:rPr>
                 <w:rFonts w:ascii="Arial" w:hAnsi="Arial" w:eastAsia="Arial" w:cs="Arial"/>
                 <w:i w:val="false"/>
@@ -10185,7 +10185,7 @@
                 <w:right w:val="none" w:sz="0" w:space="0" w:color="000000"/>
               </w:pBdr>
               <w:spacing w:after="40" w:before="40" w:line="240"/>
-              <w:ind w:left="100" w:right="100" w:firstLine="0" w:firstLineChars="0"/>
+              <w:ind w:left="60" w:right="60" w:firstLine="0" w:firstLineChars="0"/>
               <w:rPr>
                 <w:rFonts w:ascii="Arial" w:hAnsi="Arial" w:eastAsia="Arial" w:cs="Arial"/>
                 <w:i w:val="false"/>
@@ -10240,7 +10240,7 @@
                 <w:right w:val="none" w:sz="0" w:space="0" w:color="000000"/>
               </w:pBdr>
               <w:spacing w:after="40" w:before="40" w:line="240"/>
-              <w:ind w:left="100" w:right="100" w:firstLine="0" w:firstLineChars="0"/>
+              <w:ind w:left="60" w:right="60" w:firstLine="0" w:firstLineChars="0"/>
               <w:rPr>
                 <w:rFonts w:ascii="Arial" w:hAnsi="Arial" w:eastAsia="Arial" w:cs="Arial"/>
                 <w:i w:val="false"/>
@@ -10295,7 +10295,7 @@
                 <w:right w:val="none" w:sz="0" w:space="0" w:color="000000"/>
               </w:pBdr>
               <w:spacing w:after="40" w:before="40" w:line="240"/>
-              <w:ind w:left="100" w:right="100" w:firstLine="0" w:firstLineChars="0"/>
+              <w:ind w:left="60" w:right="60" w:firstLine="0" w:firstLineChars="0"/>
               <w:rPr>
                 <w:rFonts w:ascii="Arial" w:hAnsi="Arial" w:eastAsia="Arial" w:cs="Arial"/>
                 <w:i w:val="false"/>
@@ -10350,7 +10350,7 @@
                 <w:right w:val="none" w:sz="0" w:space="0" w:color="000000"/>
               </w:pBdr>
               <w:spacing w:after="40" w:before="40" w:line="240"/>
-              <w:ind w:left="100" w:right="100" w:firstLine="0" w:firstLineChars="0"/>
+              <w:ind w:left="60" w:right="60" w:firstLine="0" w:firstLineChars="0"/>
               <w:rPr>
                 <w:rFonts w:ascii="Arial" w:hAnsi="Arial" w:eastAsia="Arial" w:cs="Arial"/>
                 <w:i w:val="false"/>
@@ -10410,7 +10410,7 @@
                 <w:right w:val="none" w:sz="0" w:space="0" w:color="000000"/>
               </w:pBdr>
               <w:spacing w:after="40" w:before="40" w:line="240"/>
-              <w:ind w:left="100" w:right="100" w:firstLine="0" w:firstLineChars="0"/>
+              <w:ind w:left="60" w:right="60" w:firstLine="0" w:firstLineChars="0"/>
               <w:rPr>
                 <w:rFonts w:ascii="Arial" w:hAnsi="Arial" w:eastAsia="Arial" w:cs="Arial"/>
                 <w:i w:val="false"/>
@@ -10465,7 +10465,7 @@
                 <w:right w:val="none" w:sz="0" w:space="0" w:color="000000"/>
               </w:pBdr>
               <w:spacing w:after="40" w:before="40" w:line="240"/>
-              <w:ind w:left="100" w:right="100" w:firstLine="0" w:firstLineChars="0"/>
+              <w:ind w:left="60" w:right="60" w:firstLine="0" w:firstLineChars="0"/>
               <w:rPr>
                 <w:rFonts w:ascii="Arial" w:hAnsi="Arial" w:eastAsia="Arial" w:cs="Arial"/>
                 <w:i w:val="false"/>
@@ -10520,7 +10520,7 @@
                 <w:right w:val="none" w:sz="0" w:space="0" w:color="000000"/>
               </w:pBdr>
               <w:spacing w:after="40" w:before="40" w:line="240"/>
-              <w:ind w:left="100" w:right="100" w:firstLine="0" w:firstLineChars="0"/>
+              <w:ind w:left="60" w:right="60" w:firstLine="0" w:firstLineChars="0"/>
               <w:rPr>
                 <w:rFonts w:ascii="Arial" w:hAnsi="Arial" w:eastAsia="Arial" w:cs="Arial"/>
                 <w:i w:val="false"/>
@@ -10575,7 +10575,7 @@
                 <w:right w:val="none" w:sz="0" w:space="0" w:color="000000"/>
               </w:pBdr>
               <w:spacing w:after="40" w:before="40" w:line="240"/>
-              <w:ind w:left="100" w:right="100" w:firstLine="0" w:firstLineChars="0"/>
+              <w:ind w:left="60" w:right="60" w:firstLine="0" w:firstLineChars="0"/>
               <w:rPr>
                 <w:rFonts w:ascii="Arial" w:hAnsi="Arial" w:eastAsia="Arial" w:cs="Arial"/>
                 <w:i w:val="false"/>
@@ -10630,7 +10630,7 @@
                 <w:right w:val="none" w:sz="0" w:space="0" w:color="000000"/>
               </w:pBdr>
               <w:spacing w:after="40" w:before="40" w:line="240"/>
-              <w:ind w:left="100" w:right="100" w:firstLine="0" w:firstLineChars="0"/>
+              <w:ind w:left="60" w:right="60" w:firstLine="0" w:firstLineChars="0"/>
               <w:rPr>
                 <w:rFonts w:ascii="Arial" w:hAnsi="Arial" w:eastAsia="Arial" w:cs="Arial"/>
                 <w:i w:val="false"/>
@@ -10690,7 +10690,7 @@
                 <w:right w:val="none" w:sz="0" w:space="0" w:color="000000"/>
               </w:pBdr>
               <w:spacing w:after="40" w:before="40" w:line="240"/>
-              <w:ind w:left="100" w:right="100" w:firstLine="0" w:firstLineChars="0"/>
+              <w:ind w:left="60" w:right="60" w:firstLine="0" w:firstLineChars="0"/>
               <w:rPr>
                 <w:rFonts w:ascii="Arial" w:hAnsi="Arial" w:eastAsia="Arial" w:cs="Arial"/>
                 <w:i w:val="false"/>
@@ -10745,30 +10745,30 @@
                 <w:right w:val="none" w:sz="0" w:space="0" w:color="000000"/>
               </w:pBdr>
               <w:spacing w:after="40" w:before="40" w:line="240"/>
-              <w:ind w:left="100" w:right="100" w:firstLine="0" w:firstLineChars="0"/>
-              <w:rPr>
-                <w:rFonts w:ascii="Arial" w:hAnsi="Arial" w:eastAsia="Arial" w:cs="Arial"/>
-                <w:i w:val="false"/>
-                <w:b w:val="false"/>
-                <w:u w:val="none"/>
-                <w:strike w:val="false"/>
-                <w:sz w:val="18"/>
-                <w:szCs w:val="18"/>
-                <w:color w:val="000000"/>
-              </w:rPr>
-            </w:pPr>
-            <w:r>
-              <w:rPr>
-                <w:rFonts w:ascii="Arial" w:hAnsi="Arial" w:eastAsia="Arial" w:cs="Arial"/>
-                <w:i w:val="false"/>
-                <w:b w:val="false"/>
-                <w:u w:val="none"/>
-                <w:strike w:val="false"/>
-                <w:sz w:val="18"/>
-                <w:szCs w:val="18"/>
-                <w:color w:val="000000"/>
-              </w:rPr>
-              <w:t xml:space="preserve">Not estimable (collinear)</w:t>
+              <w:ind w:left="60" w:right="60" w:firstLine="0" w:firstLineChars="0"/>
+              <w:rPr>
+                <w:rFonts w:ascii="Arial" w:hAnsi="Arial" w:eastAsia="Arial" w:cs="Arial"/>
+                <w:i w:val="false"/>
+                <w:b w:val="false"/>
+                <w:u w:val="none"/>
+                <w:strike w:val="false"/>
+                <w:sz w:val="18"/>
+                <w:szCs w:val="18"/>
+                <w:color w:val="000000"/>
+              </w:rPr>
+            </w:pPr>
+            <w:r>
+              <w:rPr>
+                <w:rFonts w:ascii="Arial" w:hAnsi="Arial" w:eastAsia="Arial" w:cs="Arial"/>
+                <w:i w:val="false"/>
+                <w:b w:val="false"/>
+                <w:u w:val="none"/>
+                <w:strike w:val="false"/>
+                <w:sz w:val="18"/>
+                <w:szCs w:val="18"/>
+                <w:color w:val="000000"/>
+              </w:rPr>
+              <w:t xml:space="preserve">2.698 (0.474-17.443)</w:t>
             </w:r>
           </w:p>
         </w:tc>
@@ -10800,30 +10800,30 @@
                 <w:right w:val="none" w:sz="0" w:space="0" w:color="000000"/>
               </w:pBdr>
               <w:spacing w:after="40" w:before="40" w:line="240"/>
-              <w:ind w:left="100" w:right="100" w:firstLine="0" w:firstLineChars="0"/>
-              <w:rPr>
-                <w:rFonts w:ascii="Arial" w:hAnsi="Arial" w:eastAsia="Arial" w:cs="Arial"/>
-                <w:i w:val="false"/>
-                <w:b w:val="false"/>
-                <w:u w:val="none"/>
-                <w:strike w:val="false"/>
-                <w:sz w:val="18"/>
-                <w:szCs w:val="18"/>
-                <w:color w:val="000000"/>
-              </w:rPr>
-            </w:pPr>
-            <w:r>
-              <w:rPr>
-                <w:rFonts w:ascii="Arial" w:hAnsi="Arial" w:eastAsia="Arial" w:cs="Arial"/>
-                <w:i w:val="false"/>
-                <w:b w:val="false"/>
-                <w:u w:val="none"/>
-                <w:strike w:val="false"/>
-                <w:sz w:val="18"/>
-                <w:szCs w:val="18"/>
-                <w:color w:val="000000"/>
-              </w:rPr>
-              <w:t xml:space="preserve">-</w:t>
+              <w:ind w:left="60" w:right="60" w:firstLine="0" w:firstLineChars="0"/>
+              <w:rPr>
+                <w:rFonts w:ascii="Arial" w:hAnsi="Arial" w:eastAsia="Arial" w:cs="Arial"/>
+                <w:i w:val="false"/>
+                <w:b w:val="false"/>
+                <w:u w:val="none"/>
+                <w:strike w:val="false"/>
+                <w:sz w:val="18"/>
+                <w:szCs w:val="18"/>
+                <w:color w:val="000000"/>
+              </w:rPr>
+            </w:pPr>
+            <w:r>
+              <w:rPr>
+                <w:rFonts w:ascii="Arial" w:hAnsi="Arial" w:eastAsia="Arial" w:cs="Arial"/>
+                <w:i w:val="false"/>
+                <w:b w:val="false"/>
+                <w:u w:val="none"/>
+                <w:strike w:val="false"/>
+                <w:sz w:val="18"/>
+                <w:szCs w:val="18"/>
+                <w:color w:val="000000"/>
+              </w:rPr>
+              <w:t xml:space="preserve">0.270</w:t>
             </w:r>
           </w:p>
         </w:tc>
@@ -10855,30 +10855,30 @@
                 <w:right w:val="none" w:sz="0" w:space="0" w:color="000000"/>
               </w:pBdr>
               <w:spacing w:after="40" w:before="40" w:line="240"/>
-              <w:ind w:left="100" w:right="100" w:firstLine="0" w:firstLineChars="0"/>
-              <w:rPr>
-                <w:rFonts w:ascii="Arial" w:hAnsi="Arial" w:eastAsia="Arial" w:cs="Arial"/>
-                <w:i w:val="false"/>
-                <w:b w:val="false"/>
-                <w:u w:val="none"/>
-                <w:strike w:val="false"/>
-                <w:sz w:val="18"/>
-                <w:szCs w:val="18"/>
-                <w:color w:val="000000"/>
-              </w:rPr>
-            </w:pPr>
-            <w:r>
-              <w:rPr>
-                <w:rFonts w:ascii="Arial" w:hAnsi="Arial" w:eastAsia="Arial" w:cs="Arial"/>
-                <w:i w:val="false"/>
-                <w:b w:val="false"/>
-                <w:u w:val="none"/>
-                <w:strike w:val="false"/>
-                <w:sz w:val="18"/>
-                <w:szCs w:val="18"/>
-                <w:color w:val="000000"/>
-              </w:rPr>
-              <w:t xml:space="preserve">Not estimable (collinear)</w:t>
+              <w:ind w:left="60" w:right="60" w:firstLine="0" w:firstLineChars="0"/>
+              <w:rPr>
+                <w:rFonts w:ascii="Arial" w:hAnsi="Arial" w:eastAsia="Arial" w:cs="Arial"/>
+                <w:i w:val="false"/>
+                <w:b w:val="false"/>
+                <w:u w:val="none"/>
+                <w:strike w:val="false"/>
+                <w:sz w:val="18"/>
+                <w:szCs w:val="18"/>
+                <w:color w:val="000000"/>
+              </w:rPr>
+            </w:pPr>
+            <w:r>
+              <w:rPr>
+                <w:rFonts w:ascii="Arial" w:hAnsi="Arial" w:eastAsia="Arial" w:cs="Arial"/>
+                <w:i w:val="false"/>
+                <w:b w:val="false"/>
+                <w:u w:val="none"/>
+                <w:strike w:val="false"/>
+                <w:sz w:val="18"/>
+                <w:szCs w:val="18"/>
+                <w:color w:val="000000"/>
+              </w:rPr>
+              <w:t xml:space="preserve">0.685 (0.147-3.372)</w:t>
             </w:r>
           </w:p>
         </w:tc>
@@ -10910,30 +10910,30 @@
                 <w:right w:val="none" w:sz="0" w:space="0" w:color="000000"/>
               </w:pBdr>
               <w:spacing w:after="40" w:before="40" w:line="240"/>
-              <w:ind w:left="100" w:right="100" w:firstLine="0" w:firstLineChars="0"/>
-              <w:rPr>
-                <w:rFonts w:ascii="Arial" w:hAnsi="Arial" w:eastAsia="Arial" w:cs="Arial"/>
-                <w:i w:val="false"/>
-                <w:b w:val="false"/>
-                <w:u w:val="none"/>
-                <w:strike w:val="false"/>
-                <w:sz w:val="18"/>
-                <w:szCs w:val="18"/>
-                <w:color w:val="000000"/>
-              </w:rPr>
-            </w:pPr>
-            <w:r>
-              <w:rPr>
-                <w:rFonts w:ascii="Arial" w:hAnsi="Arial" w:eastAsia="Arial" w:cs="Arial"/>
-                <w:i w:val="false"/>
-                <w:b w:val="false"/>
-                <w:u w:val="none"/>
-                <w:strike w:val="false"/>
-                <w:sz w:val="18"/>
-                <w:szCs w:val="18"/>
-                <w:color w:val="000000"/>
-              </w:rPr>
-              <w:t xml:space="preserve">-</w:t>
+              <w:ind w:left="60" w:right="60" w:firstLine="0" w:firstLineChars="0"/>
+              <w:rPr>
+                <w:rFonts w:ascii="Arial" w:hAnsi="Arial" w:eastAsia="Arial" w:cs="Arial"/>
+                <w:i w:val="false"/>
+                <w:b w:val="false"/>
+                <w:u w:val="none"/>
+                <w:strike w:val="false"/>
+                <w:sz w:val="18"/>
+                <w:szCs w:val="18"/>
+                <w:color w:val="000000"/>
+              </w:rPr>
+            </w:pPr>
+            <w:r>
+              <w:rPr>
+                <w:rFonts w:ascii="Arial" w:hAnsi="Arial" w:eastAsia="Arial" w:cs="Arial"/>
+                <w:i w:val="false"/>
+                <w:b w:val="false"/>
+                <w:u w:val="none"/>
+                <w:strike w:val="false"/>
+                <w:sz w:val="18"/>
+                <w:szCs w:val="18"/>
+                <w:color w:val="000000"/>
+              </w:rPr>
+              <w:t xml:space="preserve">0.629</w:t>
             </w:r>
           </w:p>
         </w:tc>
@@ -11045,7 +11045,7 @@
                 <w:right w:val="none" w:sz="0" w:space="0" w:color="000000"/>
               </w:pBdr>
               <w:spacing w:after="40" w:before="40" w:line="240"/>
-              <w:ind w:left="100" w:right="100" w:firstLine="0" w:firstLineChars="0"/>
+              <w:ind w:left="60" w:right="60" w:firstLine="0" w:firstLineChars="0"/>
               <w:rPr>
                 <w:rFonts w:ascii="Arial" w:hAnsi="Arial" w:eastAsia="Arial" w:cs="Arial"/>
                 <w:i w:val="false"/>
@@ -11100,7 +11100,7 @@
                 <w:right w:val="none" w:sz="0" w:space="0" w:color="000000"/>
               </w:pBdr>
               <w:spacing w:after="40" w:before="40" w:line="240"/>
-              <w:ind w:left="100" w:right="100" w:firstLine="0" w:firstLineChars="0"/>
+              <w:ind w:left="60" w:right="60" w:firstLine="0" w:firstLineChars="0"/>
               <w:rPr>
                 <w:rFonts w:ascii="Arial" w:hAnsi="Arial" w:eastAsia="Arial" w:cs="Arial"/>
                 <w:i w:val="false"/>
@@ -11155,7 +11155,7 @@
                 <w:right w:val="none" w:sz="0" w:space="0" w:color="000000"/>
               </w:pBdr>
               <w:spacing w:after="40" w:before="40" w:line="240"/>
-              <w:ind w:left="100" w:right="100" w:firstLine="0" w:firstLineChars="0"/>
+              <w:ind w:left="60" w:right="60" w:firstLine="0" w:firstLineChars="0"/>
               <w:rPr>
                 <w:rFonts w:ascii="Arial" w:hAnsi="Arial" w:eastAsia="Arial" w:cs="Arial"/>
                 <w:i w:val="false"/>
@@ -11210,7 +11210,7 @@
                 <w:right w:val="none" w:sz="0" w:space="0" w:color="000000"/>
               </w:pBdr>
               <w:spacing w:after="40" w:before="40" w:line="240"/>
-              <w:ind w:left="100" w:right="100" w:firstLine="0" w:firstLineChars="0"/>
+              <w:ind w:left="60" w:right="60" w:firstLine="0" w:firstLineChars="0"/>
               <w:rPr>
                 <w:rFonts w:ascii="Arial" w:hAnsi="Arial" w:eastAsia="Arial" w:cs="Arial"/>
                 <w:i w:val="false"/>
@@ -11265,7 +11265,7 @@
                 <w:right w:val="none" w:sz="0" w:space="0" w:color="000000"/>
               </w:pBdr>
               <w:spacing w:after="40" w:before="40" w:line="240"/>
-              <w:ind w:left="100" w:right="100" w:firstLine="0" w:firstLineChars="0"/>
+              <w:ind w:left="60" w:right="60" w:firstLine="0" w:firstLineChars="0"/>
               <w:rPr>
                 <w:rFonts w:ascii="Arial" w:hAnsi="Arial" w:eastAsia="Arial" w:cs="Arial"/>
                 <w:i w:val="false"/>
@@ -11325,7 +11325,7 @@
                 <w:right w:val="none" w:sz="0" w:space="0" w:color="000000"/>
               </w:pBdr>
               <w:spacing w:after="40" w:before="40" w:line="240"/>
-              <w:ind w:left="100" w:right="100" w:firstLine="0" w:firstLineChars="0"/>
+              <w:ind w:left="60" w:right="60" w:firstLine="0" w:firstLineChars="0"/>
               <w:rPr>
                 <w:rFonts w:ascii="Arial" w:hAnsi="Arial" w:eastAsia="Arial" w:cs="Arial"/>
                 <w:i w:val="false"/>
@@ -11380,7 +11380,7 @@
                 <w:right w:val="none" w:sz="0" w:space="0" w:color="000000"/>
               </w:pBdr>
               <w:spacing w:after="40" w:before="40" w:line="240"/>
-              <w:ind w:left="100" w:right="100" w:firstLine="0" w:firstLineChars="0"/>
+              <w:ind w:left="60" w:right="60" w:firstLine="0" w:firstLineChars="0"/>
               <w:rPr>
                 <w:rFonts w:ascii="Arial" w:hAnsi="Arial" w:eastAsia="Arial" w:cs="Arial"/>
                 <w:i w:val="false"/>
@@ -11435,7 +11435,7 @@
                 <w:right w:val="none" w:sz="0" w:space="0" w:color="000000"/>
               </w:pBdr>
               <w:spacing w:after="40" w:before="40" w:line="240"/>
-              <w:ind w:left="100" w:right="100" w:firstLine="0" w:firstLineChars="0"/>
+              <w:ind w:left="60" w:right="60" w:firstLine="0" w:firstLineChars="0"/>
               <w:rPr>
                 <w:rFonts w:ascii="Arial" w:hAnsi="Arial" w:eastAsia="Arial" w:cs="Arial"/>
                 <w:i w:val="false"/>
@@ -11490,7 +11490,7 @@
                 <w:right w:val="none" w:sz="0" w:space="0" w:color="000000"/>
               </w:pBdr>
               <w:spacing w:after="40" w:before="40" w:line="240"/>
-              <w:ind w:left="100" w:right="100" w:firstLine="0" w:firstLineChars="0"/>
+              <w:ind w:left="60" w:right="60" w:firstLine="0" w:firstLineChars="0"/>
               <w:rPr>
                 <w:rFonts w:ascii="Arial" w:hAnsi="Arial" w:eastAsia="Arial" w:cs="Arial"/>
                 <w:i w:val="false"/>
@@ -11545,7 +11545,7 @@
                 <w:right w:val="none" w:sz="0" w:space="0" w:color="000000"/>
               </w:pBdr>
               <w:spacing w:after="40" w:before="40" w:line="240"/>
-              <w:ind w:left="100" w:right="100" w:firstLine="0" w:firstLineChars="0"/>
+              <w:ind w:left="60" w:right="60" w:firstLine="0" w:firstLineChars="0"/>
               <w:rPr>
                 <w:rFonts w:ascii="Arial" w:hAnsi="Arial" w:eastAsia="Arial" w:cs="Arial"/>
                 <w:i w:val="false"/>
@@ -11605,7 +11605,7 @@
                 <w:right w:val="none" w:sz="0" w:space="0" w:color="000000"/>
               </w:pBdr>
               <w:spacing w:after="40" w:before="40" w:line="240"/>
-              <w:ind w:left="100" w:right="100" w:firstLine="0" w:firstLineChars="0"/>
+              <w:ind w:left="60" w:right="60" w:firstLine="0" w:firstLineChars="0"/>
               <w:rPr>
                 <w:rFonts w:ascii="Arial" w:hAnsi="Arial" w:eastAsia="Arial" w:cs="Arial"/>
                 <w:i w:val="false"/>
@@ -11660,7 +11660,7 @@
                 <w:right w:val="none" w:sz="0" w:space="0" w:color="000000"/>
               </w:pBdr>
               <w:spacing w:after="40" w:before="40" w:line="240"/>
-              <w:ind w:left="100" w:right="100" w:firstLine="0" w:firstLineChars="0"/>
+              <w:ind w:left="60" w:right="60" w:firstLine="0" w:firstLineChars="0"/>
               <w:rPr>
                 <w:rFonts w:ascii="Arial" w:hAnsi="Arial" w:eastAsia="Arial" w:cs="Arial"/>
                 <w:i w:val="false"/>
@@ -11715,7 +11715,7 @@
                 <w:right w:val="none" w:sz="0" w:space="0" w:color="000000"/>
               </w:pBdr>
               <w:spacing w:after="40" w:before="40" w:line="240"/>
-              <w:ind w:left="100" w:right="100" w:firstLine="0" w:firstLineChars="0"/>
+              <w:ind w:left="60" w:right="60" w:firstLine="0" w:firstLineChars="0"/>
               <w:rPr>
                 <w:rFonts w:ascii="Arial" w:hAnsi="Arial" w:eastAsia="Arial" w:cs="Arial"/>
                 <w:i w:val="false"/>
@@ -11770,7 +11770,7 @@
                 <w:right w:val="none" w:sz="0" w:space="0" w:color="000000"/>
               </w:pBdr>
               <w:spacing w:after="40" w:before="40" w:line="240"/>
-              <w:ind w:left="100" w:right="100" w:firstLine="0" w:firstLineChars="0"/>
+              <w:ind w:left="60" w:right="60" w:firstLine="0" w:firstLineChars="0"/>
               <w:rPr>
                 <w:rFonts w:ascii="Arial" w:hAnsi="Arial" w:eastAsia="Arial" w:cs="Arial"/>
                 <w:i w:val="false"/>
@@ -11825,7 +11825,7 @@
                 <w:right w:val="none" w:sz="0" w:space="0" w:color="000000"/>
               </w:pBdr>
               <w:spacing w:after="40" w:before="40" w:line="240"/>
-              <w:ind w:left="100" w:right="100" w:firstLine="0" w:firstLineChars="0"/>
+              <w:ind w:left="60" w:right="60" w:firstLine="0" w:firstLineChars="0"/>
               <w:rPr>
                 <w:rFonts w:ascii="Arial" w:hAnsi="Arial" w:eastAsia="Arial" w:cs="Arial"/>
                 <w:i w:val="false"/>
@@ -11885,7 +11885,7 @@
                 <w:right w:val="none" w:sz="0" w:space="0" w:color="000000"/>
               </w:pBdr>
               <w:spacing w:after="40" w:before="40" w:line="240"/>
-              <w:ind w:left="100" w:right="100" w:firstLine="0" w:firstLineChars="0"/>
+              <w:ind w:left="60" w:right="60" w:firstLine="0" w:firstLineChars="0"/>
               <w:rPr>
                 <w:rFonts w:ascii="Arial" w:hAnsi="Arial" w:eastAsia="Arial" w:cs="Arial"/>
                 <w:i w:val="false"/>
@@ -11940,7 +11940,7 @@
                 <w:right w:val="none" w:sz="0" w:space="0" w:color="000000"/>
               </w:pBdr>
               <w:spacing w:after="40" w:before="40" w:line="240"/>
-              <w:ind w:left="100" w:right="100" w:firstLine="0" w:firstLineChars="0"/>
+              <w:ind w:left="60" w:right="60" w:firstLine="0" w:firstLineChars="0"/>
               <w:rPr>
                 <w:rFonts w:ascii="Arial" w:hAnsi="Arial" w:eastAsia="Arial" w:cs="Arial"/>
                 <w:i w:val="false"/>
@@ -11995,7 +11995,7 @@
                 <w:right w:val="none" w:sz="0" w:space="0" w:color="000000"/>
               </w:pBdr>
               <w:spacing w:after="40" w:before="40" w:line="240"/>
-              <w:ind w:left="100" w:right="100" w:firstLine="0" w:firstLineChars="0"/>
+              <w:ind w:left="60" w:right="60" w:firstLine="0" w:firstLineChars="0"/>
               <w:rPr>
                 <w:rFonts w:ascii="Arial" w:hAnsi="Arial" w:eastAsia="Arial" w:cs="Arial"/>
                 <w:i w:val="false"/>
@@ -12050,7 +12050,7 @@
                 <w:right w:val="none" w:sz="0" w:space="0" w:color="000000"/>
               </w:pBdr>
               <w:spacing w:after="40" w:before="40" w:line="240"/>
-              <w:ind w:left="100" w:right="100" w:firstLine="0" w:firstLineChars="0"/>
+              <w:ind w:left="60" w:right="60" w:firstLine="0" w:firstLineChars="0"/>
               <w:rPr>
                 <w:rFonts w:ascii="Arial" w:hAnsi="Arial" w:eastAsia="Arial" w:cs="Arial"/>
                 <w:i w:val="false"/>
@@ -12105,7 +12105,7 @@
                 <w:right w:val="none" w:sz="0" w:space="0" w:color="000000"/>
               </w:pBdr>
               <w:spacing w:after="40" w:before="40" w:line="240"/>
-              <w:ind w:left="100" w:right="100" w:firstLine="0" w:firstLineChars="0"/>
+              <w:ind w:left="60" w:right="60" w:firstLine="0" w:firstLineChars="0"/>
               <w:rPr>
                 <w:rFonts w:ascii="Arial" w:hAnsi="Arial" w:eastAsia="Arial" w:cs="Arial"/>
                 <w:i w:val="false"/>
@@ -12165,7 +12165,7 @@
                 <w:right w:val="none" w:sz="0" w:space="0" w:color="000000"/>
               </w:pBdr>
               <w:spacing w:after="40" w:before="40" w:line="240"/>
-              <w:ind w:left="100" w:right="100" w:firstLine="0" w:firstLineChars="0"/>
+              <w:ind w:left="60" w:right="60" w:firstLine="0" w:firstLineChars="0"/>
               <w:rPr>
                 <w:rFonts w:ascii="Arial" w:hAnsi="Arial" w:eastAsia="Arial" w:cs="Arial"/>
                 <w:i w:val="false"/>
@@ -12220,7 +12220,7 @@
                 <w:right w:val="none" w:sz="0" w:space="0" w:color="000000"/>
               </w:pBdr>
               <w:spacing w:after="40" w:before="40" w:line="240"/>
-              <w:ind w:left="100" w:right="100" w:firstLine="0" w:firstLineChars="0"/>
+              <w:ind w:left="60" w:right="60" w:firstLine="0" w:firstLineChars="0"/>
               <w:rPr>
                 <w:rFonts w:ascii="Arial" w:hAnsi="Arial" w:eastAsia="Arial" w:cs="Arial"/>
                 <w:i w:val="false"/>
@@ -12275,7 +12275,7 @@
                 <w:right w:val="none" w:sz="0" w:space="0" w:color="000000"/>
               </w:pBdr>
               <w:spacing w:after="40" w:before="40" w:line="240"/>
-              <w:ind w:left="100" w:right="100" w:firstLine="0" w:firstLineChars="0"/>
+              <w:ind w:left="60" w:right="60" w:firstLine="0" w:firstLineChars="0"/>
               <w:rPr>
                 <w:rFonts w:ascii="Arial" w:hAnsi="Arial" w:eastAsia="Arial" w:cs="Arial"/>
                 <w:i w:val="false"/>
@@ -12330,7 +12330,7 @@
                 <w:right w:val="none" w:sz="0" w:space="0" w:color="000000"/>
               </w:pBdr>
               <w:spacing w:after="40" w:before="40" w:line="240"/>
-              <w:ind w:left="100" w:right="100" w:firstLine="0" w:firstLineChars="0"/>
+              <w:ind w:left="60" w:right="60" w:firstLine="0" w:firstLineChars="0"/>
               <w:rPr>
                 <w:rFonts w:ascii="Arial" w:hAnsi="Arial" w:eastAsia="Arial" w:cs="Arial"/>
                 <w:i w:val="false"/>
@@ -12385,7 +12385,7 @@
                 <w:right w:val="none" w:sz="0" w:space="0" w:color="000000"/>
               </w:pBdr>
               <w:spacing w:after="40" w:before="40" w:line="240"/>
-              <w:ind w:left="100" w:right="100" w:firstLine="0" w:firstLineChars="0"/>
+              <w:ind w:left="60" w:right="60" w:firstLine="0" w:firstLineChars="0"/>
               <w:rPr>
                 <w:rFonts w:ascii="Arial" w:hAnsi="Arial" w:eastAsia="Arial" w:cs="Arial"/>
                 <w:i w:val="false"/>
@@ -12445,7 +12445,7 @@
                 <w:right w:val="none" w:sz="0" w:space="0" w:color="000000"/>
               </w:pBdr>
               <w:spacing w:after="40" w:before="40" w:line="240"/>
-              <w:ind w:left="100" w:right="100" w:firstLine="0" w:firstLineChars="0"/>
+              <w:ind w:left="60" w:right="60" w:firstLine="0" w:firstLineChars="0"/>
               <w:rPr>
                 <w:rFonts w:ascii="Arial" w:hAnsi="Arial" w:eastAsia="Arial" w:cs="Arial"/>
                 <w:i w:val="false"/>
@@ -12500,7 +12500,7 @@
                 <w:right w:val="none" w:sz="0" w:space="0" w:color="000000"/>
               </w:pBdr>
               <w:spacing w:after="40" w:before="40" w:line="240"/>
-              <w:ind w:left="100" w:right="100" w:firstLine="0" w:firstLineChars="0"/>
+              <w:ind w:left="60" w:right="60" w:firstLine="0" w:firstLineChars="0"/>
               <w:rPr>
                 <w:rFonts w:ascii="Arial" w:hAnsi="Arial" w:eastAsia="Arial" w:cs="Arial"/>
                 <w:i w:val="false"/>
@@ -12555,7 +12555,7 @@
                 <w:right w:val="none" w:sz="0" w:space="0" w:color="000000"/>
               </w:pBdr>
               <w:spacing w:after="40" w:before="40" w:line="240"/>
-              <w:ind w:left="100" w:right="100" w:firstLine="0" w:firstLineChars="0"/>
+              <w:ind w:left="60" w:right="60" w:firstLine="0" w:firstLineChars="0"/>
               <w:rPr>
                 <w:rFonts w:ascii="Arial" w:hAnsi="Arial" w:eastAsia="Arial" w:cs="Arial"/>
                 <w:i w:val="false"/>
@@ -12610,7 +12610,7 @@
                 <w:right w:val="none" w:sz="0" w:space="0" w:color="000000"/>
               </w:pBdr>
               <w:spacing w:after="40" w:before="40" w:line="240"/>
-              <w:ind w:left="100" w:right="100" w:firstLine="0" w:firstLineChars="0"/>
+              <w:ind w:left="60" w:right="60" w:firstLine="0" w:firstLineChars="0"/>
               <w:rPr>
                 <w:rFonts w:ascii="Arial" w:hAnsi="Arial" w:eastAsia="Arial" w:cs="Arial"/>
                 <w:i w:val="false"/>
@@ -12665,7 +12665,7 @@
                 <w:right w:val="none" w:sz="0" w:space="0" w:color="000000"/>
               </w:pBdr>
               <w:spacing w:after="40" w:before="40" w:line="240"/>
-              <w:ind w:left="100" w:right="100" w:firstLine="0" w:firstLineChars="0"/>
+              <w:ind w:left="60" w:right="60" w:firstLine="0" w:firstLineChars="0"/>
               <w:rPr>
                 <w:rFonts w:ascii="Arial" w:hAnsi="Arial" w:eastAsia="Arial" w:cs="Arial"/>
                 <w:i w:val="false"/>
@@ -12725,7 +12725,7 @@
                 <w:right w:val="none" w:sz="0" w:space="0" w:color="000000"/>
               </w:pBdr>
               <w:spacing w:after="40" w:before="40" w:line="240"/>
-              <w:ind w:left="100" w:right="100" w:firstLine="0" w:firstLineChars="0"/>
+              <w:ind w:left="60" w:right="60" w:firstLine="0" w:firstLineChars="0"/>
               <w:rPr>
                 <w:rFonts w:ascii="Arial" w:hAnsi="Arial" w:eastAsia="Arial" w:cs="Arial"/>
                 <w:i w:val="false"/>
@@ -12780,7 +12780,7 @@
                 <w:right w:val="none" w:sz="0" w:space="0" w:color="000000"/>
               </w:pBdr>
               <w:spacing w:after="40" w:before="40" w:line="240"/>
-              <w:ind w:left="100" w:right="100" w:firstLine="0" w:firstLineChars="0"/>
+              <w:ind w:left="60" w:right="60" w:firstLine="0" w:firstLineChars="0"/>
               <w:rPr>
                 <w:rFonts w:ascii="Arial" w:hAnsi="Arial" w:eastAsia="Arial" w:cs="Arial"/>
                 <w:i w:val="false"/>
@@ -12835,7 +12835,7 @@
                 <w:right w:val="none" w:sz="0" w:space="0" w:color="000000"/>
               </w:pBdr>
               <w:spacing w:after="40" w:before="40" w:line="240"/>
-              <w:ind w:left="100" w:right="100" w:firstLine="0" w:firstLineChars="0"/>
+              <w:ind w:left="60" w:right="60" w:firstLine="0" w:firstLineChars="0"/>
               <w:rPr>
                 <w:rFonts w:ascii="Arial" w:hAnsi="Arial" w:eastAsia="Arial" w:cs="Arial"/>
                 <w:i w:val="false"/>
@@ -12890,7 +12890,7 @@
                 <w:right w:val="none" w:sz="0" w:space="0" w:color="000000"/>
               </w:pBdr>
               <w:spacing w:after="40" w:before="40" w:line="240"/>
-              <w:ind w:left="100" w:right="100" w:firstLine="0" w:firstLineChars="0"/>
+              <w:ind w:left="60" w:right="60" w:firstLine="0" w:firstLineChars="0"/>
               <w:rPr>
                 <w:rFonts w:ascii="Arial" w:hAnsi="Arial" w:eastAsia="Arial" w:cs="Arial"/>
                 <w:i w:val="false"/>
@@ -12945,7 +12945,7 @@
                 <w:right w:val="none" w:sz="0" w:space="0" w:color="000000"/>
               </w:pBdr>
               <w:spacing w:after="40" w:before="40" w:line="240"/>
-              <w:ind w:left="100" w:right="100" w:firstLine="0" w:firstLineChars="0"/>
+              <w:ind w:left="60" w:right="60" w:firstLine="0" w:firstLineChars="0"/>
               <w:rPr>
                 <w:rFonts w:ascii="Arial" w:hAnsi="Arial" w:eastAsia="Arial" w:cs="Arial"/>
                 <w:i w:val="false"/>
@@ -13005,7 +13005,7 @@
                 <w:right w:val="none" w:sz="0" w:space="0" w:color="000000"/>
               </w:pBdr>
               <w:spacing w:after="40" w:before="40" w:line="240"/>
-              <w:ind w:left="100" w:right="100" w:firstLine="0" w:firstLineChars="0"/>
+              <w:ind w:left="60" w:right="60" w:firstLine="0" w:firstLineChars="0"/>
               <w:rPr>
                 <w:rFonts w:ascii="Arial" w:hAnsi="Arial" w:eastAsia="Arial" w:cs="Arial"/>
                 <w:i w:val="false"/>
@@ -13060,7 +13060,7 @@
                 <w:right w:val="none" w:sz="0" w:space="0" w:color="000000"/>
               </w:pBdr>
               <w:spacing w:after="40" w:before="40" w:line="240"/>
-              <w:ind w:left="100" w:right="100" w:firstLine="0" w:firstLineChars="0"/>
+              <w:ind w:left="60" w:right="60" w:firstLine="0" w:firstLineChars="0"/>
               <w:rPr>
                 <w:rFonts w:ascii="Arial" w:hAnsi="Arial" w:eastAsia="Arial" w:cs="Arial"/>
                 <w:i w:val="false"/>
@@ -13115,7 +13115,7 @@
                 <w:right w:val="none" w:sz="0" w:space="0" w:color="000000"/>
               </w:pBdr>
               <w:spacing w:after="40" w:before="40" w:line="240"/>
-              <w:ind w:left="100" w:right="100" w:firstLine="0" w:firstLineChars="0"/>
+              <w:ind w:left="60" w:right="60" w:firstLine="0" w:firstLineChars="0"/>
               <w:rPr>
                 <w:rFonts w:ascii="Arial" w:hAnsi="Arial" w:eastAsia="Arial" w:cs="Arial"/>
                 <w:i w:val="false"/>
@@ -13170,7 +13170,7 @@
                 <w:right w:val="none" w:sz="0" w:space="0" w:color="000000"/>
               </w:pBdr>
               <w:spacing w:after="40" w:before="40" w:line="240"/>
-              <w:ind w:left="100" w:right="100" w:firstLine="0" w:firstLineChars="0"/>
+              <w:ind w:left="60" w:right="60" w:firstLine="0" w:firstLineChars="0"/>
               <w:rPr>
                 <w:rFonts w:ascii="Arial" w:hAnsi="Arial" w:eastAsia="Arial" w:cs="Arial"/>
                 <w:i w:val="false"/>
@@ -13225,7 +13225,7 @@
                 <w:right w:val="none" w:sz="0" w:space="0" w:color="000000"/>
               </w:pBdr>
               <w:spacing w:after="40" w:before="40" w:line="240"/>
-              <w:ind w:left="100" w:right="100" w:firstLine="0" w:firstLineChars="0"/>
+              <w:ind w:left="60" w:right="60" w:firstLine="0" w:firstLineChars="0"/>
               <w:rPr>
                 <w:rFonts w:ascii="Arial" w:hAnsi="Arial" w:eastAsia="Arial" w:cs="Arial"/>
                 <w:i w:val="false"/>
@@ -13285,7 +13285,7 @@
                 <w:right w:val="none" w:sz="0" w:space="0" w:color="000000"/>
               </w:pBdr>
               <w:spacing w:after="40" w:before="40" w:line="240"/>
-              <w:ind w:left="100" w:right="100" w:firstLine="0" w:firstLineChars="0"/>
+              <w:ind w:left="60" w:right="60" w:firstLine="0" w:firstLineChars="0"/>
               <w:rPr>
                 <w:rFonts w:ascii="Arial" w:hAnsi="Arial" w:eastAsia="Arial" w:cs="Arial"/>
                 <w:i w:val="false"/>
@@ -13340,7 +13340,7 @@
                 <w:right w:val="none" w:sz="0" w:space="0" w:color="000000"/>
               </w:pBdr>
               <w:spacing w:after="40" w:before="40" w:line="240"/>
-              <w:ind w:left="100" w:right="100" w:firstLine="0" w:firstLineChars="0"/>
+              <w:ind w:left="60" w:right="60" w:firstLine="0" w:firstLineChars="0"/>
               <w:rPr>
                 <w:rFonts w:ascii="Arial" w:hAnsi="Arial" w:eastAsia="Arial" w:cs="Arial"/>
                 <w:i w:val="false"/>
@@ -13395,7 +13395,7 @@
                 <w:right w:val="none" w:sz="0" w:space="0" w:color="000000"/>
               </w:pBdr>
               <w:spacing w:after="40" w:before="40" w:line="240"/>
-              <w:ind w:left="100" w:right="100" w:firstLine="0" w:firstLineChars="0"/>
+              <w:ind w:left="60" w:right="60" w:firstLine="0" w:firstLineChars="0"/>
               <w:rPr>
                 <w:rFonts w:ascii="Arial" w:hAnsi="Arial" w:eastAsia="Arial" w:cs="Arial"/>
                 <w:i w:val="false"/>
@@ -13450,7 +13450,7 @@
                 <w:right w:val="none" w:sz="0" w:space="0" w:color="000000"/>
               </w:pBdr>
               <w:spacing w:after="40" w:before="40" w:line="240"/>
-              <w:ind w:left="100" w:right="100" w:firstLine="0" w:firstLineChars="0"/>
+              <w:ind w:left="60" w:right="60" w:firstLine="0" w:firstLineChars="0"/>
               <w:rPr>
                 <w:rFonts w:ascii="Arial" w:hAnsi="Arial" w:eastAsia="Arial" w:cs="Arial"/>
                 <w:i w:val="false"/>
@@ -13505,7 +13505,7 @@
                 <w:right w:val="none" w:sz="0" w:space="0" w:color="000000"/>
               </w:pBdr>
               <w:spacing w:after="40" w:before="40" w:line="240"/>
-              <w:ind w:left="100" w:right="100" w:firstLine="0" w:firstLineChars="0"/>
+              <w:ind w:left="60" w:right="60" w:firstLine="0" w:firstLineChars="0"/>
               <w:rPr>
                 <w:rFonts w:ascii="Arial" w:hAnsi="Arial" w:eastAsia="Arial" w:cs="Arial"/>
                 <w:i w:val="false"/>
@@ -13565,7 +13565,7 @@
                 <w:right w:val="none" w:sz="0" w:space="0" w:color="000000"/>
               </w:pBdr>
               <w:spacing w:after="40" w:before="40" w:line="240"/>
-              <w:ind w:left="100" w:right="100" w:firstLine="0" w:firstLineChars="0"/>
+              <w:ind w:left="60" w:right="60" w:firstLine="0" w:firstLineChars="0"/>
               <w:rPr>
                 <w:rFonts w:ascii="Arial" w:hAnsi="Arial" w:eastAsia="Arial" w:cs="Arial"/>
                 <w:i w:val="false"/>
@@ -13620,7 +13620,7 @@
                 <w:right w:val="none" w:sz="0" w:space="0" w:color="000000"/>
               </w:pBdr>
               <w:spacing w:after="40" w:before="40" w:line="240"/>
-              <w:ind w:left="100" w:right="100" w:firstLine="0" w:firstLineChars="0"/>
+              <w:ind w:left="60" w:right="60" w:firstLine="0" w:firstLineChars="0"/>
               <w:rPr>
                 <w:rFonts w:ascii="Arial" w:hAnsi="Arial" w:eastAsia="Arial" w:cs="Arial"/>
                 <w:i w:val="false"/>
@@ -13675,7 +13675,7 @@
                 <w:right w:val="none" w:sz="0" w:space="0" w:color="000000"/>
               </w:pBdr>
               <w:spacing w:after="40" w:before="40" w:line="240"/>
-              <w:ind w:left="100" w:right="100" w:firstLine="0" w:firstLineChars="0"/>
+              <w:ind w:left="60" w:right="60" w:firstLine="0" w:firstLineChars="0"/>
               <w:rPr>
                 <w:rFonts w:ascii="Arial" w:hAnsi="Arial" w:eastAsia="Arial" w:cs="Arial"/>
                 <w:i w:val="false"/>
@@ -13730,7 +13730,7 @@
                 <w:right w:val="none" w:sz="0" w:space="0" w:color="000000"/>
               </w:pBdr>
               <w:spacing w:after="40" w:before="40" w:line="240"/>
-              <w:ind w:left="100" w:right="100" w:firstLine="0" w:firstLineChars="0"/>
+              <w:ind w:left="60" w:right="60" w:firstLine="0" w:firstLineChars="0"/>
               <w:rPr>
                 <w:rFonts w:ascii="Arial" w:hAnsi="Arial" w:eastAsia="Arial" w:cs="Arial"/>
                 <w:i w:val="false"/>
@@ -13785,7 +13785,7 @@
                 <w:right w:val="none" w:sz="0" w:space="0" w:color="000000"/>
               </w:pBdr>
               <w:spacing w:after="40" w:before="40" w:line="240"/>
-              <w:ind w:left="100" w:right="100" w:firstLine="0" w:firstLineChars="0"/>
+              <w:ind w:left="60" w:right="60" w:firstLine="0" w:firstLineChars="0"/>
               <w:rPr>
                 <w:rFonts w:ascii="Arial" w:hAnsi="Arial" w:eastAsia="Arial" w:cs="Arial"/>
                 <w:i w:val="false"/>
@@ -13845,7 +13845,7 @@
                 <w:right w:val="none" w:sz="0" w:space="0" w:color="000000"/>
               </w:pBdr>
               <w:spacing w:after="40" w:before="40" w:line="240"/>
-              <w:ind w:left="100" w:right="100" w:firstLine="0" w:firstLineChars="0"/>
+              <w:ind w:left="60" w:right="60" w:firstLine="0" w:firstLineChars="0"/>
               <w:rPr>
                 <w:rFonts w:ascii="Arial" w:hAnsi="Arial" w:eastAsia="Arial" w:cs="Arial"/>
                 <w:i w:val="false"/>
@@ -13900,7 +13900,7 @@
                 <w:right w:val="none" w:sz="0" w:space="0" w:color="000000"/>
               </w:pBdr>
               <w:spacing w:after="40" w:before="40" w:line="240"/>
-              <w:ind w:left="100" w:right="100" w:firstLine="0" w:firstLineChars="0"/>
+              <w:ind w:left="60" w:right="60" w:firstLine="0" w:firstLineChars="0"/>
               <w:rPr>
                 <w:rFonts w:ascii="Arial" w:hAnsi="Arial" w:eastAsia="Arial" w:cs="Arial"/>
                 <w:i w:val="false"/>
@@ -13955,7 +13955,7 @@
                 <w:right w:val="none" w:sz="0" w:space="0" w:color="000000"/>
               </w:pBdr>
               <w:spacing w:after="40" w:before="40" w:line="240"/>
-              <w:ind w:left="100" w:right="100" w:firstLine="0" w:firstLineChars="0"/>
+              <w:ind w:left="60" w:right="60" w:firstLine="0" w:firstLineChars="0"/>
               <w:rPr>
                 <w:rFonts w:ascii="Arial" w:hAnsi="Arial" w:eastAsia="Arial" w:cs="Arial"/>
                 <w:i w:val="false"/>
@@ -14010,7 +14010,7 @@
                 <w:right w:val="none" w:sz="0" w:space="0" w:color="000000"/>
               </w:pBdr>
               <w:spacing w:after="40" w:before="40" w:line="240"/>
-              <w:ind w:left="100" w:right="100" w:firstLine="0" w:firstLineChars="0"/>
+              <w:ind w:left="60" w:right="60" w:firstLine="0" w:firstLineChars="0"/>
               <w:rPr>
                 <w:rFonts w:ascii="Arial" w:hAnsi="Arial" w:eastAsia="Arial" w:cs="Arial"/>
                 <w:i w:val="false"/>
@@ -14065,7 +14065,7 @@
                 <w:right w:val="none" w:sz="0" w:space="0" w:color="000000"/>
               </w:pBdr>
               <w:spacing w:after="40" w:before="40" w:line="240"/>
-              <w:ind w:left="100" w:right="100" w:firstLine="0" w:firstLineChars="0"/>
+              <w:ind w:left="60" w:right="60" w:firstLine="0" w:firstLineChars="0"/>
               <w:rPr>
                 <w:rFonts w:ascii="Arial" w:hAnsi="Arial" w:eastAsia="Arial" w:cs="Arial"/>
                 <w:i w:val="false"/>
@@ -14125,7 +14125,7 @@
                 <w:right w:val="none" w:sz="0" w:space="0" w:color="000000"/>
               </w:pBdr>
               <w:spacing w:after="40" w:before="40" w:line="240"/>
-              <w:ind w:left="100" w:right="100" w:firstLine="0" w:firstLineChars="0"/>
+              <w:ind w:left="60" w:right="60" w:firstLine="0" w:firstLineChars="0"/>
               <w:rPr>
                 <w:rFonts w:ascii="Arial" w:hAnsi="Arial" w:eastAsia="Arial" w:cs="Arial"/>
                 <w:i w:val="false"/>
@@ -14180,7 +14180,7 @@
                 <w:right w:val="none" w:sz="0" w:space="0" w:color="000000"/>
               </w:pBdr>
               <w:spacing w:after="40" w:before="40" w:line="240"/>
-              <w:ind w:left="100" w:right="100" w:firstLine="0" w:firstLineChars="0"/>
+              <w:ind w:left="60" w:right="60" w:firstLine="0" w:firstLineChars="0"/>
               <w:rPr>
                 <w:rFonts w:ascii="Arial" w:hAnsi="Arial" w:eastAsia="Arial" w:cs="Arial"/>
                 <w:i w:val="false"/>
@@ -14235,7 +14235,7 @@
                 <w:right w:val="none" w:sz="0" w:space="0" w:color="000000"/>
               </w:pBdr>
               <w:spacing w:after="40" w:before="40" w:line="240"/>
-              <w:ind w:left="100" w:right="100" w:firstLine="0" w:firstLineChars="0"/>
+              <w:ind w:left="60" w:right="60" w:firstLine="0" w:firstLineChars="0"/>
               <w:rPr>
                 <w:rFonts w:ascii="Arial" w:hAnsi="Arial" w:eastAsia="Arial" w:cs="Arial"/>
                 <w:i w:val="false"/>
@@ -14290,7 +14290,7 @@
                 <w:right w:val="none" w:sz="0" w:space="0" w:color="000000"/>
               </w:pBdr>
               <w:spacing w:after="40" w:before="40" w:line="240"/>
-              <w:ind w:left="100" w:right="100" w:firstLine="0" w:firstLineChars="0"/>
+              <w:ind w:left="60" w:right="60" w:firstLine="0" w:firstLineChars="0"/>
               <w:rPr>
                 <w:rFonts w:ascii="Arial" w:hAnsi="Arial" w:eastAsia="Arial" w:cs="Arial"/>
                 <w:i w:val="false"/>
@@ -14345,7 +14345,7 @@
                 <w:right w:val="none" w:sz="0" w:space="0" w:color="000000"/>
               </w:pBdr>
               <w:spacing w:after="40" w:before="40" w:line="240"/>
-              <w:ind w:left="100" w:right="100" w:firstLine="0" w:firstLineChars="0"/>
+              <w:ind w:left="60" w:right="60" w:firstLine="0" w:firstLineChars="0"/>
               <w:rPr>
                 <w:rFonts w:ascii="Arial" w:hAnsi="Arial" w:eastAsia="Arial" w:cs="Arial"/>
                 <w:i w:val="false"/>
@@ -14405,7 +14405,7 @@
                 <w:right w:val="none" w:sz="0" w:space="0" w:color="000000"/>
               </w:pBdr>
               <w:spacing w:after="40" w:before="40" w:line="240"/>
-              <w:ind w:left="100" w:right="100" w:firstLine="0" w:firstLineChars="0"/>
+              <w:ind w:left="60" w:right="60" w:firstLine="0" w:firstLineChars="0"/>
               <w:rPr>
                 <w:rFonts w:ascii="Arial" w:hAnsi="Arial" w:eastAsia="Arial" w:cs="Arial"/>
                 <w:i w:val="false"/>
@@ -14460,7 +14460,7 @@
                 <w:right w:val="none" w:sz="0" w:space="0" w:color="000000"/>
               </w:pBdr>
               <w:spacing w:after="40" w:before="40" w:line="240"/>
-              <w:ind w:left="100" w:right="100" w:firstLine="0" w:firstLineChars="0"/>
+              <w:ind w:left="60" w:right="60" w:firstLine="0" w:firstLineChars="0"/>
               <w:rPr>
                 <w:rFonts w:ascii="Arial" w:hAnsi="Arial" w:eastAsia="Arial" w:cs="Arial"/>
                 <w:i w:val="false"/>
@@ -14515,7 +14515,7 @@
                 <w:right w:val="none" w:sz="0" w:space="0" w:color="000000"/>
               </w:pBdr>
               <w:spacing w:after="40" w:before="40" w:line="240"/>
-              <w:ind w:left="100" w:right="100" w:firstLine="0" w:firstLineChars="0"/>
+              <w:ind w:left="60" w:right="60" w:firstLine="0" w:firstLineChars="0"/>
               <w:rPr>
                 <w:rFonts w:ascii="Arial" w:hAnsi="Arial" w:eastAsia="Arial" w:cs="Arial"/>
                 <w:i w:val="false"/>
@@ -14570,7 +14570,7 @@
                 <w:right w:val="none" w:sz="0" w:space="0" w:color="000000"/>
               </w:pBdr>
               <w:spacing w:after="40" w:before="40" w:line="240"/>
-              <w:ind w:left="100" w:right="100" w:firstLine="0" w:firstLineChars="0"/>
+              <w:ind w:left="60" w:right="60" w:firstLine="0" w:firstLineChars="0"/>
               <w:rPr>
                 <w:rFonts w:ascii="Arial" w:hAnsi="Arial" w:eastAsia="Arial" w:cs="Arial"/>
                 <w:i w:val="false"/>
@@ -14625,7 +14625,7 @@
                 <w:right w:val="none" w:sz="0" w:space="0" w:color="000000"/>
               </w:pBdr>
               <w:spacing w:after="40" w:before="40" w:line="240"/>
-              <w:ind w:left="100" w:right="100" w:firstLine="0" w:firstLineChars="0"/>
+              <w:ind w:left="60" w:right="60" w:firstLine="0" w:firstLineChars="0"/>
               <w:rPr>
                 <w:rFonts w:ascii="Arial" w:hAnsi="Arial" w:eastAsia="Arial" w:cs="Arial"/>
                 <w:i w:val="false"/>
@@ -14685,7 +14685,7 @@
                 <w:right w:val="none" w:sz="0" w:space="0" w:color="000000"/>
               </w:pBdr>
               <w:spacing w:after="40" w:before="40" w:line="240"/>
-              <w:ind w:left="100" w:right="100" w:firstLine="0" w:firstLineChars="0"/>
+              <w:ind w:left="60" w:right="60" w:firstLine="0" w:firstLineChars="0"/>
               <w:rPr>
                 <w:rFonts w:ascii="Arial" w:hAnsi="Arial" w:eastAsia="Arial" w:cs="Arial"/>
                 <w:i w:val="false"/>
@@ -14740,7 +14740,7 @@
                 <w:right w:val="none" w:sz="0" w:space="0" w:color="000000"/>
               </w:pBdr>
               <w:spacing w:after="40" w:before="40" w:line="240"/>
-              <w:ind w:left="100" w:right="100" w:firstLine="0" w:firstLineChars="0"/>
+              <w:ind w:left="60" w:right="60" w:firstLine="0" w:firstLineChars="0"/>
               <w:rPr>
                 <w:rFonts w:ascii="Arial" w:hAnsi="Arial" w:eastAsia="Arial" w:cs="Arial"/>
                 <w:i w:val="false"/>
@@ -14795,7 +14795,7 @@
                 <w:right w:val="none" w:sz="0" w:space="0" w:color="000000"/>
               </w:pBdr>
               <w:spacing w:after="40" w:before="40" w:line="240"/>
-              <w:ind w:left="100" w:right="100" w:firstLine="0" w:firstLineChars="0"/>
+              <w:ind w:left="60" w:right="60" w:firstLine="0" w:firstLineChars="0"/>
               <w:rPr>
                 <w:rFonts w:ascii="Arial" w:hAnsi="Arial" w:eastAsia="Arial" w:cs="Arial"/>
                 <w:i w:val="false"/>
@@ -14850,7 +14850,7 @@
                 <w:right w:val="none" w:sz="0" w:space="0" w:color="000000"/>
               </w:pBdr>
               <w:spacing w:after="40" w:before="40" w:line="240"/>
-              <w:ind w:left="100" w:right="100" w:firstLine="0" w:firstLineChars="0"/>
+              <w:ind w:left="60" w:right="60" w:firstLine="0" w:firstLineChars="0"/>
               <w:rPr>
                 <w:rFonts w:ascii="Arial" w:hAnsi="Arial" w:eastAsia="Arial" w:cs="Arial"/>
                 <w:i w:val="false"/>
@@ -14905,7 +14905,7 @@
                 <w:right w:val="none" w:sz="0" w:space="0" w:color="000000"/>
               </w:pBdr>
               <w:spacing w:after="40" w:before="40" w:line="240"/>
-              <w:ind w:left="100" w:right="100" w:firstLine="0" w:firstLineChars="0"/>
+              <w:ind w:left="60" w:right="60" w:firstLine="0" w:firstLineChars="0"/>
               <w:rPr>
                 <w:rFonts w:ascii="Arial" w:hAnsi="Arial" w:eastAsia="Arial" w:cs="Arial"/>
                 <w:i w:val="false"/>
